--- a/docs/BYYEAR/Расстреляны_1934.docx
+++ b/docs/BYYEAR/Расстреляны_1934.docx
@@ -1,6 +1,6 @@
 
 <file path=word/document.xml><?xml version="1.0" encoding="utf-8"?>
-<w:document xmlns:wpc="http://schemas.microsoft.com/office/word/2010/wordprocessingCanvas" xmlns:cx="http://schemas.microsoft.com/office/drawing/2014/chartex" xmlns:cx1="http://schemas.microsoft.com/office/drawing/2015/9/8/chartex" xmlns:cx2="http://schemas.microsoft.com/office/drawing/2015/10/21/chartex" xmlns:cx3="http://schemas.microsoft.com/office/drawing/2016/5/9/chartex" xmlns:cx4="http://schemas.microsoft.com/office/drawing/2016/5/10/chartex" xmlns:cx5="http://schemas.microsoft.com/office/drawing/2016/5/11/chartex" xmlns:cx6="http://schemas.microsoft.com/office/drawing/2016/5/12/chartex" xmlns:cx7="http://schemas.microsoft.com/office/drawing/2016/5/13/chartex" xmlns:cx8="http://schemas.microsoft.com/office/drawing/2016/5/14/chartex" xmlns:mc="http://schemas.openxmlformats.org/markup-compatibility/2006" xmlns:aink="http://schemas.microsoft.com/office/drawing/2016/ink" xmlns:am3d="http://schemas.microsoft.com/office/drawing/2017/model3d" xmlns:o="urn:schemas-microsoft-com:office:office" xmlns:oel="http://schemas.microsoft.com/office/2019/extlst" xmlns:r="http://schemas.openxmlformats.org/officeDocument/2006/relationships" xmlns:m="http://schemas.openxmlformats.org/officeDocument/2006/math" xmlns:v="urn:schemas-microsoft-com:vml" xmlns:wp14="http://schemas.microsoft.com/office/word/2010/wordprocessingDrawing" xmlns:wp="http://schemas.openxmlformats.org/drawingml/2006/wordprocessingDrawing" xmlns:w10="urn:schemas-microsoft-com:office:word" xmlns:w="http://schemas.openxmlformats.org/wordprocessingml/2006/main" xmlns:w14="http://schemas.microsoft.com/office/word/2010/wordml" xmlns:w15="http://schemas.microsoft.com/office/word/2012/wordml" xmlns:w16cex="http://schemas.microsoft.com/office/word/2018/wordml/cex" xmlns:w16cid="http://schemas.microsoft.com/office/word/2016/wordml/cid" xmlns:w16="http://schemas.microsoft.com/office/word/2018/wordml" xmlns:w16du="http://schemas.microsoft.com/office/word/2023/wordml/word16du" xmlns:w16sdtdh="http://schemas.microsoft.com/office/word/2020/wordml/sdtdatahash" xmlns:w16se="http://schemas.microsoft.com/office/word/2015/wordml/symex" xmlns:wpg="http://schemas.microsoft.com/office/word/2010/wordprocessingGroup" xmlns:wpi="http://schemas.microsoft.com/office/word/2010/wordprocessingInk" xmlns:wne="http://schemas.microsoft.com/office/word/2006/wordml" xmlns:wps="http://schemas.microsoft.com/office/word/2010/wordprocessingShape" mc:Ignorable="w14 w15 w16se w16cid w16 w16cex w16sdtdh w16du wp14">
+<w:document xmlns:wpc="http://schemas.microsoft.com/office/word/2010/wordprocessingCanvas" xmlns:cx="http://schemas.microsoft.com/office/drawing/2014/chartex" xmlns:cx1="http://schemas.microsoft.com/office/drawing/2015/9/8/chartex" xmlns:cx2="http://schemas.microsoft.com/office/drawing/2015/10/21/chartex" xmlns:cx3="http://schemas.microsoft.com/office/drawing/2016/5/9/chartex" xmlns:cx4="http://schemas.microsoft.com/office/drawing/2016/5/10/chartex" xmlns:cx5="http://schemas.microsoft.com/office/drawing/2016/5/11/chartex" xmlns:cx6="http://schemas.microsoft.com/office/drawing/2016/5/12/chartex" xmlns:cx7="http://schemas.microsoft.com/office/drawing/2016/5/13/chartex" xmlns:cx8="http://schemas.microsoft.com/office/drawing/2016/5/14/chartex" xmlns:mc="http://schemas.openxmlformats.org/markup-compatibility/2006" xmlns:aink="http://schemas.microsoft.com/office/drawing/2016/ink" xmlns:am3d="http://schemas.microsoft.com/office/drawing/2017/model3d" xmlns:o="urn:schemas-microsoft-com:office:office" xmlns:oel="http://schemas.microsoft.com/office/2019/extlst" xmlns:r="http://schemas.openxmlformats.org/officeDocument/2006/relationships" xmlns:m="http://schemas.openxmlformats.org/officeDocument/2006/math" xmlns:v="urn:schemas-microsoft-com:vml" xmlns:wp14="http://schemas.microsoft.com/office/word/2010/wordprocessingDrawing" xmlns:wp="http://schemas.openxmlformats.org/drawingml/2006/wordprocessingDrawing" xmlns:w10="urn:schemas-microsoft-com:office:word" xmlns:w="http://schemas.openxmlformats.org/wordprocessingml/2006/main" xmlns:w14="http://schemas.microsoft.com/office/word/2010/wordml" xmlns:w15="http://schemas.microsoft.com/office/word/2012/wordml" xmlns:w16cex="http://schemas.microsoft.com/office/word/2018/wordml/cex" xmlns:w16cid="http://schemas.microsoft.com/office/word/2016/wordml/cid" xmlns:w16="http://schemas.microsoft.com/office/word/2018/wordml" xmlns:w16du="http://schemas.microsoft.com/office/word/2023/wordml/word16du" xmlns:w16sdtdh="http://schemas.microsoft.com/office/word/2020/wordml/sdtdatahash" xmlns:w16sdtfl="http://schemas.microsoft.com/office/word/2024/wordml/sdtformatlock" xmlns:w16se="http://schemas.microsoft.com/office/word/2015/wordml/symex" xmlns:wpg="http://schemas.microsoft.com/office/word/2010/wordprocessingGroup" xmlns:wpi="http://schemas.microsoft.com/office/word/2010/wordprocessingInk" xmlns:wne="http://schemas.microsoft.com/office/word/2006/wordml" xmlns:wps="http://schemas.microsoft.com/office/word/2010/wordprocessingShape" mc:Ignorable="w14 w15 w16se w16cid w16 w16cex w16sdtdh w16sdtfl w16du wp14">
   <w:body>
     <w:p>
       <w:pPr>
@@ -74,55 +74,11 @@
           <w:rFonts w:ascii="Arial" w:hAnsi="Arial" w:cs="Arial"/>
           <w:b/>
           <w:bCs/>
-          <w:sz w:val="16"/>
-          <w:szCs w:val="16"/>
+          <w:sz w:val="18"/>
+          <w:szCs w:val="18"/>
           <w:lang w:val="ru-RU"/>
         </w:rPr>
-        <w:t xml:space="preserve">ПО ПРИГОВОРАМ </w:t>
-      </w:r>
-      <w:r>
-        <w:rPr>
-          <w:rFonts w:ascii="Arial" w:hAnsi="Arial" w:cs="Arial"/>
-          <w:b/>
-          <w:bCs/>
-          <w:sz w:val="16"/>
-          <w:szCs w:val="16"/>
-          <w:lang w:val="ru-RU"/>
-        </w:rPr>
-        <w:t>“</w:t>
-      </w:r>
-      <w:r>
-        <w:rPr>
-          <w:rFonts w:ascii="Arial" w:hAnsi="Arial" w:cs="Arial"/>
-          <w:b/>
-          <w:bCs/>
-          <w:sz w:val="16"/>
-          <w:szCs w:val="16"/>
-          <w:lang w:val="ru-RU"/>
-        </w:rPr>
-        <w:t>ТРОЕК</w:t>
-      </w:r>
-      <w:r>
-        <w:rPr>
-          <w:rFonts w:ascii="Arial" w:hAnsi="Arial" w:cs="Arial"/>
-          <w:b/>
-          <w:bCs/>
-          <w:sz w:val="16"/>
-          <w:szCs w:val="16"/>
-          <w:lang w:val="ru-RU"/>
-        </w:rPr>
-        <w:t>”</w:t>
-      </w:r>
-      <w:r>
-        <w:rPr>
-          <w:rFonts w:ascii="Arial" w:hAnsi="Arial" w:cs="Arial"/>
-          <w:b/>
-          <w:bCs/>
-          <w:sz w:val="16"/>
-          <w:szCs w:val="16"/>
-          <w:lang w:val="ru-RU"/>
-        </w:rPr>
-        <w:t xml:space="preserve"> ПП ОГПУ </w:t>
+        <w:t xml:space="preserve">ПО ПРИГОВОРАМ “ТРОЕК” ПП </w:t>
       </w:r>
       <w:r>
         <w:rPr>
@@ -133,7 +89,18 @@
           <w:szCs w:val="18"/>
           <w:lang w:val="ru-RU"/>
         </w:rPr>
-        <w:t xml:space="preserve"> В 19</w:t>
+        <w:t>ОГПУ В</w:t>
+      </w:r>
+      <w:r>
+        <w:rPr>
+          <w:rFonts w:ascii="Arial" w:hAnsi="Arial" w:cs="Arial"/>
+          <w:b/>
+          <w:bCs/>
+          <w:sz w:val="18"/>
+          <w:szCs w:val="18"/>
+          <w:lang w:val="ru-RU"/>
+        </w:rPr>
+        <w:t xml:space="preserve"> 19</w:t>
       </w:r>
       <w:r>
         <w:rPr>
@@ -292,6 +259,7 @@
                 <w:color w:val="FF0000"/>
                 <w:sz w:val="16"/>
                 <w:szCs w:val="16"/>
+                <w:lang w:val="ru-RU"/>
               </w:rPr>
             </w:pPr>
             <w:r>
@@ -451,6 +419,7 @@
                 <w:rFonts w:ascii="Arial" w:hAnsi="Arial" w:cs="Arial"/>
                 <w:sz w:val="16"/>
                 <w:szCs w:val="16"/>
+                <w:lang w:val="ru-RU"/>
               </w:rPr>
               <w:t>.</w:t>
             </w:r>
@@ -516,7 +485,27 @@
                 <w:szCs w:val="16"/>
                 <w:lang w:val="ru-RU"/>
               </w:rPr>
-              <w:t>максимальное число расстреляно в возрастной группе 30-39 лет</w:t>
+              <w:t xml:space="preserve">максимальное число расстреляно в возрастной группе </w:t>
+            </w:r>
+            <w:proofErr w:type="gramStart"/>
+            <w:r>
+              <w:rPr>
+                <w:rFonts w:ascii="Arial" w:hAnsi="Arial" w:cs="Arial"/>
+                <w:sz w:val="16"/>
+                <w:szCs w:val="16"/>
+                <w:lang w:val="ru-RU"/>
+              </w:rPr>
+              <w:t>30-39</w:t>
+            </w:r>
+            <w:proofErr w:type="gramEnd"/>
+            <w:r>
+              <w:rPr>
+                <w:rFonts w:ascii="Arial" w:hAnsi="Arial" w:cs="Arial"/>
+                <w:sz w:val="16"/>
+                <w:szCs w:val="16"/>
+                <w:lang w:val="ru-RU"/>
+              </w:rPr>
+              <w:t xml:space="preserve"> лет</w:t>
             </w:r>
             <w:r>
               <w:rPr>
@@ -850,10 +839,8 @@
               <w:jc w:val="center"/>
               <w:rPr>
                 <w:rFonts w:ascii="Arial" w:hAnsi="Arial" w:cs="Arial"/>
-                <w:b/>
-                <w:bCs/>
-                <w:sz w:val="18"/>
-                <w:szCs w:val="18"/>
+                <w:sz w:val="16"/>
+                <w:szCs w:val="16"/>
                 <w:lang w:val="ru-RU"/>
               </w:rPr>
             </w:pPr>
@@ -916,6 +903,7 @@
                 <w:rFonts w:ascii="Arial" w:hAnsi="Arial" w:cs="Arial"/>
                 <w:sz w:val="16"/>
                 <w:szCs w:val="16"/>
+                <w:lang w:val="ru-RU"/>
               </w:rPr>
               <w:t>;</w:t>
             </w:r>
@@ -934,7 +922,6 @@
     </w:tbl>
     <w:p>
       <w:pPr>
-        <w:jc w:val="center"/>
         <w:rPr>
           <w:rFonts w:ascii="Arial" w:hAnsi="Arial" w:cs="Arial"/>
           <w:b/>
@@ -945,348 +932,102 @@
         </w:rPr>
       </w:pPr>
     </w:p>
-    <w:tbl>
-      <w:tblPr>
-        <w:tblStyle w:val="TableGrid"/>
-        <w:tblW w:w="0" w:type="auto"/>
-        <w:tblInd w:w="1075" w:type="dxa"/>
-        <w:tblLook w:val="04A0" w:firstRow="1" w:lastRow="0" w:firstColumn="1" w:lastColumn="0" w:noHBand="0" w:noVBand="1"/>
-      </w:tblPr>
-      <w:tblGrid>
-        <w:gridCol w:w="2041"/>
-        <w:gridCol w:w="2729"/>
-        <w:gridCol w:w="2250"/>
-      </w:tblGrid>
-      <w:tr>
-        <w:tc>
-          <w:tcPr>
-            <w:tcW w:w="7020" w:type="dxa"/>
-            <w:gridSpan w:val="3"/>
-          </w:tcPr>
-          <w:p>
-            <w:pPr>
-              <w:jc w:val="center"/>
-              <w:rPr>
-                <w:rFonts w:ascii="Arial" w:hAnsi="Arial" w:cs="Arial"/>
-                <w:b/>
-                <w:bCs/>
-                <w:sz w:val="16"/>
-                <w:szCs w:val="16"/>
-                <w:lang w:val="ru-RU"/>
-              </w:rPr>
-            </w:pPr>
-            <w:r>
-              <w:rPr>
-                <w:rFonts w:ascii="Arial" w:hAnsi="Arial" w:cs="Arial"/>
-                <w:b/>
-                <w:bCs/>
-                <w:sz w:val="16"/>
-                <w:szCs w:val="16"/>
-                <w:lang w:val="ru-RU"/>
-              </w:rPr>
-              <w:t xml:space="preserve">ВОЗРАСТНАЯ ТАБЛИЦА / ЧИСЛО РАССТРЕЛЯННЫХ ЖЕНЩИН В 1934 г. </w:t>
-            </w:r>
-          </w:p>
-          <w:p>
-            <w:pPr>
-              <w:jc w:val="center"/>
-              <w:rPr>
-                <w:rFonts w:ascii="Arial" w:hAnsi="Arial" w:cs="Arial"/>
-                <w:b/>
-                <w:bCs/>
-                <w:sz w:val="18"/>
-                <w:szCs w:val="18"/>
-                <w:lang w:val="ru-RU"/>
-              </w:rPr>
-            </w:pPr>
-            <w:r>
-              <w:rPr>
-                <w:rFonts w:ascii="Arial" w:hAnsi="Arial" w:cs="Arial"/>
-                <w:b/>
-                <w:bCs/>
-                <w:sz w:val="16"/>
-                <w:szCs w:val="16"/>
-                <w:lang w:val="ru-RU"/>
-              </w:rPr>
-              <w:t xml:space="preserve">(Возрастной разброс </w:t>
-            </w:r>
-            <w:r>
-              <w:rPr>
-                <w:rFonts w:ascii="Arial" w:hAnsi="Arial" w:cs="Arial"/>
-                <w:b/>
-                <w:bCs/>
-                <w:sz w:val="16"/>
-                <w:szCs w:val="16"/>
-                <w:lang w:val="ru-RU"/>
-              </w:rPr>
-              <w:t>26</w:t>
-            </w:r>
-            <w:r>
-              <w:rPr>
-                <w:rFonts w:ascii="Arial" w:hAnsi="Arial" w:cs="Arial"/>
-                <w:b/>
-                <w:bCs/>
-                <w:sz w:val="16"/>
-                <w:szCs w:val="16"/>
-                <w:lang w:val="ru-RU"/>
-              </w:rPr>
-              <w:t>-</w:t>
-            </w:r>
-            <w:r>
-              <w:rPr>
-                <w:rFonts w:ascii="Arial" w:hAnsi="Arial" w:cs="Arial"/>
-                <w:b/>
-                <w:bCs/>
-                <w:sz w:val="16"/>
-                <w:szCs w:val="16"/>
-                <w:lang w:val="ru-RU"/>
-              </w:rPr>
-              <w:t>40</w:t>
-            </w:r>
-            <w:r>
-              <w:rPr>
-                <w:rFonts w:ascii="Arial" w:hAnsi="Arial" w:cs="Arial"/>
-                <w:b/>
-                <w:bCs/>
-                <w:sz w:val="16"/>
-                <w:szCs w:val="16"/>
-                <w:lang w:val="ru-RU"/>
-              </w:rPr>
-              <w:t>)</w:t>
-            </w:r>
-          </w:p>
-        </w:tc>
-      </w:tr>
-      <w:tr>
-        <w:tc>
-          <w:tcPr>
-            <w:tcW w:w="2041" w:type="dxa"/>
-            <w:vAlign w:val="center"/>
-          </w:tcPr>
-          <w:p>
-            <w:pPr>
-              <w:jc w:val="center"/>
-              <w:rPr>
-                <w:rFonts w:ascii="Arial" w:hAnsi="Arial" w:cs="Arial"/>
-                <w:b/>
-                <w:bCs/>
-                <w:sz w:val="18"/>
-                <w:szCs w:val="18"/>
-                <w:lang w:val="ru-RU"/>
-              </w:rPr>
-            </w:pPr>
-            <w:r>
-              <w:rPr>
-                <w:rFonts w:ascii="Arial" w:hAnsi="Arial" w:cs="Arial"/>
-                <w:sz w:val="16"/>
-                <w:szCs w:val="16"/>
-                <w:lang w:val="ru-RU"/>
-              </w:rPr>
-              <w:t>20</w:t>
-            </w:r>
-            <w:r>
-              <w:rPr>
-                <w:rFonts w:ascii="Arial" w:hAnsi="Arial" w:cs="Arial"/>
-                <w:sz w:val="16"/>
-                <w:szCs w:val="16"/>
-              </w:rPr>
-              <w:t>-</w:t>
-            </w:r>
-            <w:r>
-              <w:rPr>
-                <w:rFonts w:ascii="Arial" w:hAnsi="Arial" w:cs="Arial"/>
-                <w:sz w:val="16"/>
-                <w:szCs w:val="16"/>
-                <w:lang w:val="ru-RU"/>
-              </w:rPr>
-              <w:t>29</w:t>
-            </w:r>
-          </w:p>
-        </w:tc>
-        <w:tc>
-          <w:tcPr>
-            <w:tcW w:w="2729" w:type="dxa"/>
-            <w:vAlign w:val="center"/>
-          </w:tcPr>
-          <w:p>
-            <w:pPr>
-              <w:jc w:val="center"/>
-              <w:rPr>
-                <w:rFonts w:ascii="Arial" w:hAnsi="Arial" w:cs="Arial"/>
-                <w:b/>
-                <w:bCs/>
-                <w:sz w:val="18"/>
-                <w:szCs w:val="18"/>
-                <w:lang w:val="ru-RU"/>
-              </w:rPr>
-            </w:pPr>
-            <w:r>
-              <w:rPr>
-                <w:rFonts w:ascii="Arial" w:hAnsi="Arial" w:cs="Arial"/>
-                <w:sz w:val="16"/>
-                <w:szCs w:val="16"/>
-                <w:lang w:val="ru-RU"/>
-              </w:rPr>
-              <w:t>30</w:t>
-            </w:r>
-            <w:r>
-              <w:rPr>
-                <w:rFonts w:ascii="Arial" w:hAnsi="Arial" w:cs="Arial"/>
-                <w:sz w:val="16"/>
-                <w:szCs w:val="16"/>
-              </w:rPr>
-              <w:t>-</w:t>
-            </w:r>
-            <w:r>
-              <w:rPr>
-                <w:rFonts w:ascii="Arial" w:hAnsi="Arial" w:cs="Arial"/>
-                <w:sz w:val="16"/>
-                <w:szCs w:val="16"/>
-                <w:lang w:val="ru-RU"/>
-              </w:rPr>
-              <w:t>39</w:t>
-            </w:r>
-          </w:p>
-        </w:tc>
-        <w:tc>
-          <w:tcPr>
-            <w:tcW w:w="2250" w:type="dxa"/>
-            <w:vAlign w:val="center"/>
-          </w:tcPr>
-          <w:p>
-            <w:pPr>
-              <w:jc w:val="center"/>
-              <w:rPr>
-                <w:rFonts w:ascii="Arial" w:hAnsi="Arial" w:cs="Arial"/>
-                <w:b/>
-                <w:bCs/>
-                <w:sz w:val="18"/>
-                <w:szCs w:val="18"/>
-                <w:lang w:val="ru-RU"/>
-              </w:rPr>
-            </w:pPr>
-            <w:r>
-              <w:rPr>
-                <w:rFonts w:ascii="Arial" w:hAnsi="Arial" w:cs="Arial"/>
-                <w:sz w:val="16"/>
-                <w:szCs w:val="16"/>
-                <w:lang w:val="ru-RU"/>
-              </w:rPr>
-              <w:t>40</w:t>
-            </w:r>
-            <w:r>
-              <w:rPr>
-                <w:rFonts w:ascii="Arial" w:hAnsi="Arial" w:cs="Arial"/>
-                <w:sz w:val="16"/>
-                <w:szCs w:val="16"/>
-              </w:rPr>
-              <w:t>-</w:t>
-            </w:r>
-            <w:r>
-              <w:rPr>
-                <w:rFonts w:ascii="Arial" w:hAnsi="Arial" w:cs="Arial"/>
-                <w:sz w:val="16"/>
-                <w:szCs w:val="16"/>
-                <w:lang w:val="ru-RU"/>
-              </w:rPr>
-              <w:t>49</w:t>
-            </w:r>
-          </w:p>
-        </w:tc>
-      </w:tr>
-      <w:tr>
-        <w:tc>
-          <w:tcPr>
-            <w:tcW w:w="2041" w:type="dxa"/>
-            <w:vAlign w:val="center"/>
-          </w:tcPr>
-          <w:p>
-            <w:pPr>
-              <w:jc w:val="center"/>
-              <w:rPr>
-                <w:rFonts w:ascii="Arial" w:hAnsi="Arial" w:cs="Arial"/>
-                <w:b/>
-                <w:bCs/>
-                <w:sz w:val="18"/>
-                <w:szCs w:val="18"/>
-                <w:lang w:val="ru-RU"/>
-              </w:rPr>
-            </w:pPr>
-            <w:r>
-              <w:rPr>
-                <w:rFonts w:ascii="Arial" w:hAnsi="Arial" w:cs="Arial"/>
-                <w:sz w:val="16"/>
-                <w:szCs w:val="16"/>
-                <w:lang w:val="ru-RU"/>
-              </w:rPr>
-              <w:t>1</w:t>
-            </w:r>
-          </w:p>
-        </w:tc>
-        <w:tc>
-          <w:tcPr>
-            <w:tcW w:w="2729" w:type="dxa"/>
-            <w:vAlign w:val="center"/>
-          </w:tcPr>
-          <w:p>
-            <w:pPr>
-              <w:jc w:val="center"/>
-              <w:rPr>
-                <w:rFonts w:ascii="Arial" w:hAnsi="Arial" w:cs="Arial"/>
-                <w:b/>
-                <w:bCs/>
-                <w:sz w:val="18"/>
-                <w:szCs w:val="18"/>
-                <w:lang w:val="ru-RU"/>
-              </w:rPr>
-            </w:pPr>
-            <w:r>
-              <w:rPr>
-                <w:rFonts w:ascii="Arial" w:hAnsi="Arial" w:cs="Arial"/>
-                <w:sz w:val="16"/>
-                <w:szCs w:val="16"/>
-                <w:lang w:val="ru-RU"/>
-              </w:rPr>
-              <w:t>6</w:t>
-            </w:r>
-          </w:p>
-        </w:tc>
-        <w:tc>
-          <w:tcPr>
-            <w:tcW w:w="2250" w:type="dxa"/>
-            <w:vAlign w:val="center"/>
-          </w:tcPr>
-          <w:p>
-            <w:pPr>
-              <w:jc w:val="center"/>
-              <w:rPr>
-                <w:rFonts w:ascii="Arial" w:hAnsi="Arial" w:cs="Arial"/>
-                <w:b/>
-                <w:bCs/>
-                <w:sz w:val="18"/>
-                <w:szCs w:val="18"/>
-                <w:lang w:val="ru-RU"/>
-              </w:rPr>
-            </w:pPr>
-            <w:r>
-              <w:rPr>
-                <w:rFonts w:ascii="Arial" w:hAnsi="Arial" w:cs="Arial"/>
-                <w:sz w:val="16"/>
-                <w:szCs w:val="16"/>
-                <w:lang w:val="ru-RU"/>
-              </w:rPr>
-              <w:t>2</w:t>
-            </w:r>
-          </w:p>
-        </w:tc>
-      </w:tr>
-    </w:tbl>
     <w:p>
       <w:pPr>
+        <w:suppressAutoHyphens w:val="0"/>
+        <w:jc w:val="center"/>
         <w:rPr>
           <w:rFonts w:ascii="Arial" w:hAnsi="Arial" w:cs="Arial"/>
           <w:b/>
           <w:bCs/>
+          <w:color w:val="000000"/>
+          <w:sz w:val="18"/>
+          <w:szCs w:val="18"/>
+          <w:lang w:val="ru-RU"/>
+        </w:rPr>
+      </w:pPr>
+      <w:r>
+        <w:rPr>
+          <w:rFonts w:ascii="Arial" w:hAnsi="Arial" w:cs="Arial"/>
+          <w:b/>
+          <w:bCs/>
+          <w:color w:val="000000"/>
+          <w:sz w:val="18"/>
+          <w:szCs w:val="18"/>
+          <w:lang w:val="ru-RU"/>
+        </w:rPr>
+        <w:t>ЧИСЛЕННОСТЬ РАССТРЕЛЯННЫХ ЖЕНЩИН ПО ВОЗРАСТАМ</w:t>
+      </w:r>
+      <w:r>
+        <w:rPr>
+          <w:rFonts w:ascii="Arial" w:hAnsi="Arial" w:cs="Arial"/>
+          <w:b/>
+          <w:bCs/>
+          <w:color w:val="000000"/>
+          <w:sz w:val="18"/>
+          <w:szCs w:val="18"/>
+          <w:lang w:val="ru-RU"/>
+        </w:rPr>
+        <w:t>, 1934 г.</w:t>
+      </w:r>
+    </w:p>
+    <w:p>
+      <w:pPr>
+        <w:suppressAutoHyphens w:val="0"/>
+        <w:jc w:val="center"/>
+        <w:rPr>
+          <w:rFonts w:ascii="Arial" w:eastAsia="Times New Roman" w:hAnsi="Arial" w:cs="Arial"/>
+          <w:b/>
+          <w:bCs/>
+          <w:color w:val="000000"/>
+          <w:sz w:val="18"/>
+          <w:szCs w:val="18"/>
+          <w:lang w:val="ru-RU" w:eastAsia="en-US" w:bidi="ar-SA"/>
+        </w:rPr>
+      </w:pPr>
+      <w:r>
+        <w:rPr>
+          <w:noProof/>
+          <w14:ligatures w14:val="standardContextual"/>
+        </w:rPr>
+        <w:drawing>
+          <wp:inline distT="0" distB="0" distL="0" distR="0" wp14:anchorId="04A221B5" wp14:editId="5AF3DAA5">
+            <wp:extent cx="3316013" cy="1458310"/>
+            <wp:effectExtent l="0" t="0" r="17780" b="8890"/>
+            <wp:docPr id="1213949463" name="Chart 1">
+              <a:extLst xmlns:a="http://schemas.openxmlformats.org/drawingml/2006/main">
+                <a:ext uri="{FF2B5EF4-FFF2-40B4-BE49-F238E27FC236}">
+                  <a16:creationId xmlns:a16="http://schemas.microsoft.com/office/drawing/2014/main" id="{7326B798-51FC-4CF9-89DB-74EDCEEBF38B}"/>
+                </a:ext>
+              </a:extLst>
+            </wp:docPr>
+            <wp:cNvGraphicFramePr/>
+            <a:graphic xmlns:a="http://schemas.openxmlformats.org/drawingml/2006/main">
+              <a:graphicData uri="http://schemas.openxmlformats.org/drawingml/2006/chart">
+                <c:chart xmlns:c="http://schemas.openxmlformats.org/drawingml/2006/chart" xmlns:r="http://schemas.openxmlformats.org/officeDocument/2006/relationships" r:id="rId5"/>
+              </a:graphicData>
+            </a:graphic>
+          </wp:inline>
+        </w:drawing>
+      </w:r>
+      <w:r>
+        <w:rPr>
+          <w:rFonts w:ascii="Arial" w:hAnsi="Arial" w:cs="Arial"/>
+          <w:b/>
+          <w:bCs/>
+          <w:color w:val="000000"/>
+          <w:sz w:val="18"/>
+          <w:szCs w:val="18"/>
+          <w:lang w:val="ru-RU"/>
+        </w:rPr>
+        <w:t xml:space="preserve"> </w:t>
+      </w:r>
+    </w:p>
+    <w:p>
+      <w:pPr>
+        <w:jc w:val="center"/>
+        <w:rPr>
+          <w:rFonts w:ascii="Arial" w:hAnsi="Arial" w:cs="Arial"/>
           <w:sz w:val="18"/>
           <w:szCs w:val="18"/>
           <w:lang w:val="ru-RU"/>
@@ -1364,7 +1105,29 @@
                 <w:szCs w:val="16"/>
                 <w:lang w:val="ru-RU"/>
               </w:rPr>
-              <w:t xml:space="preserve">Билозир Лидия Ивановна  40 лет    </w:t>
+              <w:t xml:space="preserve">Билозир Лидия </w:t>
+            </w:r>
+            <w:proofErr w:type="gramStart"/>
+            <w:r>
+              <w:rPr>
+                <w:rFonts w:ascii="Arial" w:hAnsi="Arial" w:cs="Arial"/>
+                <w:b/>
+                <w:sz w:val="16"/>
+                <w:szCs w:val="16"/>
+                <w:lang w:val="ru-RU"/>
+              </w:rPr>
+              <w:t>Ивановна  40</w:t>
+            </w:r>
+            <w:proofErr w:type="gramEnd"/>
+            <w:r>
+              <w:rPr>
+                <w:rFonts w:ascii="Arial" w:hAnsi="Arial" w:cs="Arial"/>
+                <w:b/>
+                <w:sz w:val="16"/>
+                <w:szCs w:val="16"/>
+                <w:lang w:val="ru-RU"/>
+              </w:rPr>
+              <w:t xml:space="preserve"> лет    </w:t>
             </w:r>
           </w:p>
           <w:p>
@@ -1396,7 +1159,73 @@
                 <w:szCs w:val="16"/>
                 <w:lang w:val="ru-RU"/>
               </w:rPr>
-              <w:t>1894 г.р., нучный сотрудник. Статья обвинения: 54-8 УК УССР. Выездная сессия Военной коллегии Верховного суда СССР. Дата приговора: 14.12.1934. Приговор: расстрел. расстреляна 14.12.19еабилитирована 1957 г. Архивные данные</w:t>
+              <w:t xml:space="preserve">1894 г.р., </w:t>
+            </w:r>
+            <w:proofErr w:type="spellStart"/>
+            <w:r>
+              <w:rPr>
+                <w:rFonts w:ascii="Arial" w:hAnsi="Arial" w:cs="Arial"/>
+                <w:bCs/>
+                <w:sz w:val="16"/>
+                <w:szCs w:val="16"/>
+                <w:lang w:val="ru-RU"/>
+              </w:rPr>
+              <w:t>нучный</w:t>
+            </w:r>
+            <w:proofErr w:type="spellEnd"/>
+            <w:r>
+              <w:rPr>
+                <w:rFonts w:ascii="Arial" w:hAnsi="Arial" w:cs="Arial"/>
+                <w:bCs/>
+                <w:sz w:val="16"/>
+                <w:szCs w:val="16"/>
+                <w:lang w:val="ru-RU"/>
+              </w:rPr>
+              <w:t xml:space="preserve"> сотрудник. Статья обвинения: </w:t>
+            </w:r>
+            <w:proofErr w:type="gramStart"/>
+            <w:r>
+              <w:rPr>
+                <w:rFonts w:ascii="Arial" w:hAnsi="Arial" w:cs="Arial"/>
+                <w:bCs/>
+                <w:sz w:val="16"/>
+                <w:szCs w:val="16"/>
+                <w:lang w:val="ru-RU"/>
+              </w:rPr>
+              <w:t>54-8</w:t>
+            </w:r>
+            <w:proofErr w:type="gramEnd"/>
+            <w:r>
+              <w:rPr>
+                <w:rFonts w:ascii="Arial" w:hAnsi="Arial" w:cs="Arial"/>
+                <w:bCs/>
+                <w:sz w:val="16"/>
+                <w:szCs w:val="16"/>
+                <w:lang w:val="ru-RU"/>
+              </w:rPr>
+              <w:t xml:space="preserve"> УК УССР. Выездная сессия Военной коллегии Верховного суда СССР. Дата приговора: 14.12.1934. Приговор: расстрел</w:t>
+            </w:r>
+            <w:proofErr w:type="gramStart"/>
+            <w:r>
+              <w:rPr>
+                <w:rFonts w:ascii="Arial" w:hAnsi="Arial" w:cs="Arial"/>
+                <w:bCs/>
+                <w:sz w:val="16"/>
+                <w:szCs w:val="16"/>
+                <w:lang w:val="ru-RU"/>
+              </w:rPr>
+              <w:t>.</w:t>
+            </w:r>
+            <w:proofErr w:type="gramEnd"/>
+            <w:r>
+              <w:rPr>
+                <w:rFonts w:ascii="Arial" w:hAnsi="Arial" w:cs="Arial"/>
+                <w:bCs/>
+                <w:sz w:val="16"/>
+                <w:szCs w:val="16"/>
+                <w:lang w:val="ru-RU"/>
+              </w:rPr>
+              <w:t xml:space="preserve"> расстреляна 14.12.19еабилитирована 1957 г. Архивные данные</w:t>
             </w:r>
             <w:r>
               <w:rPr>
@@ -1465,7 +1294,37 @@
                 <w:szCs w:val="16"/>
                 <w:lang w:val="ru-RU"/>
               </w:rPr>
-              <w:t xml:space="preserve">Источник: Гос.Архив Украины;  </w:t>
+              <w:t xml:space="preserve">Источник: </w:t>
+            </w:r>
+            <w:proofErr w:type="spellStart"/>
+            <w:r>
+              <w:rPr>
+                <w:rFonts w:ascii="Arial" w:hAnsi="Arial" w:cs="Arial"/>
+                <w:sz w:val="16"/>
+                <w:szCs w:val="16"/>
+                <w:lang w:val="ru-RU"/>
+              </w:rPr>
+              <w:t>Гос.Архив</w:t>
+            </w:r>
+            <w:proofErr w:type="spellEnd"/>
+            <w:r>
+              <w:rPr>
+                <w:rFonts w:ascii="Arial" w:hAnsi="Arial" w:cs="Arial"/>
+                <w:sz w:val="16"/>
+                <w:szCs w:val="16"/>
+                <w:lang w:val="ru-RU"/>
+              </w:rPr>
+              <w:t xml:space="preserve"> </w:t>
+            </w:r>
+            <w:proofErr w:type="gramStart"/>
+            <w:r>
+              <w:rPr>
+                <w:rFonts w:ascii="Arial" w:hAnsi="Arial" w:cs="Arial"/>
+                <w:sz w:val="16"/>
+                <w:szCs w:val="16"/>
+                <w:lang w:val="ru-RU"/>
+              </w:rPr>
+              <w:t xml:space="preserve">Украины;  </w:t>
             </w:r>
             <w:r>
               <w:rPr>
@@ -1476,188 +1335,19 @@
                 <w:szCs w:val="16"/>
                 <w:lang w:val="ru-RU"/>
               </w:rPr>
-              <w:t xml:space="preserve">  </w:t>
-            </w:r>
-            <w:hyperlink r:id="rId5" w:history="1">
-              <w:r>
-                <w:rPr>
-                  <w:rStyle w:val="Hyperlink"/>
-                  <w:rFonts w:ascii="Arial" w:hAnsi="Arial" w:cs="Arial"/>
-                  <w:b/>
-                  <w:bCs/>
-                  <w:color w:val="auto"/>
-                  <w:sz w:val="16"/>
-                  <w:szCs w:val="16"/>
-                  <w:lang w:val="ru-RU"/>
-                </w:rPr>
-                <w:t>Архивная ссылка</w:t>
-              </w:r>
-            </w:hyperlink>
-          </w:p>
-        </w:tc>
-      </w:tr>
-      <w:tr>
-        <w:tc>
-          <w:tcPr>
-            <w:tcW w:w="10980" w:type="dxa"/>
-            <w:shd w:val="clear" w:color="auto" w:fill="auto"/>
-            <w:vAlign w:val="center"/>
-          </w:tcPr>
-          <w:p>
-            <w:pPr>
-              <w:pStyle w:val="BodyText"/>
-              <w:pBdr>
-                <w:top w:val="none" w:sz="0" w:space="0" w:color="000000"/>
-                <w:left w:val="none" w:sz="0" w:space="0" w:color="000000"/>
-                <w:bottom w:val="none" w:sz="0" w:space="0" w:color="000000"/>
-                <w:right w:val="none" w:sz="0" w:space="0" w:color="000000"/>
-              </w:pBdr>
-              <w:snapToGrid w:val="0"/>
-              <w:spacing w:after="0" w:line="240" w:lineRule="auto"/>
-              <w:rPr>
-                <w:rFonts w:ascii="Arial" w:hAnsi="Arial" w:cs="Arial"/>
-                <w:sz w:val="16"/>
-                <w:szCs w:val="16"/>
-                <w:lang w:val="ru-RU"/>
-              </w:rPr>
-            </w:pPr>
+              <w:t xml:space="preserve"> </w:t>
+            </w:r>
+            <w:proofErr w:type="gramEnd"/>
             <w:r>
               <w:rPr>
                 <w:rFonts w:ascii="Arial" w:hAnsi="Arial" w:cs="Arial"/>
                 <w:b/>
-                <w:sz w:val="16"/>
-                <w:szCs w:val="16"/>
-                <w:lang w:val="ru-RU"/>
-              </w:rPr>
-              <w:t xml:space="preserve">Булыгина Зинаида Георгиевна  37 лет  </w:t>
-            </w:r>
-          </w:p>
-          <w:p>
-            <w:pPr>
-              <w:pStyle w:val="BodyText"/>
-              <w:pBdr>
-                <w:top w:val="none" w:sz="0" w:space="0" w:color="000000"/>
-                <w:left w:val="none" w:sz="0" w:space="0" w:color="000000"/>
-                <w:bottom w:val="none" w:sz="0" w:space="0" w:color="000000"/>
-                <w:right w:val="none" w:sz="0" w:space="0" w:color="000000"/>
-              </w:pBdr>
-              <w:spacing w:after="0" w:line="240" w:lineRule="auto"/>
-              <w:rPr>
-                <w:rFonts w:ascii="Arial" w:hAnsi="Arial" w:cs="Arial"/>
-                <w:sz w:val="16"/>
-                <w:szCs w:val="16"/>
-                <w:lang w:val="ru-RU"/>
-              </w:rPr>
-            </w:pPr>
-            <w:r>
-              <w:rPr>
-                <w:rFonts w:ascii="Arial" w:hAnsi="Arial" w:cs="Arial"/>
-                <w:sz w:val="16"/>
-                <w:szCs w:val="16"/>
-                <w:lang w:val="ru-RU"/>
-              </w:rPr>
-              <w:t>Родилась</w:t>
-            </w:r>
-            <w:r>
-              <w:rPr>
-                <w:rFonts w:ascii="Arial" w:hAnsi="Arial" w:cs="Arial"/>
-                <w:sz w:val="16"/>
-                <w:szCs w:val="16"/>
-              </w:rPr>
-              <w:t> </w:t>
-            </w:r>
-            <w:r>
-              <w:rPr>
-                <w:rFonts w:ascii="Arial" w:hAnsi="Arial" w:cs="Arial"/>
-                <w:sz w:val="16"/>
-                <w:szCs w:val="16"/>
-                <w:lang w:val="ru-RU"/>
-              </w:rPr>
-              <w:t>в 1897 г., г. Ленинград; русская; образование среднее; б/п; красильщица электрообъединения Маштехпромсоюза. Прож.:</w:t>
-            </w:r>
-            <w:r>
-              <w:rPr>
-                <w:rFonts w:ascii="Arial" w:hAnsi="Arial" w:cs="Arial"/>
-                <w:sz w:val="16"/>
-                <w:szCs w:val="16"/>
-              </w:rPr>
-              <w:t> </w:t>
-            </w:r>
-            <w:r>
-              <w:rPr>
-                <w:rFonts w:ascii="Arial" w:hAnsi="Arial" w:cs="Arial"/>
-                <w:sz w:val="16"/>
-                <w:szCs w:val="16"/>
-                <w:lang w:val="ru-RU"/>
-              </w:rPr>
-              <w:t>г. Москва, ул. Зацепа, 32-1.  Арестована 14 октября 1934 г. Приговорена: ВКВС СССР 5 декабря 1934 г., обв.:</w:t>
-            </w:r>
-            <w:r>
-              <w:rPr>
-                <w:rFonts w:ascii="Arial" w:hAnsi="Arial" w:cs="Arial"/>
-                <w:sz w:val="16"/>
-                <w:szCs w:val="16"/>
-              </w:rPr>
-              <w:t> </w:t>
-            </w:r>
-            <w:r>
-              <w:rPr>
-                <w:rFonts w:ascii="Arial" w:hAnsi="Arial" w:cs="Arial"/>
-                <w:sz w:val="16"/>
-                <w:szCs w:val="16"/>
-                <w:lang w:val="ru-RU"/>
-              </w:rPr>
-              <w:t>участии в к.-р. организации.</w:t>
-            </w:r>
-            <w:r>
-              <w:rPr>
-                <w:rFonts w:ascii="Arial" w:hAnsi="Arial" w:cs="Arial"/>
-                <w:sz w:val="16"/>
-                <w:szCs w:val="16"/>
-                <w:lang w:val="ru-RU"/>
-              </w:rPr>
-              <w:br/>
-              <w:t>Расстреляна 6 декабря 1934 г. Место захоронения - Москва, Ваганьковское кладбище. Реабилитирована в январе 1989 г. на основании ст.1 УПВС</w:t>
-            </w:r>
-          </w:p>
-          <w:p>
-            <w:pPr>
-              <w:pStyle w:val="BodyText"/>
-              <w:pBdr>
-                <w:top w:val="none" w:sz="0" w:space="0" w:color="000000"/>
-                <w:left w:val="none" w:sz="0" w:space="0" w:color="000000"/>
-                <w:bottom w:val="none" w:sz="0" w:space="0" w:color="000000"/>
-                <w:right w:val="none" w:sz="0" w:space="0" w:color="000000"/>
-              </w:pBdr>
-              <w:snapToGrid w:val="0"/>
-              <w:spacing w:after="0" w:line="240" w:lineRule="auto"/>
-              <w:rPr>
-                <w:rFonts w:ascii="Arial" w:hAnsi="Arial" w:cs="Arial"/>
-                <w:i/>
-                <w:sz w:val="16"/>
-                <w:szCs w:val="16"/>
-                <w:lang w:val="ru-RU"/>
-              </w:rPr>
-            </w:pPr>
-            <w:r>
-              <w:rPr>
-                <w:rFonts w:ascii="Arial" w:hAnsi="Arial" w:cs="Arial"/>
-                <w:i/>
-                <w:sz w:val="16"/>
-                <w:szCs w:val="16"/>
-                <w:lang w:val="ru-RU"/>
-              </w:rPr>
-              <w:t>Источник: Москва, расстрельные списки - Ваганьковское кладбище</w:t>
-            </w:r>
-            <w:r>
-              <w:rPr>
-                <w:rFonts w:ascii="Arial" w:hAnsi="Arial" w:cs="Arial"/>
-                <w:i/>
-                <w:sz w:val="16"/>
-                <w:szCs w:val="16"/>
-                <w:lang w:val="ru-RU"/>
-              </w:rPr>
-              <w:t xml:space="preserve">;  </w:t>
+                <w:bCs/>
+                <w:sz w:val="16"/>
+                <w:szCs w:val="16"/>
+                <w:lang w:val="ru-RU"/>
+              </w:rPr>
+              <w:t xml:space="preserve"> </w:t>
             </w:r>
             <w:hyperlink r:id="rId6" w:history="1">
               <w:r>
@@ -1710,7 +1400,29 @@
                 <w:szCs w:val="16"/>
                 <w:lang w:val="ru-RU"/>
               </w:rPr>
-              <w:t xml:space="preserve">Гао-Цин-Ю  26 лет  </w:t>
+              <w:t xml:space="preserve">Булыгина Зинаида </w:t>
+            </w:r>
+            <w:proofErr w:type="gramStart"/>
+            <w:r>
+              <w:rPr>
+                <w:rFonts w:ascii="Arial" w:hAnsi="Arial" w:cs="Arial"/>
+                <w:b/>
+                <w:sz w:val="16"/>
+                <w:szCs w:val="16"/>
+                <w:lang w:val="ru-RU"/>
+              </w:rPr>
+              <w:t>Георгиевна  37</w:t>
+            </w:r>
+            <w:proofErr w:type="gramEnd"/>
+            <w:r>
+              <w:rPr>
+                <w:rFonts w:ascii="Arial" w:hAnsi="Arial" w:cs="Arial"/>
+                <w:b/>
+                <w:sz w:val="16"/>
+                <w:szCs w:val="16"/>
+                <w:lang w:val="ru-RU"/>
+              </w:rPr>
+              <w:t xml:space="preserve"> лет  </w:t>
             </w:r>
           </w:p>
           <w:p>
@@ -1723,7 +1435,6 @@
                 <w:right w:val="none" w:sz="0" w:space="0" w:color="000000"/>
               </w:pBdr>
               <w:spacing w:after="0" w:line="240" w:lineRule="auto"/>
-              <w:ind w:right="60"/>
               <w:rPr>
                 <w:rFonts w:ascii="Arial" w:hAnsi="Arial" w:cs="Arial"/>
                 <w:sz w:val="16"/>
@@ -1738,7 +1449,7 @@
                 <w:szCs w:val="16"/>
                 <w:lang w:val="ru-RU"/>
               </w:rPr>
-              <w:t>(Цай-И) Род.</w:t>
+              <w:t>Родилась</w:t>
             </w:r>
             <w:r>
               <w:rPr>
@@ -1755,7 +1466,67 @@
                 <w:szCs w:val="16"/>
                 <w:lang w:val="ru-RU"/>
               </w:rPr>
-              <w:t>в 1907 г., Китай, пров. Мукден; китаянка; Хабаровская редакция газеты "Рабочий путь", редактор. Прож.:</w:t>
+              <w:t xml:space="preserve">в 1897 г., г. Ленинград; русская; образование среднее; б/п; красильщица </w:t>
+            </w:r>
+            <w:proofErr w:type="spellStart"/>
+            <w:r>
+              <w:rPr>
+                <w:rFonts w:ascii="Arial" w:hAnsi="Arial" w:cs="Arial"/>
+                <w:sz w:val="16"/>
+                <w:szCs w:val="16"/>
+                <w:lang w:val="ru-RU"/>
+              </w:rPr>
+              <w:t>электрообъединения</w:t>
+            </w:r>
+            <w:proofErr w:type="spellEnd"/>
+            <w:r>
+              <w:rPr>
+                <w:rFonts w:ascii="Arial" w:hAnsi="Arial" w:cs="Arial"/>
+                <w:sz w:val="16"/>
+                <w:szCs w:val="16"/>
+                <w:lang w:val="ru-RU"/>
+              </w:rPr>
+              <w:t xml:space="preserve"> </w:t>
+            </w:r>
+            <w:proofErr w:type="spellStart"/>
+            <w:r>
+              <w:rPr>
+                <w:rFonts w:ascii="Arial" w:hAnsi="Arial" w:cs="Arial"/>
+                <w:sz w:val="16"/>
+                <w:szCs w:val="16"/>
+                <w:lang w:val="ru-RU"/>
+              </w:rPr>
+              <w:t>Маштехпромсоюза</w:t>
+            </w:r>
+            <w:proofErr w:type="spellEnd"/>
+            <w:r>
+              <w:rPr>
+                <w:rFonts w:ascii="Arial" w:hAnsi="Arial" w:cs="Arial"/>
+                <w:sz w:val="16"/>
+                <w:szCs w:val="16"/>
+                <w:lang w:val="ru-RU"/>
+              </w:rPr>
+              <w:t xml:space="preserve">. </w:t>
+            </w:r>
+            <w:proofErr w:type="spellStart"/>
+            <w:r>
+              <w:rPr>
+                <w:rFonts w:ascii="Arial" w:hAnsi="Arial" w:cs="Arial"/>
+                <w:sz w:val="16"/>
+                <w:szCs w:val="16"/>
+                <w:lang w:val="ru-RU"/>
+              </w:rPr>
+              <w:t>Прож</w:t>
+            </w:r>
+            <w:proofErr w:type="spellEnd"/>
+            <w:r>
+              <w:rPr>
+                <w:rFonts w:ascii="Arial" w:hAnsi="Arial" w:cs="Arial"/>
+                <w:sz w:val="16"/>
+                <w:szCs w:val="16"/>
+                <w:lang w:val="ru-RU"/>
+              </w:rPr>
+              <w:t>.:</w:t>
             </w:r>
             <w:r>
               <w:rPr>
@@ -1772,7 +1543,47 @@
                 <w:szCs w:val="16"/>
                 <w:lang w:val="ru-RU"/>
               </w:rPr>
-              <w:t>г. Хабаровск. ПП ОГПУ по ДВК 25 ноября 1933 г. Приговор: Тройка при ПП ОГПУ по ДВК , обв.:</w:t>
+              <w:t xml:space="preserve">г. Москва, ул. Зацепа, </w:t>
+            </w:r>
+            <w:proofErr w:type="gramStart"/>
+            <w:r>
+              <w:rPr>
+                <w:rFonts w:ascii="Arial" w:hAnsi="Arial" w:cs="Arial"/>
+                <w:sz w:val="16"/>
+                <w:szCs w:val="16"/>
+                <w:lang w:val="ru-RU"/>
+              </w:rPr>
+              <w:t>32-1</w:t>
+            </w:r>
+            <w:proofErr w:type="gramEnd"/>
+            <w:r>
+              <w:rPr>
+                <w:rFonts w:ascii="Arial" w:hAnsi="Arial" w:cs="Arial"/>
+                <w:sz w:val="16"/>
+                <w:szCs w:val="16"/>
+                <w:lang w:val="ru-RU"/>
+              </w:rPr>
+              <w:t xml:space="preserve">.  Арестована 14 октября 1934 г. Приговорена: ВКВС СССР 5 декабря 1934 г., </w:t>
+            </w:r>
+            <w:proofErr w:type="spellStart"/>
+            <w:r>
+              <w:rPr>
+                <w:rFonts w:ascii="Arial" w:hAnsi="Arial" w:cs="Arial"/>
+                <w:sz w:val="16"/>
+                <w:szCs w:val="16"/>
+                <w:lang w:val="ru-RU"/>
+              </w:rPr>
+              <w:t>обв</w:t>
+            </w:r>
+            <w:proofErr w:type="spellEnd"/>
+            <w:r>
+              <w:rPr>
+                <w:rFonts w:ascii="Arial" w:hAnsi="Arial" w:cs="Arial"/>
+                <w:sz w:val="16"/>
+                <w:szCs w:val="16"/>
+                <w:lang w:val="ru-RU"/>
+              </w:rPr>
+              <w:t>.:</w:t>
             </w:r>
             <w:r>
               <w:rPr>
@@ -1789,24 +1600,17 @@
                 <w:szCs w:val="16"/>
                 <w:lang w:val="ru-RU"/>
               </w:rPr>
-              <w:t>по ст. 58-4 УК РСФСР. Приговор: ВМН Расстрел. 2 апреля 1934 г. Место захоронения</w:t>
-            </w:r>
-            <w:r>
-              <w:rPr>
-                <w:rFonts w:ascii="Arial" w:hAnsi="Arial" w:cs="Arial"/>
-                <w:sz w:val="16"/>
-                <w:szCs w:val="16"/>
-              </w:rPr>
-              <w:t> </w:t>
-            </w:r>
-            <w:r>
-              <w:rPr>
-                <w:rFonts w:ascii="Arial" w:hAnsi="Arial" w:cs="Arial"/>
-                <w:sz w:val="16"/>
-                <w:szCs w:val="16"/>
-                <w:lang w:val="ru-RU"/>
-              </w:rPr>
-              <w:t>- г. Хабаровск. Реабил. 27 декабря 1989 г. По заключению Прокуратуры Хабаровского края по Указу ПВС СССР от 16.01.1989 г.</w:t>
+              <w:t>участии в к.-р. организации.</w:t>
+            </w:r>
+            <w:r>
+              <w:rPr>
+                <w:rFonts w:ascii="Arial" w:hAnsi="Arial" w:cs="Arial"/>
+                <w:sz w:val="16"/>
+                <w:szCs w:val="16"/>
+                <w:lang w:val="ru-RU"/>
+              </w:rPr>
+              <w:br/>
+              <w:t>Расстреляна 6 декабря 1934 г. Место захоронения - Москва, Ваганьковское кладбище. Реабилитирована в январе 1989 г. на основании ст.1 УПВС</w:t>
             </w:r>
           </w:p>
           <w:p>
@@ -1836,7 +1640,7 @@
                 <w:szCs w:val="16"/>
                 <w:lang w:val="ru-RU"/>
               </w:rPr>
-              <w:t>Источник: Книга памяти Хабаровского края</w:t>
+              <w:t>Источник: Москва, расстрельные списки - Ваганьковское кладбище</w:t>
             </w:r>
             <w:r>
               <w:rPr>
@@ -1899,8 +1703,9 @@
                 <w:szCs w:val="16"/>
                 <w:lang w:val="ru-RU"/>
               </w:rPr>
-              <w:t xml:space="preserve">Кремберг Мария Эмильевна  37 лет  </w:t>
-            </w:r>
+              <w:t>Гао-Цин-</w:t>
+            </w:r>
+            <w:proofErr w:type="gramStart"/>
             <w:r>
               <w:rPr>
                 <w:rFonts w:ascii="Arial" w:hAnsi="Arial" w:cs="Arial"/>
@@ -1909,7 +1714,18 @@
                 <w:szCs w:val="16"/>
                 <w:lang w:val="ru-RU"/>
               </w:rPr>
-              <w:t xml:space="preserve">  </w:t>
+              <w:t>Ю  26</w:t>
+            </w:r>
+            <w:proofErr w:type="gramEnd"/>
+            <w:r>
+              <w:rPr>
+                <w:rFonts w:ascii="Arial" w:hAnsi="Arial" w:cs="Arial"/>
+                <w:b/>
+                <w:sz w:val="16"/>
+                <w:szCs w:val="16"/>
+                <w:lang w:val="ru-RU"/>
+              </w:rPr>
+              <w:t xml:space="preserve"> лет  </w:t>
             </w:r>
           </w:p>
           <w:p>
@@ -1922,6 +1738,7 @@
                 <w:right w:val="none" w:sz="0" w:space="0" w:color="000000"/>
               </w:pBdr>
               <w:spacing w:after="0" w:line="240" w:lineRule="auto"/>
+              <w:ind w:right="60"/>
               <w:rPr>
                 <w:rFonts w:ascii="Arial" w:hAnsi="Arial" w:cs="Arial"/>
                 <w:sz w:val="16"/>
@@ -1936,7 +1753,7 @@
                 <w:szCs w:val="16"/>
                 <w:lang w:val="ru-RU"/>
               </w:rPr>
-              <w:t>Родилась</w:t>
+              <w:t>(Цай-И) Род.</w:t>
             </w:r>
             <w:r>
               <w:rPr>
@@ -1953,43 +1770,47 @@
                 <w:szCs w:val="16"/>
                 <w:lang w:val="ru-RU"/>
               </w:rPr>
-              <w:t>в 1897 г., г. Иркутск; русская; образование н</w:t>
-            </w:r>
-            <w:r>
-              <w:rPr>
-                <w:rFonts w:ascii="Arial" w:hAnsi="Arial" w:cs="Arial"/>
-                <w:sz w:val="16"/>
-                <w:szCs w:val="16"/>
-                <w:lang w:val="ru-RU"/>
-              </w:rPr>
-              <w:t>/</w:t>
-            </w:r>
-            <w:r>
-              <w:rPr>
-                <w:rFonts w:ascii="Arial" w:hAnsi="Arial" w:cs="Arial"/>
-                <w:sz w:val="16"/>
-                <w:szCs w:val="16"/>
-                <w:lang w:val="ru-RU"/>
-              </w:rPr>
-              <w:t>высшее; б/п; служа</w:t>
-            </w:r>
-            <w:r>
-              <w:rPr>
-                <w:rFonts w:ascii="Arial" w:hAnsi="Arial" w:cs="Arial"/>
-                <w:sz w:val="16"/>
-                <w:szCs w:val="16"/>
-                <w:lang w:val="ru-RU"/>
-              </w:rPr>
-              <w:t xml:space="preserve">щая. </w:t>
-            </w:r>
-            <w:r>
-              <w:rPr>
-                <w:rFonts w:ascii="Arial" w:hAnsi="Arial" w:cs="Arial"/>
-                <w:sz w:val="16"/>
-                <w:szCs w:val="16"/>
-                <w:lang w:val="ru-RU"/>
-              </w:rPr>
-              <w:t>АКО.. Прож.:</w:t>
+              <w:t xml:space="preserve">в 1907 г., Китай, </w:t>
+            </w:r>
+            <w:proofErr w:type="spellStart"/>
+            <w:r>
+              <w:rPr>
+                <w:rFonts w:ascii="Arial" w:hAnsi="Arial" w:cs="Arial"/>
+                <w:sz w:val="16"/>
+                <w:szCs w:val="16"/>
+                <w:lang w:val="ru-RU"/>
+              </w:rPr>
+              <w:t>пров</w:t>
+            </w:r>
+            <w:proofErr w:type="spellEnd"/>
+            <w:r>
+              <w:rPr>
+                <w:rFonts w:ascii="Arial" w:hAnsi="Arial" w:cs="Arial"/>
+                <w:sz w:val="16"/>
+                <w:szCs w:val="16"/>
+                <w:lang w:val="ru-RU"/>
+              </w:rPr>
+              <w:t xml:space="preserve">. Мукден; китаянка; Хабаровская редакция газеты "Рабочий путь", редактор. </w:t>
+            </w:r>
+            <w:proofErr w:type="spellStart"/>
+            <w:r>
+              <w:rPr>
+                <w:rFonts w:ascii="Arial" w:hAnsi="Arial" w:cs="Arial"/>
+                <w:sz w:val="16"/>
+                <w:szCs w:val="16"/>
+                <w:lang w:val="ru-RU"/>
+              </w:rPr>
+              <w:t>Прож</w:t>
+            </w:r>
+            <w:proofErr w:type="spellEnd"/>
+            <w:r>
+              <w:rPr>
+                <w:rFonts w:ascii="Arial" w:hAnsi="Arial" w:cs="Arial"/>
+                <w:sz w:val="16"/>
+                <w:szCs w:val="16"/>
+                <w:lang w:val="ru-RU"/>
+              </w:rPr>
+              <w:t>.:</w:t>
             </w:r>
             <w:r>
               <w:rPr>
@@ -2006,8 +1827,19 @@
                 <w:szCs w:val="16"/>
                 <w:lang w:val="ru-RU"/>
               </w:rPr>
-              <w:t>г. Петропавловск-Камчатский.</w:t>
-            </w:r>
+              <w:t xml:space="preserve">г. Хабаровск. ПП ОГПУ по ДВК 25 ноября 1933 г. Приговор: Тройка при ПП ОГПУ по </w:t>
+            </w:r>
+            <w:proofErr w:type="gramStart"/>
+            <w:r>
+              <w:rPr>
+                <w:rFonts w:ascii="Arial" w:hAnsi="Arial" w:cs="Arial"/>
+                <w:sz w:val="16"/>
+                <w:szCs w:val="16"/>
+                <w:lang w:val="ru-RU"/>
+              </w:rPr>
+              <w:t>ДВК ,</w:t>
+            </w:r>
+            <w:proofErr w:type="gramEnd"/>
             <w:r>
               <w:rPr>
                 <w:rFonts w:ascii="Arial" w:hAnsi="Arial" w:cs="Arial"/>
@@ -2017,14 +1849,25 @@
               </w:rPr>
               <w:t xml:space="preserve"> </w:t>
             </w:r>
-            <w:r>
-              <w:rPr>
-                <w:rFonts w:ascii="Arial" w:hAnsi="Arial" w:cs="Arial"/>
-                <w:sz w:val="16"/>
-                <w:szCs w:val="16"/>
-                <w:lang w:val="ru-RU"/>
-              </w:rPr>
-              <w:t>Арестована 9 апреля 1933 г. Приговорена: тройка при ПП ОГПУ Двк 1 января 1934 г., обв.:</w:t>
+            <w:proofErr w:type="spellStart"/>
+            <w:r>
+              <w:rPr>
+                <w:rFonts w:ascii="Arial" w:hAnsi="Arial" w:cs="Arial"/>
+                <w:sz w:val="16"/>
+                <w:szCs w:val="16"/>
+                <w:lang w:val="ru-RU"/>
+              </w:rPr>
+              <w:t>обв</w:t>
+            </w:r>
+            <w:proofErr w:type="spellEnd"/>
+            <w:r>
+              <w:rPr>
+                <w:rFonts w:ascii="Arial" w:hAnsi="Arial" w:cs="Arial"/>
+                <w:sz w:val="16"/>
+                <w:szCs w:val="16"/>
+                <w:lang w:val="ru-RU"/>
+              </w:rPr>
+              <w:t>.:</w:t>
             </w:r>
             <w:r>
               <w:rPr>
@@ -2041,7 +1884,64 @@
                 <w:szCs w:val="16"/>
                 <w:lang w:val="ru-RU"/>
               </w:rPr>
-              <w:t>по ст. 58-2-7-11 УК РСФСР (по т.н. делу "Автономная Камчатка"). Приговор: ВМН. Расстреляна в январе 1934 г. Реабилитирована 27 апреля 1957 г. Реабилитирована определением ВТ ДВО</w:t>
+              <w:t xml:space="preserve">по ст. </w:t>
+            </w:r>
+            <w:proofErr w:type="gramStart"/>
+            <w:r>
+              <w:rPr>
+                <w:rFonts w:ascii="Arial" w:hAnsi="Arial" w:cs="Arial"/>
+                <w:sz w:val="16"/>
+                <w:szCs w:val="16"/>
+                <w:lang w:val="ru-RU"/>
+              </w:rPr>
+              <w:t>58-4</w:t>
+            </w:r>
+            <w:proofErr w:type="gramEnd"/>
+            <w:r>
+              <w:rPr>
+                <w:rFonts w:ascii="Arial" w:hAnsi="Arial" w:cs="Arial"/>
+                <w:sz w:val="16"/>
+                <w:szCs w:val="16"/>
+                <w:lang w:val="ru-RU"/>
+              </w:rPr>
+              <w:t xml:space="preserve"> УК РСФСР. Приговор: ВМН Расстрел. 2 апреля 1934 г. Место захоронения</w:t>
+            </w:r>
+            <w:r>
+              <w:rPr>
+                <w:rFonts w:ascii="Arial" w:hAnsi="Arial" w:cs="Arial"/>
+                <w:sz w:val="16"/>
+                <w:szCs w:val="16"/>
+              </w:rPr>
+              <w:t> </w:t>
+            </w:r>
+            <w:r>
+              <w:rPr>
+                <w:rFonts w:ascii="Arial" w:hAnsi="Arial" w:cs="Arial"/>
+                <w:sz w:val="16"/>
+                <w:szCs w:val="16"/>
+                <w:lang w:val="ru-RU"/>
+              </w:rPr>
+              <w:t xml:space="preserve">- г. Хабаровск. </w:t>
+            </w:r>
+            <w:proofErr w:type="spellStart"/>
+            <w:r>
+              <w:rPr>
+                <w:rFonts w:ascii="Arial" w:hAnsi="Arial" w:cs="Arial"/>
+                <w:sz w:val="16"/>
+                <w:szCs w:val="16"/>
+                <w:lang w:val="ru-RU"/>
+              </w:rPr>
+              <w:t>Реабил</w:t>
+            </w:r>
+            <w:proofErr w:type="spellEnd"/>
+            <w:r>
+              <w:rPr>
+                <w:rFonts w:ascii="Arial" w:hAnsi="Arial" w:cs="Arial"/>
+                <w:sz w:val="16"/>
+                <w:szCs w:val="16"/>
+                <w:lang w:val="ru-RU"/>
+              </w:rPr>
+              <w:t>. 27 декабря 1989 г. По заключению Прокуратуры Хабаровского края по Указу ПВС СССР от 16.01.1989 г.</w:t>
             </w:r>
           </w:p>
           <w:p>
@@ -2053,9 +1953,11 @@
                 <w:bottom w:val="none" w:sz="0" w:space="0" w:color="000000"/>
                 <w:right w:val="none" w:sz="0" w:space="0" w:color="000000"/>
               </w:pBdr>
-              <w:spacing w:after="60" w:line="240" w:lineRule="auto"/>
-              <w:rPr>
-                <w:rFonts w:ascii="Arial" w:hAnsi="Arial" w:cs="Arial"/>
+              <w:snapToGrid w:val="0"/>
+              <w:spacing w:after="0" w:line="240" w:lineRule="auto"/>
+              <w:rPr>
+                <w:rFonts w:ascii="Arial" w:hAnsi="Arial" w:cs="Arial"/>
+                <w:i/>
                 <w:sz w:val="16"/>
                 <w:szCs w:val="16"/>
                 <w:lang w:val="ru-RU"/>
@@ -2069,7 +1971,7 @@
                 <w:szCs w:val="16"/>
                 <w:lang w:val="ru-RU"/>
               </w:rPr>
-              <w:t>Источник: База данных о жертвах репрессий Камчатской обл</w:t>
+              <w:t>Источник: Книга памяти Хабаровского края</w:t>
             </w:r>
             <w:r>
               <w:rPr>
@@ -2115,6 +2017,7 @@
                 <w:bottom w:val="none" w:sz="0" w:space="0" w:color="000000"/>
                 <w:right w:val="none" w:sz="0" w:space="0" w:color="000000"/>
               </w:pBdr>
+              <w:snapToGrid w:val="0"/>
               <w:spacing w:after="0" w:line="240" w:lineRule="auto"/>
               <w:rPr>
                 <w:rFonts w:ascii="Arial" w:hAnsi="Arial" w:cs="Arial"/>
@@ -2123,6 +2026,7 @@
                 <w:lang w:val="ru-RU"/>
               </w:rPr>
             </w:pPr>
+            <w:proofErr w:type="spellStart"/>
             <w:r>
               <w:rPr>
                 <w:rFonts w:ascii="Arial" w:hAnsi="Arial" w:cs="Arial"/>
@@ -2131,7 +2035,62 @@
                 <w:szCs w:val="16"/>
                 <w:lang w:val="ru-RU"/>
               </w:rPr>
-              <w:t xml:space="preserve">Кузьмина Ольга Павловна  34 года  </w:t>
+              <w:t>Кремберг</w:t>
+            </w:r>
+            <w:proofErr w:type="spellEnd"/>
+            <w:r>
+              <w:rPr>
+                <w:rFonts w:ascii="Arial" w:hAnsi="Arial" w:cs="Arial"/>
+                <w:b/>
+                <w:sz w:val="16"/>
+                <w:szCs w:val="16"/>
+                <w:lang w:val="ru-RU"/>
+              </w:rPr>
+              <w:t xml:space="preserve"> Мария </w:t>
+            </w:r>
+            <w:proofErr w:type="spellStart"/>
+            <w:proofErr w:type="gramStart"/>
+            <w:r>
+              <w:rPr>
+                <w:rFonts w:ascii="Arial" w:hAnsi="Arial" w:cs="Arial"/>
+                <w:b/>
+                <w:sz w:val="16"/>
+                <w:szCs w:val="16"/>
+                <w:lang w:val="ru-RU"/>
+              </w:rPr>
+              <w:t>Эмильевна</w:t>
+            </w:r>
+            <w:proofErr w:type="spellEnd"/>
+            <w:r>
+              <w:rPr>
+                <w:rFonts w:ascii="Arial" w:hAnsi="Arial" w:cs="Arial"/>
+                <w:b/>
+                <w:sz w:val="16"/>
+                <w:szCs w:val="16"/>
+                <w:lang w:val="ru-RU"/>
+              </w:rPr>
+              <w:t xml:space="preserve">  37</w:t>
+            </w:r>
+            <w:proofErr w:type="gramEnd"/>
+            <w:r>
+              <w:rPr>
+                <w:rFonts w:ascii="Arial" w:hAnsi="Arial" w:cs="Arial"/>
+                <w:b/>
+                <w:sz w:val="16"/>
+                <w:szCs w:val="16"/>
+                <w:lang w:val="ru-RU"/>
+              </w:rPr>
+              <w:t xml:space="preserve"> лет  </w:t>
+            </w:r>
+            <w:r>
+              <w:rPr>
+                <w:rFonts w:ascii="Arial" w:hAnsi="Arial" w:cs="Arial"/>
+                <w:b/>
+                <w:sz w:val="16"/>
+                <w:szCs w:val="16"/>
+                <w:lang w:val="ru-RU"/>
+              </w:rPr>
+              <w:t xml:space="preserve">  </w:t>
             </w:r>
           </w:p>
           <w:p>
@@ -2175,7 +2134,74 @@
                 <w:szCs w:val="16"/>
                 <w:lang w:val="ru-RU"/>
               </w:rPr>
-              <w:t>в 1900 г., Забайкальская губ.; русская; образование начальное; б/п; кассир в Дальлаге. Прож.:</w:t>
+              <w:t>в 1897 г., г. Иркутск; русская; образование н</w:t>
+            </w:r>
+            <w:r>
+              <w:rPr>
+                <w:rFonts w:ascii="Arial" w:hAnsi="Arial" w:cs="Arial"/>
+                <w:sz w:val="16"/>
+                <w:szCs w:val="16"/>
+                <w:lang w:val="ru-RU"/>
+              </w:rPr>
+              <w:t>/</w:t>
+            </w:r>
+            <w:r>
+              <w:rPr>
+                <w:rFonts w:ascii="Arial" w:hAnsi="Arial" w:cs="Arial"/>
+                <w:sz w:val="16"/>
+                <w:szCs w:val="16"/>
+                <w:lang w:val="ru-RU"/>
+              </w:rPr>
+              <w:t>высшее; б/п; служа</w:t>
+            </w:r>
+            <w:r>
+              <w:rPr>
+                <w:rFonts w:ascii="Arial" w:hAnsi="Arial" w:cs="Arial"/>
+                <w:sz w:val="16"/>
+                <w:szCs w:val="16"/>
+                <w:lang w:val="ru-RU"/>
+              </w:rPr>
+              <w:t xml:space="preserve">щая. </w:t>
+            </w:r>
+            <w:proofErr w:type="gramStart"/>
+            <w:r>
+              <w:rPr>
+                <w:rFonts w:ascii="Arial" w:hAnsi="Arial" w:cs="Arial"/>
+                <w:sz w:val="16"/>
+                <w:szCs w:val="16"/>
+                <w:lang w:val="ru-RU"/>
+              </w:rPr>
+              <w:t>АКО..</w:t>
+            </w:r>
+            <w:proofErr w:type="gramEnd"/>
+            <w:r>
+              <w:rPr>
+                <w:rFonts w:ascii="Arial" w:hAnsi="Arial" w:cs="Arial"/>
+                <w:sz w:val="16"/>
+                <w:szCs w:val="16"/>
+                <w:lang w:val="ru-RU"/>
+              </w:rPr>
+              <w:t xml:space="preserve"> </w:t>
+            </w:r>
+            <w:proofErr w:type="spellStart"/>
+            <w:r>
+              <w:rPr>
+                <w:rFonts w:ascii="Arial" w:hAnsi="Arial" w:cs="Arial"/>
+                <w:sz w:val="16"/>
+                <w:szCs w:val="16"/>
+                <w:lang w:val="ru-RU"/>
+              </w:rPr>
+              <w:t>Прож</w:t>
+            </w:r>
+            <w:proofErr w:type="spellEnd"/>
+            <w:r>
+              <w:rPr>
+                <w:rFonts w:ascii="Arial" w:hAnsi="Arial" w:cs="Arial"/>
+                <w:sz w:val="16"/>
+                <w:szCs w:val="16"/>
+                <w:lang w:val="ru-RU"/>
+              </w:rPr>
+              <w:t>.:</w:t>
             </w:r>
             <w:r>
               <w:rPr>
@@ -2192,7 +2218,65 @@
                 <w:szCs w:val="16"/>
                 <w:lang w:val="ru-RU"/>
               </w:rPr>
-              <w:t>г. Владивосток. Арестована 21 января 1934 г.  Приговорена: Тройка при ОГПУ 17 марта 1934 г., обв.:</w:t>
+              <w:t>г. Петропавловск-Камчатский.</w:t>
+            </w:r>
+            <w:r>
+              <w:rPr>
+                <w:rFonts w:ascii="Arial" w:hAnsi="Arial" w:cs="Arial"/>
+                <w:sz w:val="16"/>
+                <w:szCs w:val="16"/>
+                <w:lang w:val="ru-RU"/>
+              </w:rPr>
+              <w:t xml:space="preserve"> </w:t>
+            </w:r>
+            <w:r>
+              <w:rPr>
+                <w:rFonts w:ascii="Arial" w:hAnsi="Arial" w:cs="Arial"/>
+                <w:sz w:val="16"/>
+                <w:szCs w:val="16"/>
+                <w:lang w:val="ru-RU"/>
+              </w:rPr>
+              <w:t xml:space="preserve">Арестована 9 апреля 1933 г. Приговорена: тройка при ПП ОГПУ </w:t>
+            </w:r>
+            <w:proofErr w:type="spellStart"/>
+            <w:r>
+              <w:rPr>
+                <w:rFonts w:ascii="Arial" w:hAnsi="Arial" w:cs="Arial"/>
+                <w:sz w:val="16"/>
+                <w:szCs w:val="16"/>
+                <w:lang w:val="ru-RU"/>
+              </w:rPr>
+              <w:t>Двк</w:t>
+            </w:r>
+            <w:proofErr w:type="spellEnd"/>
+            <w:r>
+              <w:rPr>
+                <w:rFonts w:ascii="Arial" w:hAnsi="Arial" w:cs="Arial"/>
+                <w:sz w:val="16"/>
+                <w:szCs w:val="16"/>
+                <w:lang w:val="ru-RU"/>
+              </w:rPr>
+              <w:t xml:space="preserve"> 1 января 1934 г., </w:t>
+            </w:r>
+            <w:proofErr w:type="spellStart"/>
+            <w:r>
+              <w:rPr>
+                <w:rFonts w:ascii="Arial" w:hAnsi="Arial" w:cs="Arial"/>
+                <w:sz w:val="16"/>
+                <w:szCs w:val="16"/>
+                <w:lang w:val="ru-RU"/>
+              </w:rPr>
+              <w:t>обв</w:t>
+            </w:r>
+            <w:proofErr w:type="spellEnd"/>
+            <w:r>
+              <w:rPr>
+                <w:rFonts w:ascii="Arial" w:hAnsi="Arial" w:cs="Arial"/>
+                <w:sz w:val="16"/>
+                <w:szCs w:val="16"/>
+                <w:lang w:val="ru-RU"/>
+              </w:rPr>
+              <w:t>.:</w:t>
             </w:r>
             <w:r>
               <w:rPr>
@@ -2209,24 +2293,7 @@
                 <w:szCs w:val="16"/>
                 <w:lang w:val="ru-RU"/>
               </w:rPr>
-              <w:t>по ст. 58-6. Приговор: ВМН. Расстреляна 17 марта 1934 г. Место захоронения</w:t>
-            </w:r>
-            <w:r>
-              <w:rPr>
-                <w:rFonts w:ascii="Arial" w:hAnsi="Arial" w:cs="Arial"/>
-                <w:sz w:val="16"/>
-                <w:szCs w:val="16"/>
-              </w:rPr>
-              <w:t> </w:t>
-            </w:r>
-            <w:r>
-              <w:rPr>
-                <w:rFonts w:ascii="Arial" w:hAnsi="Arial" w:cs="Arial"/>
-                <w:sz w:val="16"/>
-                <w:szCs w:val="16"/>
-                <w:lang w:val="ru-RU"/>
-              </w:rPr>
-              <w:t>- г. Владивосток. Реабилитирована 28 декабря 1989 г. на основании Указа ПВС СССР</w:t>
+              <w:t>по ст. 58-2-7-11 УК РСФСР (по т.н. делу "Автономная Камчатка"). Приговор: ВМН. Расстреляна в январе 1934 г. Реабилитирована 27 апреля 1957 г. Реабилитирована определением ВТ ДВО</w:t>
             </w:r>
           </w:p>
           <w:p>
@@ -2254,8 +2321,20 @@
                 <w:szCs w:val="16"/>
                 <w:lang w:val="ru-RU"/>
               </w:rPr>
-              <w:t>Источник: База данных о жертвах репрессий Приморского края</w:t>
-            </w:r>
+              <w:t xml:space="preserve">Источник: База данных о жертвах репрессий Камчатской </w:t>
+            </w:r>
+            <w:proofErr w:type="spellStart"/>
+            <w:r>
+              <w:rPr>
+                <w:rFonts w:ascii="Arial" w:hAnsi="Arial" w:cs="Arial"/>
+                <w:i/>
+                <w:sz w:val="16"/>
+                <w:szCs w:val="16"/>
+                <w:lang w:val="ru-RU"/>
+              </w:rPr>
+              <w:t>обл</w:t>
+            </w:r>
+            <w:proofErr w:type="spellEnd"/>
             <w:r>
               <w:rPr>
                 <w:rFonts w:ascii="Arial" w:hAnsi="Arial" w:cs="Arial"/>
@@ -2316,7 +2395,29 @@
                 <w:szCs w:val="16"/>
                 <w:lang w:val="ru-RU"/>
               </w:rPr>
-              <w:t xml:space="preserve">Негазова Антонина Владимировна  37 лет  </w:t>
+              <w:t xml:space="preserve">Кузьмина Ольга </w:t>
+            </w:r>
+            <w:proofErr w:type="gramStart"/>
+            <w:r>
+              <w:rPr>
+                <w:rFonts w:ascii="Arial" w:hAnsi="Arial" w:cs="Arial"/>
+                <w:b/>
+                <w:sz w:val="16"/>
+                <w:szCs w:val="16"/>
+                <w:lang w:val="ru-RU"/>
+              </w:rPr>
+              <w:t>Павловна  34</w:t>
+            </w:r>
+            <w:proofErr w:type="gramEnd"/>
+            <w:r>
+              <w:rPr>
+                <w:rFonts w:ascii="Arial" w:hAnsi="Arial" w:cs="Arial"/>
+                <w:b/>
+                <w:sz w:val="16"/>
+                <w:szCs w:val="16"/>
+                <w:lang w:val="ru-RU"/>
+              </w:rPr>
+              <w:t xml:space="preserve"> года  </w:t>
             </w:r>
           </w:p>
           <w:p>
@@ -2360,7 +2461,47 @@
                 <w:szCs w:val="16"/>
                 <w:lang w:val="ru-RU"/>
               </w:rPr>
-              <w:t>в 1897 г., Самарская губ., Николаевский уезд, с. Николаевка; русская; образование низшее; б/п; конторщица з-да № 22. Прож.: г.</w:t>
+              <w:t xml:space="preserve">в 1900 г., Забайкальская губ.; русская; образование начальное; б/п; кассир в </w:t>
+            </w:r>
+            <w:proofErr w:type="spellStart"/>
+            <w:r>
+              <w:rPr>
+                <w:rFonts w:ascii="Arial" w:hAnsi="Arial" w:cs="Arial"/>
+                <w:sz w:val="16"/>
+                <w:szCs w:val="16"/>
+                <w:lang w:val="ru-RU"/>
+              </w:rPr>
+              <w:t>Дальлаге</w:t>
+            </w:r>
+            <w:proofErr w:type="spellEnd"/>
+            <w:r>
+              <w:rPr>
+                <w:rFonts w:ascii="Arial" w:hAnsi="Arial" w:cs="Arial"/>
+                <w:sz w:val="16"/>
+                <w:szCs w:val="16"/>
+                <w:lang w:val="ru-RU"/>
+              </w:rPr>
+              <w:t xml:space="preserve">. </w:t>
+            </w:r>
+            <w:proofErr w:type="spellStart"/>
+            <w:r>
+              <w:rPr>
+                <w:rFonts w:ascii="Arial" w:hAnsi="Arial" w:cs="Arial"/>
+                <w:sz w:val="16"/>
+                <w:szCs w:val="16"/>
+                <w:lang w:val="ru-RU"/>
+              </w:rPr>
+              <w:t>Прож</w:t>
+            </w:r>
+            <w:proofErr w:type="spellEnd"/>
+            <w:r>
+              <w:rPr>
+                <w:rFonts w:ascii="Arial" w:hAnsi="Arial" w:cs="Arial"/>
+                <w:sz w:val="16"/>
+                <w:szCs w:val="16"/>
+                <w:lang w:val="ru-RU"/>
+              </w:rPr>
+              <w:t>.:</w:t>
             </w:r>
             <w:r>
               <w:rPr>
@@ -2377,7 +2518,27 @@
                 <w:szCs w:val="16"/>
                 <w:lang w:val="ru-RU"/>
               </w:rPr>
-              <w:t>Москва, Фили, Рабочий пос. З-да № 22, 2-2.  Арестована 5 октября 1933 г. Приговорена: Коллегией ОГПУ 19 февраля 1934 г., обв.:</w:t>
+              <w:t xml:space="preserve">г. Владивосток. Арестована 21 января 1934 г.  Приговорена: Тройка при ОГПУ 17 марта 1934 г., </w:t>
+            </w:r>
+            <w:proofErr w:type="spellStart"/>
+            <w:r>
+              <w:rPr>
+                <w:rFonts w:ascii="Arial" w:hAnsi="Arial" w:cs="Arial"/>
+                <w:sz w:val="16"/>
+                <w:szCs w:val="16"/>
+                <w:lang w:val="ru-RU"/>
+              </w:rPr>
+              <w:t>обв</w:t>
+            </w:r>
+            <w:proofErr w:type="spellEnd"/>
+            <w:r>
+              <w:rPr>
+                <w:rFonts w:ascii="Arial" w:hAnsi="Arial" w:cs="Arial"/>
+                <w:sz w:val="16"/>
+                <w:szCs w:val="16"/>
+                <w:lang w:val="ru-RU"/>
+              </w:rPr>
+              <w:t>.:</w:t>
             </w:r>
             <w:r>
               <w:rPr>
@@ -2394,7 +2555,27 @@
                 <w:szCs w:val="16"/>
                 <w:lang w:val="ru-RU"/>
               </w:rPr>
-              <w:t>к.-р. деятельности. Расстреляна 17 апреля 1934 г. Место захоронения</w:t>
+              <w:t xml:space="preserve">по ст. </w:t>
+            </w:r>
+            <w:proofErr w:type="gramStart"/>
+            <w:r>
+              <w:rPr>
+                <w:rFonts w:ascii="Arial" w:hAnsi="Arial" w:cs="Arial"/>
+                <w:sz w:val="16"/>
+                <w:szCs w:val="16"/>
+                <w:lang w:val="ru-RU"/>
+              </w:rPr>
+              <w:t>58-6</w:t>
+            </w:r>
+            <w:proofErr w:type="gramEnd"/>
+            <w:r>
+              <w:rPr>
+                <w:rFonts w:ascii="Arial" w:hAnsi="Arial" w:cs="Arial"/>
+                <w:sz w:val="16"/>
+                <w:szCs w:val="16"/>
+                <w:lang w:val="ru-RU"/>
+              </w:rPr>
+              <w:t>. Приговор: ВМН. Расстреляна 17 марта 1934 г. Место захоронения</w:t>
             </w:r>
             <w:r>
               <w:rPr>
@@ -2411,7 +2592,7 @@
                 <w:szCs w:val="16"/>
                 <w:lang w:val="ru-RU"/>
               </w:rPr>
-              <w:t xml:space="preserve"> -  Москва, Ваганьковское кладбище. Реабилитирована в июне 1958 г.</w:t>
+              <w:t>- г. Владивосток. Реабилитирована 28 декабря 1989 г. на основании Указа ПВС СССР</w:t>
             </w:r>
           </w:p>
           <w:p>
@@ -2439,7 +2620,7 @@
                 <w:szCs w:val="16"/>
                 <w:lang w:val="ru-RU"/>
               </w:rPr>
-              <w:t>Источник: Москва, расстрельные списки - Ваганьковское кладбище</w:t>
+              <w:t>Источник: База данных о жертвах репрессий Приморского края</w:t>
             </w:r>
             <w:r>
               <w:rPr>
@@ -2486,7 +2667,6 @@
                 <w:right w:val="none" w:sz="0" w:space="0" w:color="000000"/>
               </w:pBdr>
               <w:spacing w:after="0" w:line="240" w:lineRule="auto"/>
-              <w:ind w:right="60"/>
               <w:rPr>
                 <w:rFonts w:ascii="Arial" w:hAnsi="Arial" w:cs="Arial"/>
                 <w:sz w:val="16"/>
@@ -2502,7 +2682,29 @@
                 <w:szCs w:val="16"/>
                 <w:lang w:val="ru-RU"/>
               </w:rPr>
-              <w:t xml:space="preserve">Овчинникова Елена Степановна   30 лет  </w:t>
+              <w:t xml:space="preserve">Негазова Антонина </w:t>
+            </w:r>
+            <w:proofErr w:type="gramStart"/>
+            <w:r>
+              <w:rPr>
+                <w:rFonts w:ascii="Arial" w:hAnsi="Arial" w:cs="Arial"/>
+                <w:b/>
+                <w:sz w:val="16"/>
+                <w:szCs w:val="16"/>
+                <w:lang w:val="ru-RU"/>
+              </w:rPr>
+              <w:t>Владимировна  37</w:t>
+            </w:r>
+            <w:proofErr w:type="gramEnd"/>
+            <w:r>
+              <w:rPr>
+                <w:rFonts w:ascii="Arial" w:hAnsi="Arial" w:cs="Arial"/>
+                <w:b/>
+                <w:sz w:val="16"/>
+                <w:szCs w:val="16"/>
+                <w:lang w:val="ru-RU"/>
+              </w:rPr>
+              <w:t xml:space="preserve"> лет  </w:t>
             </w:r>
           </w:p>
           <w:p>
@@ -2515,7 +2717,6 @@
                 <w:right w:val="none" w:sz="0" w:space="0" w:color="000000"/>
               </w:pBdr>
               <w:spacing w:after="0" w:line="240" w:lineRule="auto"/>
-              <w:ind w:right="60"/>
               <w:rPr>
                 <w:rFonts w:ascii="Arial" w:hAnsi="Arial" w:cs="Arial"/>
                 <w:sz w:val="16"/>
@@ -2547,43 +2748,27 @@
                 <w:szCs w:val="16"/>
                 <w:lang w:val="ru-RU"/>
               </w:rPr>
-              <w:t xml:space="preserve">в 1904 г., Колымский окр., Омолон; </w:t>
-            </w:r>
-            <w:r>
-              <w:rPr>
-                <w:rFonts w:ascii="Arial" w:hAnsi="Arial" w:cs="Arial"/>
-                <w:sz w:val="16"/>
-                <w:szCs w:val="16"/>
-                <w:lang w:val="ru-RU"/>
-              </w:rPr>
-              <w:t>эвенк</w:t>
-            </w:r>
-            <w:r>
-              <w:rPr>
-                <w:rFonts w:ascii="Arial" w:hAnsi="Arial" w:cs="Arial"/>
-                <w:sz w:val="16"/>
-                <w:szCs w:val="16"/>
-                <w:lang w:val="ru-RU"/>
-              </w:rPr>
-              <w:t>и</w:t>
-            </w:r>
-            <w:r>
-              <w:rPr>
-                <w:rFonts w:ascii="Arial" w:hAnsi="Arial" w:cs="Arial"/>
-                <w:sz w:val="16"/>
-                <w:szCs w:val="16"/>
-                <w:lang w:val="ru-RU"/>
-              </w:rPr>
-              <w:t>йка</w:t>
-            </w:r>
-            <w:r>
-              <w:rPr>
-                <w:rFonts w:ascii="Arial" w:hAnsi="Arial" w:cs="Arial"/>
-                <w:sz w:val="16"/>
-                <w:szCs w:val="16"/>
-                <w:lang w:val="ru-RU"/>
-              </w:rPr>
-              <w:t>; крестьянка. Прож.:</w:t>
+              <w:t xml:space="preserve">в 1897 г., Самарская губ., Николаевский уезд, с. Николаевка; русская; образование низшее; б/п; конторщица з-да № 22. </w:t>
+            </w:r>
+            <w:proofErr w:type="spellStart"/>
+            <w:r>
+              <w:rPr>
+                <w:rFonts w:ascii="Arial" w:hAnsi="Arial" w:cs="Arial"/>
+                <w:sz w:val="16"/>
+                <w:szCs w:val="16"/>
+                <w:lang w:val="ru-RU"/>
+              </w:rPr>
+              <w:t>Прож</w:t>
+            </w:r>
+            <w:proofErr w:type="spellEnd"/>
+            <w:r>
+              <w:rPr>
+                <w:rFonts w:ascii="Arial" w:hAnsi="Arial" w:cs="Arial"/>
+                <w:sz w:val="16"/>
+                <w:szCs w:val="16"/>
+                <w:lang w:val="ru-RU"/>
+              </w:rPr>
+              <w:t>.: г.</w:t>
             </w:r>
             <w:r>
               <w:rPr>
@@ -2600,7 +2785,47 @@
                 <w:szCs w:val="16"/>
                 <w:lang w:val="ru-RU"/>
               </w:rPr>
-              <w:t>п. Кушка-Устья ДВК..  Арест. ОО ПП ОГПУ 14 ноября 1933 г.  Приговорена: Тройка при ПП ОГПУ по ДВК 17 января 1934 г., обв.:</w:t>
+              <w:t xml:space="preserve">Москва, Фили, Рабочий пос. З-да № 22, </w:t>
+            </w:r>
+            <w:proofErr w:type="gramStart"/>
+            <w:r>
+              <w:rPr>
+                <w:rFonts w:ascii="Arial" w:hAnsi="Arial" w:cs="Arial"/>
+                <w:sz w:val="16"/>
+                <w:szCs w:val="16"/>
+                <w:lang w:val="ru-RU"/>
+              </w:rPr>
+              <w:t>2-2</w:t>
+            </w:r>
+            <w:proofErr w:type="gramEnd"/>
+            <w:r>
+              <w:rPr>
+                <w:rFonts w:ascii="Arial" w:hAnsi="Arial" w:cs="Arial"/>
+                <w:sz w:val="16"/>
+                <w:szCs w:val="16"/>
+                <w:lang w:val="ru-RU"/>
+              </w:rPr>
+              <w:t xml:space="preserve">.  Арестована 5 октября 1933 г. Приговорена: Коллегией ОГПУ 19 февраля 1934 г., </w:t>
+            </w:r>
+            <w:proofErr w:type="spellStart"/>
+            <w:r>
+              <w:rPr>
+                <w:rFonts w:ascii="Arial" w:hAnsi="Arial" w:cs="Arial"/>
+                <w:sz w:val="16"/>
+                <w:szCs w:val="16"/>
+                <w:lang w:val="ru-RU"/>
+              </w:rPr>
+              <w:t>обв</w:t>
+            </w:r>
+            <w:proofErr w:type="spellEnd"/>
+            <w:r>
+              <w:rPr>
+                <w:rFonts w:ascii="Arial" w:hAnsi="Arial" w:cs="Arial"/>
+                <w:sz w:val="16"/>
+                <w:szCs w:val="16"/>
+                <w:lang w:val="ru-RU"/>
+              </w:rPr>
+              <w:t>.:</w:t>
             </w:r>
             <w:r>
               <w:rPr>
@@ -2617,17 +2842,17 @@
                 <w:szCs w:val="16"/>
                 <w:lang w:val="ru-RU"/>
               </w:rPr>
-              <w:t>по ст. 58-2-11 УК РСФСР..</w:t>
-            </w:r>
-            <w:r>
-              <w:rPr>
-                <w:rFonts w:ascii="Arial" w:hAnsi="Arial" w:cs="Arial"/>
-                <w:sz w:val="16"/>
-                <w:szCs w:val="16"/>
-                <w:lang w:val="ru-RU"/>
-              </w:rPr>
-              <w:br/>
-              <w:t>Приговор: ВМН. Расстреляна 1 февраля 1934 г. Место захоронения</w:t>
+              <w:t xml:space="preserve">к.-р. деятельности. Расстреляна 17 апреля 1934 г. Место </w:t>
+            </w:r>
+            <w:proofErr w:type="gramStart"/>
+            <w:r>
+              <w:rPr>
+                <w:rFonts w:ascii="Arial" w:hAnsi="Arial" w:cs="Arial"/>
+                <w:sz w:val="16"/>
+                <w:szCs w:val="16"/>
+                <w:lang w:val="ru-RU"/>
+              </w:rPr>
+              <w:t>захоронения</w:t>
             </w:r>
             <w:r>
               <w:rPr>
@@ -2644,7 +2869,17 @@
                 <w:szCs w:val="16"/>
                 <w:lang w:val="ru-RU"/>
               </w:rPr>
-              <w:t xml:space="preserve">- г. Хабаровск. Реабилитирована 31 августа 1989 г. По заключению Прокуратуры Хабаровского края по Указу ПВС СССР от 16.01.1989 г.  Арх.дело: П-96565 </w:t>
+              <w:t xml:space="preserve"> -</w:t>
+            </w:r>
+            <w:proofErr w:type="gramEnd"/>
+            <w:r>
+              <w:rPr>
+                <w:rFonts w:ascii="Arial" w:hAnsi="Arial" w:cs="Arial"/>
+                <w:sz w:val="16"/>
+                <w:szCs w:val="16"/>
+                <w:lang w:val="ru-RU"/>
+              </w:rPr>
+              <w:t xml:space="preserve">  Москва, Ваганьковское кладбище. Реабилитирована в июне 1958 г.</w:t>
             </w:r>
           </w:p>
           <w:p>
@@ -2667,18 +2902,16 @@
             <w:r>
               <w:rPr>
                 <w:rFonts w:ascii="Arial" w:hAnsi="Arial" w:cs="Arial"/>
-                <w:b/>
                 <w:i/>
                 <w:sz w:val="16"/>
                 <w:szCs w:val="16"/>
                 <w:lang w:val="ru-RU"/>
               </w:rPr>
-              <w:t>Источник: Книга памяти Хабаровского края</w:t>
-            </w:r>
-            <w:r>
-              <w:rPr>
-                <w:rFonts w:ascii="Arial" w:hAnsi="Arial" w:cs="Arial"/>
-                <w:b/>
+              <w:t>Источник: Москва, расстрельные списки - Ваганьковское кладбище</w:t>
+            </w:r>
+            <w:r>
+              <w:rPr>
+                <w:rFonts w:ascii="Arial" w:hAnsi="Arial" w:cs="Arial"/>
                 <w:i/>
                 <w:sz w:val="16"/>
                 <w:szCs w:val="16"/>
@@ -2714,6 +2947,353 @@
           <w:p>
             <w:pPr>
               <w:pStyle w:val="BodyText"/>
+              <w:pBdr>
+                <w:top w:val="none" w:sz="0" w:space="0" w:color="000000"/>
+                <w:left w:val="none" w:sz="0" w:space="0" w:color="000000"/>
+                <w:bottom w:val="none" w:sz="0" w:space="0" w:color="000000"/>
+                <w:right w:val="none" w:sz="0" w:space="0" w:color="000000"/>
+              </w:pBdr>
+              <w:spacing w:after="0" w:line="240" w:lineRule="auto"/>
+              <w:ind w:right="60"/>
+              <w:rPr>
+                <w:rFonts w:ascii="Arial" w:hAnsi="Arial" w:cs="Arial"/>
+                <w:sz w:val="16"/>
+                <w:szCs w:val="16"/>
+                <w:lang w:val="ru-RU"/>
+              </w:rPr>
+            </w:pPr>
+            <w:r>
+              <w:rPr>
+                <w:rFonts w:ascii="Arial" w:hAnsi="Arial" w:cs="Arial"/>
+                <w:b/>
+                <w:sz w:val="16"/>
+                <w:szCs w:val="16"/>
+                <w:lang w:val="ru-RU"/>
+              </w:rPr>
+              <w:t xml:space="preserve">Овчинникова Елена Степановна   30 лет  </w:t>
+            </w:r>
+          </w:p>
+          <w:p>
+            <w:pPr>
+              <w:pStyle w:val="BodyText"/>
+              <w:pBdr>
+                <w:top w:val="none" w:sz="0" w:space="0" w:color="000000"/>
+                <w:left w:val="none" w:sz="0" w:space="0" w:color="000000"/>
+                <w:bottom w:val="none" w:sz="0" w:space="0" w:color="000000"/>
+                <w:right w:val="none" w:sz="0" w:space="0" w:color="000000"/>
+              </w:pBdr>
+              <w:spacing w:after="0" w:line="240" w:lineRule="auto"/>
+              <w:ind w:right="60"/>
+              <w:rPr>
+                <w:rFonts w:ascii="Arial" w:hAnsi="Arial" w:cs="Arial"/>
+                <w:sz w:val="16"/>
+                <w:szCs w:val="16"/>
+                <w:lang w:val="ru-RU"/>
+              </w:rPr>
+            </w:pPr>
+            <w:r>
+              <w:rPr>
+                <w:rFonts w:ascii="Arial" w:hAnsi="Arial" w:cs="Arial"/>
+                <w:sz w:val="16"/>
+                <w:szCs w:val="16"/>
+                <w:lang w:val="ru-RU"/>
+              </w:rPr>
+              <w:t>Родилась</w:t>
+            </w:r>
+            <w:r>
+              <w:rPr>
+                <w:rFonts w:ascii="Arial" w:hAnsi="Arial" w:cs="Arial"/>
+                <w:sz w:val="16"/>
+                <w:szCs w:val="16"/>
+              </w:rPr>
+              <w:t> </w:t>
+            </w:r>
+            <w:r>
+              <w:rPr>
+                <w:rFonts w:ascii="Arial" w:hAnsi="Arial" w:cs="Arial"/>
+                <w:sz w:val="16"/>
+                <w:szCs w:val="16"/>
+                <w:lang w:val="ru-RU"/>
+              </w:rPr>
+              <w:t xml:space="preserve">в 1904 г., Колымский </w:t>
+            </w:r>
+            <w:proofErr w:type="spellStart"/>
+            <w:r>
+              <w:rPr>
+                <w:rFonts w:ascii="Arial" w:hAnsi="Arial" w:cs="Arial"/>
+                <w:sz w:val="16"/>
+                <w:szCs w:val="16"/>
+                <w:lang w:val="ru-RU"/>
+              </w:rPr>
+              <w:t>окр</w:t>
+            </w:r>
+            <w:proofErr w:type="spellEnd"/>
+            <w:r>
+              <w:rPr>
+                <w:rFonts w:ascii="Arial" w:hAnsi="Arial" w:cs="Arial"/>
+                <w:sz w:val="16"/>
+                <w:szCs w:val="16"/>
+                <w:lang w:val="ru-RU"/>
+              </w:rPr>
+              <w:t xml:space="preserve">., Омолон; </w:t>
+            </w:r>
+            <w:r>
+              <w:rPr>
+                <w:rFonts w:ascii="Arial" w:hAnsi="Arial" w:cs="Arial"/>
+                <w:sz w:val="16"/>
+                <w:szCs w:val="16"/>
+                <w:lang w:val="ru-RU"/>
+              </w:rPr>
+              <w:t>эвенк</w:t>
+            </w:r>
+            <w:r>
+              <w:rPr>
+                <w:rFonts w:ascii="Arial" w:hAnsi="Arial" w:cs="Arial"/>
+                <w:sz w:val="16"/>
+                <w:szCs w:val="16"/>
+                <w:lang w:val="ru-RU"/>
+              </w:rPr>
+              <w:t>и</w:t>
+            </w:r>
+            <w:r>
+              <w:rPr>
+                <w:rFonts w:ascii="Arial" w:hAnsi="Arial" w:cs="Arial"/>
+                <w:sz w:val="16"/>
+                <w:szCs w:val="16"/>
+                <w:lang w:val="ru-RU"/>
+              </w:rPr>
+              <w:t>йка</w:t>
+            </w:r>
+            <w:r>
+              <w:rPr>
+                <w:rFonts w:ascii="Arial" w:hAnsi="Arial" w:cs="Arial"/>
+                <w:sz w:val="16"/>
+                <w:szCs w:val="16"/>
+                <w:lang w:val="ru-RU"/>
+              </w:rPr>
+              <w:t xml:space="preserve">; крестьянка. </w:t>
+            </w:r>
+            <w:proofErr w:type="spellStart"/>
+            <w:r>
+              <w:rPr>
+                <w:rFonts w:ascii="Arial" w:hAnsi="Arial" w:cs="Arial"/>
+                <w:sz w:val="16"/>
+                <w:szCs w:val="16"/>
+                <w:lang w:val="ru-RU"/>
+              </w:rPr>
+              <w:t>Прож</w:t>
+            </w:r>
+            <w:proofErr w:type="spellEnd"/>
+            <w:r>
+              <w:rPr>
+                <w:rFonts w:ascii="Arial" w:hAnsi="Arial" w:cs="Arial"/>
+                <w:sz w:val="16"/>
+                <w:szCs w:val="16"/>
+                <w:lang w:val="ru-RU"/>
+              </w:rPr>
+              <w:t>.:</w:t>
+            </w:r>
+            <w:r>
+              <w:rPr>
+                <w:rFonts w:ascii="Arial" w:hAnsi="Arial" w:cs="Arial"/>
+                <w:sz w:val="16"/>
+                <w:szCs w:val="16"/>
+              </w:rPr>
+              <w:t> </w:t>
+            </w:r>
+            <w:r>
+              <w:rPr>
+                <w:rFonts w:ascii="Arial" w:hAnsi="Arial" w:cs="Arial"/>
+                <w:sz w:val="16"/>
+                <w:szCs w:val="16"/>
+                <w:lang w:val="ru-RU"/>
+              </w:rPr>
+              <w:t xml:space="preserve">п. Кушка-Устья </w:t>
+            </w:r>
+            <w:proofErr w:type="gramStart"/>
+            <w:r>
+              <w:rPr>
+                <w:rFonts w:ascii="Arial" w:hAnsi="Arial" w:cs="Arial"/>
+                <w:sz w:val="16"/>
+                <w:szCs w:val="16"/>
+                <w:lang w:val="ru-RU"/>
+              </w:rPr>
+              <w:t>ДВК..</w:t>
+            </w:r>
+            <w:proofErr w:type="gramEnd"/>
+            <w:r>
+              <w:rPr>
+                <w:rFonts w:ascii="Arial" w:hAnsi="Arial" w:cs="Arial"/>
+                <w:sz w:val="16"/>
+                <w:szCs w:val="16"/>
+                <w:lang w:val="ru-RU"/>
+              </w:rPr>
+              <w:t xml:space="preserve">  Арест. ОО ПП ОГПУ 14 ноября 1933 г.  Приговорена: Тройка при ПП ОГПУ по ДВК 17 января 1934 г., </w:t>
+            </w:r>
+            <w:proofErr w:type="spellStart"/>
+            <w:r>
+              <w:rPr>
+                <w:rFonts w:ascii="Arial" w:hAnsi="Arial" w:cs="Arial"/>
+                <w:sz w:val="16"/>
+                <w:szCs w:val="16"/>
+                <w:lang w:val="ru-RU"/>
+              </w:rPr>
+              <w:t>обв</w:t>
+            </w:r>
+            <w:proofErr w:type="spellEnd"/>
+            <w:r>
+              <w:rPr>
+                <w:rFonts w:ascii="Arial" w:hAnsi="Arial" w:cs="Arial"/>
+                <w:sz w:val="16"/>
+                <w:szCs w:val="16"/>
+                <w:lang w:val="ru-RU"/>
+              </w:rPr>
+              <w:t>.:</w:t>
+            </w:r>
+            <w:r>
+              <w:rPr>
+                <w:rFonts w:ascii="Arial" w:hAnsi="Arial" w:cs="Arial"/>
+                <w:sz w:val="16"/>
+                <w:szCs w:val="16"/>
+              </w:rPr>
+              <w:t> </w:t>
+            </w:r>
+            <w:r>
+              <w:rPr>
+                <w:rFonts w:ascii="Arial" w:hAnsi="Arial" w:cs="Arial"/>
+                <w:sz w:val="16"/>
+                <w:szCs w:val="16"/>
+                <w:lang w:val="ru-RU"/>
+              </w:rPr>
+              <w:t xml:space="preserve">по ст. 58-2-11 УК </w:t>
+            </w:r>
+            <w:proofErr w:type="gramStart"/>
+            <w:r>
+              <w:rPr>
+                <w:rFonts w:ascii="Arial" w:hAnsi="Arial" w:cs="Arial"/>
+                <w:sz w:val="16"/>
+                <w:szCs w:val="16"/>
+                <w:lang w:val="ru-RU"/>
+              </w:rPr>
+              <w:t>РСФСР..</w:t>
+            </w:r>
+            <w:proofErr w:type="gramEnd"/>
+            <w:r>
+              <w:rPr>
+                <w:rFonts w:ascii="Arial" w:hAnsi="Arial" w:cs="Arial"/>
+                <w:sz w:val="16"/>
+                <w:szCs w:val="16"/>
+                <w:lang w:val="ru-RU"/>
+              </w:rPr>
+              <w:br/>
+              <w:t>Приговор: ВМН. Расстреляна 1 февраля 1934 г. Место захоронения</w:t>
+            </w:r>
+            <w:r>
+              <w:rPr>
+                <w:rFonts w:ascii="Arial" w:hAnsi="Arial" w:cs="Arial"/>
+                <w:sz w:val="16"/>
+                <w:szCs w:val="16"/>
+              </w:rPr>
+              <w:t> </w:t>
+            </w:r>
+            <w:r>
+              <w:rPr>
+                <w:rFonts w:ascii="Arial" w:hAnsi="Arial" w:cs="Arial"/>
+                <w:sz w:val="16"/>
+                <w:szCs w:val="16"/>
+                <w:lang w:val="ru-RU"/>
+              </w:rPr>
+              <w:t xml:space="preserve">- г. Хабаровск. Реабилитирована 31 августа 1989 г. По заключению Прокуратуры Хабаровского края по Указу ПВС СССР от 16.01.1989 г.  </w:t>
+            </w:r>
+            <w:proofErr w:type="spellStart"/>
+            <w:r>
+              <w:rPr>
+                <w:rFonts w:ascii="Arial" w:hAnsi="Arial" w:cs="Arial"/>
+                <w:sz w:val="16"/>
+                <w:szCs w:val="16"/>
+                <w:lang w:val="ru-RU"/>
+              </w:rPr>
+              <w:t>Арх.дело</w:t>
+            </w:r>
+            <w:proofErr w:type="spellEnd"/>
+            <w:r>
+              <w:rPr>
+                <w:rFonts w:ascii="Arial" w:hAnsi="Arial" w:cs="Arial"/>
+                <w:sz w:val="16"/>
+                <w:szCs w:val="16"/>
+                <w:lang w:val="ru-RU"/>
+              </w:rPr>
+              <w:t xml:space="preserve">: П-96565 </w:t>
+            </w:r>
+          </w:p>
+          <w:p>
+            <w:pPr>
+              <w:pStyle w:val="BodyText"/>
+              <w:pBdr>
+                <w:top w:val="none" w:sz="0" w:space="0" w:color="000000"/>
+                <w:left w:val="none" w:sz="0" w:space="0" w:color="000000"/>
+                <w:bottom w:val="none" w:sz="0" w:space="0" w:color="000000"/>
+                <w:right w:val="none" w:sz="0" w:space="0" w:color="000000"/>
+              </w:pBdr>
+              <w:spacing w:after="60" w:line="240" w:lineRule="auto"/>
+              <w:rPr>
+                <w:rFonts w:ascii="Arial" w:hAnsi="Arial" w:cs="Arial"/>
+                <w:sz w:val="16"/>
+                <w:szCs w:val="16"/>
+                <w:lang w:val="ru-RU"/>
+              </w:rPr>
+            </w:pPr>
+            <w:r>
+              <w:rPr>
+                <w:rFonts w:ascii="Arial" w:hAnsi="Arial" w:cs="Arial"/>
+                <w:b/>
+                <w:i/>
+                <w:sz w:val="16"/>
+                <w:szCs w:val="16"/>
+                <w:lang w:val="ru-RU"/>
+              </w:rPr>
+              <w:lastRenderedPageBreak/>
+              <w:t>Источник: Книга памяти Хабаровского края</w:t>
+            </w:r>
+            <w:r>
+              <w:rPr>
+                <w:rFonts w:ascii="Arial" w:hAnsi="Arial" w:cs="Arial"/>
+                <w:b/>
+                <w:i/>
+                <w:sz w:val="16"/>
+                <w:szCs w:val="16"/>
+                <w:lang w:val="ru-RU"/>
+              </w:rPr>
+              <w:t xml:space="preserve">;  </w:t>
+            </w:r>
+            <w:hyperlink r:id="rId12" w:history="1">
+              <w:r>
+                <w:rPr>
+                  <w:rStyle w:val="Hyperlink"/>
+                  <w:rFonts w:ascii="Arial" w:hAnsi="Arial" w:cs="Arial"/>
+                  <w:b/>
+                  <w:bCs/>
+                  <w:color w:val="auto"/>
+                  <w:sz w:val="16"/>
+                  <w:szCs w:val="16"/>
+                  <w:lang w:val="ru-RU"/>
+                </w:rPr>
+                <w:t>Архивная ссылка</w:t>
+              </w:r>
+            </w:hyperlink>
+          </w:p>
+        </w:tc>
+      </w:tr>
+      <w:tr>
+        <w:tc>
+          <w:tcPr>
+            <w:tcW w:w="10980" w:type="dxa"/>
+            <w:shd w:val="clear" w:color="auto" w:fill="auto"/>
+            <w:vAlign w:val="center"/>
+          </w:tcPr>
+          <w:p>
+            <w:pPr>
+              <w:pStyle w:val="BodyText"/>
               <w:spacing w:after="0" w:line="240" w:lineRule="auto"/>
               <w:rPr>
                 <w:rFonts w:ascii="Arial" w:hAnsi="Arial" w:cs="Arial"/>
@@ -2724,6 +3304,7 @@
                 <w:lang w:val="ru-RU"/>
               </w:rPr>
             </w:pPr>
+            <w:proofErr w:type="spellStart"/>
             <w:r>
               <w:rPr>
                 <w:rFonts w:ascii="Arial" w:hAnsi="Arial" w:cs="Arial"/>
@@ -2733,7 +3314,57 @@
                 <w:szCs w:val="16"/>
                 <w:lang w:val="ru-RU"/>
               </w:rPr>
-              <w:t xml:space="preserve">Пряжевская Анна Дорофеевна  40 лет  </w:t>
+              <w:lastRenderedPageBreak/>
+              <w:t>Пряжевская</w:t>
+            </w:r>
+            <w:proofErr w:type="spellEnd"/>
+            <w:r>
+              <w:rPr>
+                <w:rFonts w:ascii="Arial" w:hAnsi="Arial" w:cs="Arial"/>
+                <w:b/>
+                <w:bCs/>
+                <w:sz w:val="16"/>
+                <w:szCs w:val="16"/>
+                <w:lang w:val="ru-RU"/>
+              </w:rPr>
+              <w:t xml:space="preserve"> Анна </w:t>
+            </w:r>
+            <w:proofErr w:type="spellStart"/>
+            <w:proofErr w:type="gramStart"/>
+            <w:r>
+              <w:rPr>
+                <w:rFonts w:ascii="Arial" w:hAnsi="Arial" w:cs="Arial"/>
+                <w:b/>
+                <w:bCs/>
+                <w:sz w:val="16"/>
+                <w:szCs w:val="16"/>
+                <w:lang w:val="ru-RU"/>
+              </w:rPr>
+              <w:t>Дорофеевна</w:t>
+            </w:r>
+            <w:proofErr w:type="spellEnd"/>
+            <w:r>
+              <w:rPr>
+                <w:rFonts w:ascii="Arial" w:hAnsi="Arial" w:cs="Arial"/>
+                <w:b/>
+                <w:bCs/>
+                <w:sz w:val="16"/>
+                <w:szCs w:val="16"/>
+                <w:lang w:val="ru-RU"/>
+              </w:rPr>
+              <w:t xml:space="preserve">  40</w:t>
+            </w:r>
+            <w:proofErr w:type="gramEnd"/>
+            <w:r>
+              <w:rPr>
+                <w:rFonts w:ascii="Arial" w:hAnsi="Arial" w:cs="Arial"/>
+                <w:b/>
+                <w:bCs/>
+                <w:sz w:val="16"/>
+                <w:szCs w:val="16"/>
+                <w:lang w:val="ru-RU"/>
+              </w:rPr>
+              <w:t xml:space="preserve"> лет  </w:t>
             </w:r>
           </w:p>
           <w:p>
@@ -2789,8 +3420,19 @@
                 <w:szCs w:val="16"/>
                 <w:lang w:val="ru-RU"/>
               </w:rPr>
-              <w:t>екретарь сельсовета в п. Ерофей Павлович Сковородинского р-на..</w:t>
-            </w:r>
+              <w:t>екретарь сельсовета в п. Ерофей Павлович Сковородинского р-</w:t>
+            </w:r>
+            <w:proofErr w:type="gramStart"/>
+            <w:r>
+              <w:rPr>
+                <w:rFonts w:ascii="Arial" w:hAnsi="Arial" w:cs="Arial"/>
+                <w:sz w:val="16"/>
+                <w:szCs w:val="16"/>
+                <w:lang w:val="ru-RU"/>
+              </w:rPr>
+              <w:t>на..</w:t>
+            </w:r>
+            <w:proofErr w:type="gramEnd"/>
             <w:r>
               <w:rPr>
                 <w:rFonts w:ascii="Arial" w:hAnsi="Arial" w:cs="Arial"/>
@@ -2839,7 +3481,7 @@
               </w:rPr>
               <w:t xml:space="preserve">;  </w:t>
             </w:r>
-            <w:hyperlink r:id="rId12" w:history="1">
+            <w:hyperlink r:id="rId13" w:history="1">
               <w:r>
                 <w:rPr>
                   <w:rStyle w:val="Hyperlink"/>
@@ -2890,7 +3532,29 @@
                 <w:szCs w:val="16"/>
                 <w:lang w:val="ru-RU"/>
               </w:rPr>
-              <w:t xml:space="preserve">Сапфирова Анна Петровна  36 лет  </w:t>
+              <w:t xml:space="preserve">Сапфирова Анна </w:t>
+            </w:r>
+            <w:proofErr w:type="gramStart"/>
+            <w:r>
+              <w:rPr>
+                <w:rFonts w:ascii="Arial" w:hAnsi="Arial" w:cs="Arial"/>
+                <w:b/>
+                <w:sz w:val="16"/>
+                <w:szCs w:val="16"/>
+                <w:lang w:val="ru-RU"/>
+              </w:rPr>
+              <w:t>Петровна  36</w:t>
+            </w:r>
+            <w:proofErr w:type="gramEnd"/>
+            <w:r>
+              <w:rPr>
+                <w:rFonts w:ascii="Arial" w:hAnsi="Arial" w:cs="Arial"/>
+                <w:b/>
+                <w:sz w:val="16"/>
+                <w:szCs w:val="16"/>
+                <w:lang w:val="ru-RU"/>
+              </w:rPr>
+              <w:t xml:space="preserve"> лет  </w:t>
             </w:r>
           </w:p>
           <w:p>
@@ -2917,7 +3581,6 @@
                 <w:szCs w:val="16"/>
                 <w:lang w:val="ru-RU"/>
               </w:rPr>
-              <w:lastRenderedPageBreak/>
               <w:t>Родилась</w:t>
             </w:r>
             <w:r>
@@ -2935,7 +3598,27 @@
                 <w:szCs w:val="16"/>
                 <w:lang w:val="ru-RU"/>
               </w:rPr>
-              <w:t>03.02.1898, г. Братска Иркутской обл.; русская; образование среднее; защитник коллегии адвокатов. Прож.:</w:t>
+              <w:t xml:space="preserve">03.02.1898, г. Братска Иркутской обл.; русская; образование среднее; защитник коллегии адвокатов. </w:t>
+            </w:r>
+            <w:proofErr w:type="spellStart"/>
+            <w:r>
+              <w:rPr>
+                <w:rFonts w:ascii="Arial" w:hAnsi="Arial" w:cs="Arial"/>
+                <w:sz w:val="16"/>
+                <w:szCs w:val="16"/>
+                <w:lang w:val="ru-RU"/>
+              </w:rPr>
+              <w:t>Прож</w:t>
+            </w:r>
+            <w:proofErr w:type="spellEnd"/>
+            <w:r>
+              <w:rPr>
+                <w:rFonts w:ascii="Arial" w:hAnsi="Arial" w:cs="Arial"/>
+                <w:sz w:val="16"/>
+                <w:szCs w:val="16"/>
+                <w:lang w:val="ru-RU"/>
+              </w:rPr>
+              <w:t>.:</w:t>
             </w:r>
             <w:r>
               <w:rPr>
@@ -2952,7 +3635,47 @@
                 <w:szCs w:val="16"/>
                 <w:lang w:val="ru-RU"/>
               </w:rPr>
-              <w:t>с. Ордынское Ордынского р-на НСО.  Арестована 6 октября 1934 г.  Приговорена: приговором ЗапСибкрайсуда 30 октября 1934 г., обв.:</w:t>
+              <w:t xml:space="preserve">с. Ордынское Ордынского р-на НСО.  Арестована 6 октября 1934 г.  Приговорена: приговором </w:t>
+            </w:r>
+            <w:proofErr w:type="spellStart"/>
+            <w:r>
+              <w:rPr>
+                <w:rFonts w:ascii="Arial" w:hAnsi="Arial" w:cs="Arial"/>
+                <w:sz w:val="16"/>
+                <w:szCs w:val="16"/>
+                <w:lang w:val="ru-RU"/>
+              </w:rPr>
+              <w:t>ЗапСибкрайсуда</w:t>
+            </w:r>
+            <w:proofErr w:type="spellEnd"/>
+            <w:r>
+              <w:rPr>
+                <w:rFonts w:ascii="Arial" w:hAnsi="Arial" w:cs="Arial"/>
+                <w:sz w:val="16"/>
+                <w:szCs w:val="16"/>
+                <w:lang w:val="ru-RU"/>
+              </w:rPr>
+              <w:t xml:space="preserve"> 30 октября 1934 г., </w:t>
+            </w:r>
+            <w:proofErr w:type="spellStart"/>
+            <w:r>
+              <w:rPr>
+                <w:rFonts w:ascii="Arial" w:hAnsi="Arial" w:cs="Arial"/>
+                <w:sz w:val="16"/>
+                <w:szCs w:val="16"/>
+                <w:lang w:val="ru-RU"/>
+              </w:rPr>
+              <w:t>обв</w:t>
+            </w:r>
+            <w:proofErr w:type="spellEnd"/>
+            <w:r>
+              <w:rPr>
+                <w:rFonts w:ascii="Arial" w:hAnsi="Arial" w:cs="Arial"/>
+                <w:sz w:val="16"/>
+                <w:szCs w:val="16"/>
+                <w:lang w:val="ru-RU"/>
+              </w:rPr>
+              <w:t>.:</w:t>
             </w:r>
             <w:r>
               <w:rPr>
@@ -2969,7 +3692,27 @@
                 <w:szCs w:val="16"/>
                 <w:lang w:val="ru-RU"/>
               </w:rPr>
-              <w:t>по обвинению в "к/р агитации" (ст. 58-14 УК РСФСР). Приговор: к расстрелу Реабилитирована 30 апреля 1997 г.</w:t>
+              <w:t xml:space="preserve">по обвинению в "к/р агитации" (ст. </w:t>
+            </w:r>
+            <w:proofErr w:type="gramStart"/>
+            <w:r>
+              <w:rPr>
+                <w:rFonts w:ascii="Arial" w:hAnsi="Arial" w:cs="Arial"/>
+                <w:sz w:val="16"/>
+                <w:szCs w:val="16"/>
+                <w:lang w:val="ru-RU"/>
+              </w:rPr>
+              <w:t>58-14</w:t>
+            </w:r>
+            <w:proofErr w:type="gramEnd"/>
+            <w:r>
+              <w:rPr>
+                <w:rFonts w:ascii="Arial" w:hAnsi="Arial" w:cs="Arial"/>
+                <w:sz w:val="16"/>
+                <w:szCs w:val="16"/>
+                <w:lang w:val="ru-RU"/>
+              </w:rPr>
+              <w:t xml:space="preserve"> УК РСФСР). Приговор: к расстрелу Реабилитирована 30 апреля 1997 г.</w:t>
             </w:r>
           </w:p>
           <w:p>
@@ -3011,7 +3754,7 @@
               </w:rPr>
               <w:t xml:space="preserve">;  </w:t>
             </w:r>
-            <w:hyperlink r:id="rId13" w:history="1">
+            <w:hyperlink r:id="rId14" w:history="1">
               <w:r>
                 <w:rPr>
                   <w:rStyle w:val="Hyperlink"/>
@@ -3049,7 +3792,7 @@
 </file>
 
 <file path=word/numbering.xml><?xml version="1.0" encoding="utf-8"?>
-<w:numbering xmlns:wpc="http://schemas.microsoft.com/office/word/2010/wordprocessingCanvas" xmlns:cx="http://schemas.microsoft.com/office/drawing/2014/chartex" xmlns:cx1="http://schemas.microsoft.com/office/drawing/2015/9/8/chartex" xmlns:cx2="http://schemas.microsoft.com/office/drawing/2015/10/21/chartex" xmlns:cx3="http://schemas.microsoft.com/office/drawing/2016/5/9/chartex" xmlns:cx4="http://schemas.microsoft.com/office/drawing/2016/5/10/chartex" xmlns:cx5="http://schemas.microsoft.com/office/drawing/2016/5/11/chartex" xmlns:cx6="http://schemas.microsoft.com/office/drawing/2016/5/12/chartex" xmlns:cx7="http://schemas.microsoft.com/office/drawing/2016/5/13/chartex" xmlns:cx8="http://schemas.microsoft.com/office/drawing/2016/5/14/chartex" xmlns:mc="http://schemas.openxmlformats.org/markup-compatibility/2006" xmlns:aink="http://schemas.microsoft.com/office/drawing/2016/ink" xmlns:am3d="http://schemas.microsoft.com/office/drawing/2017/model3d" xmlns:o="urn:schemas-microsoft-com:office:office" xmlns:oel="http://schemas.microsoft.com/office/2019/extlst" xmlns:r="http://schemas.openxmlformats.org/officeDocument/2006/relationships" xmlns:m="http://schemas.openxmlformats.org/officeDocument/2006/math" xmlns:v="urn:schemas-microsoft-com:vml" xmlns:wp14="http://schemas.microsoft.com/office/word/2010/wordprocessingDrawing" xmlns:wp="http://schemas.openxmlformats.org/drawingml/2006/wordprocessingDrawing" xmlns:w10="urn:schemas-microsoft-com:office:word" xmlns:w="http://schemas.openxmlformats.org/wordprocessingml/2006/main" xmlns:w14="http://schemas.microsoft.com/office/word/2010/wordml" xmlns:w15="http://schemas.microsoft.com/office/word/2012/wordml" xmlns:w16cex="http://schemas.microsoft.com/office/word/2018/wordml/cex" xmlns:w16cid="http://schemas.microsoft.com/office/word/2016/wordml/cid" xmlns:w16="http://schemas.microsoft.com/office/word/2018/wordml" xmlns:w16du="http://schemas.microsoft.com/office/word/2023/wordml/word16du" xmlns:w16sdtdh="http://schemas.microsoft.com/office/word/2020/wordml/sdtdatahash" xmlns:w16se="http://schemas.microsoft.com/office/word/2015/wordml/symex" xmlns:wpg="http://schemas.microsoft.com/office/word/2010/wordprocessingGroup" xmlns:wpi="http://schemas.microsoft.com/office/word/2010/wordprocessingInk" xmlns:wne="http://schemas.microsoft.com/office/word/2006/wordml" xmlns:wps="http://schemas.microsoft.com/office/word/2010/wordprocessingShape" mc:Ignorable="w14 w15 w16se w16cid w16 w16cex w16sdtdh w16du wp14">
+<w:numbering xmlns:wpc="http://schemas.microsoft.com/office/word/2010/wordprocessingCanvas" xmlns:cx="http://schemas.microsoft.com/office/drawing/2014/chartex" xmlns:cx1="http://schemas.microsoft.com/office/drawing/2015/9/8/chartex" xmlns:cx2="http://schemas.microsoft.com/office/drawing/2015/10/21/chartex" xmlns:cx3="http://schemas.microsoft.com/office/drawing/2016/5/9/chartex" xmlns:cx4="http://schemas.microsoft.com/office/drawing/2016/5/10/chartex" xmlns:cx5="http://schemas.microsoft.com/office/drawing/2016/5/11/chartex" xmlns:cx6="http://schemas.microsoft.com/office/drawing/2016/5/12/chartex" xmlns:cx7="http://schemas.microsoft.com/office/drawing/2016/5/13/chartex" xmlns:cx8="http://schemas.microsoft.com/office/drawing/2016/5/14/chartex" xmlns:mc="http://schemas.openxmlformats.org/markup-compatibility/2006" xmlns:aink="http://schemas.microsoft.com/office/drawing/2016/ink" xmlns:am3d="http://schemas.microsoft.com/office/drawing/2017/model3d" xmlns:o="urn:schemas-microsoft-com:office:office" xmlns:oel="http://schemas.microsoft.com/office/2019/extlst" xmlns:r="http://schemas.openxmlformats.org/officeDocument/2006/relationships" xmlns:m="http://schemas.openxmlformats.org/officeDocument/2006/math" xmlns:v="urn:schemas-microsoft-com:vml" xmlns:wp14="http://schemas.microsoft.com/office/word/2010/wordprocessingDrawing" xmlns:wp="http://schemas.openxmlformats.org/drawingml/2006/wordprocessingDrawing" xmlns:w10="urn:schemas-microsoft-com:office:word" xmlns:w="http://schemas.openxmlformats.org/wordprocessingml/2006/main" xmlns:w14="http://schemas.microsoft.com/office/word/2010/wordml" xmlns:w15="http://schemas.microsoft.com/office/word/2012/wordml" xmlns:w16cex="http://schemas.microsoft.com/office/word/2018/wordml/cex" xmlns:w16cid="http://schemas.microsoft.com/office/word/2016/wordml/cid" xmlns:w16="http://schemas.microsoft.com/office/word/2018/wordml" xmlns:w16du="http://schemas.microsoft.com/office/word/2023/wordml/word16du" xmlns:w16sdtdh="http://schemas.microsoft.com/office/word/2020/wordml/sdtdatahash" xmlns:w16sdtfl="http://schemas.microsoft.com/office/word/2024/wordml/sdtformatlock" xmlns:w16se="http://schemas.microsoft.com/office/word/2015/wordml/symex" xmlns:wpg="http://schemas.microsoft.com/office/word/2010/wordprocessingGroup" xmlns:wpi="http://schemas.microsoft.com/office/word/2010/wordprocessingInk" xmlns:wne="http://schemas.microsoft.com/office/word/2006/wordml" xmlns:wps="http://schemas.microsoft.com/office/word/2010/wordprocessingShape" mc:Ignorable="w14 w15 w16se w16cid w16 w16cex w16sdtdh w16sdtfl w16du wp14">
   <w:abstractNum w:abstractNumId="0" w15:restartNumberingAfterBreak="0">
     <w:nsid w:val="00000001"/>
     <w:multiLevelType w:val="multilevel"/>
@@ -3180,7 +3923,7 @@
 </file>
 
 <file path=word/styles.xml><?xml version="1.0" encoding="utf-8"?>
-<w:styles xmlns:mc="http://schemas.openxmlformats.org/markup-compatibility/2006" xmlns:r="http://schemas.openxmlformats.org/officeDocument/2006/relationships" xmlns:w="http://schemas.openxmlformats.org/wordprocessingml/2006/main" xmlns:w14="http://schemas.microsoft.com/office/word/2010/wordml" xmlns:w15="http://schemas.microsoft.com/office/word/2012/wordml" xmlns:w16cex="http://schemas.microsoft.com/office/word/2018/wordml/cex" xmlns:w16cid="http://schemas.microsoft.com/office/word/2016/wordml/cid" xmlns:w16="http://schemas.microsoft.com/office/word/2018/wordml" xmlns:w16du="http://schemas.microsoft.com/office/word/2023/wordml/word16du" xmlns:w16sdtdh="http://schemas.microsoft.com/office/word/2020/wordml/sdtdatahash" xmlns:w16se="http://schemas.microsoft.com/office/word/2015/wordml/symex" mc:Ignorable="w14 w15 w16se w16cid w16 w16cex w16sdtdh w16du">
+<w:styles xmlns:mc="http://schemas.openxmlformats.org/markup-compatibility/2006" xmlns:r="http://schemas.openxmlformats.org/officeDocument/2006/relationships" xmlns:w="http://schemas.openxmlformats.org/wordprocessingml/2006/main" xmlns:w14="http://schemas.microsoft.com/office/word/2010/wordml" xmlns:w15="http://schemas.microsoft.com/office/word/2012/wordml" xmlns:w16cex="http://schemas.microsoft.com/office/word/2018/wordml/cex" xmlns:w16cid="http://schemas.microsoft.com/office/word/2016/wordml/cid" xmlns:w16="http://schemas.microsoft.com/office/word/2018/wordml" xmlns:w16du="http://schemas.microsoft.com/office/word/2023/wordml/word16du" xmlns:w16sdtdh="http://schemas.microsoft.com/office/word/2020/wordml/sdtdatahash" xmlns:w16sdtfl="http://schemas.microsoft.com/office/word/2024/wordml/sdtformatlock" xmlns:w16se="http://schemas.microsoft.com/office/word/2015/wordml/symex" mc:Ignorable="w14 w15 w16se w16cid w16 w16cex w16sdtdh w16sdtfl w16du">
   <w:docDefaults>
     <w:rPrDefault>
       <w:rPr>
@@ -3849,6 +4592,867 @@
 </w:styles>
 </file>
 
+<file path=word/charts/chart1.xml><?xml version="1.0" encoding="utf-8"?>
+<c:chartSpace xmlns:c="http://schemas.openxmlformats.org/drawingml/2006/chart" xmlns:a="http://schemas.openxmlformats.org/drawingml/2006/main" xmlns:r="http://schemas.openxmlformats.org/officeDocument/2006/relationships" xmlns:c16r2="http://schemas.microsoft.com/office/drawing/2015/06/chart">
+  <c:date1904 val="0"/>
+  <c:lang val="en-US"/>
+  <c:roundedCorners val="0"/>
+  <mc:AlternateContent xmlns:mc="http://schemas.openxmlformats.org/markup-compatibility/2006">
+    <mc:Choice xmlns:c14="http://schemas.microsoft.com/office/drawing/2007/8/2/chart" Requires="c14">
+      <c14:style val="102"/>
+    </mc:Choice>
+    <mc:Fallback>
+      <c:style val="2"/>
+    </mc:Fallback>
+  </mc:AlternateContent>
+  <c:clrMapOvr bg1="lt1" tx1="dk1" bg2="lt2" tx2="dk2" accent1="accent1" accent2="accent2" accent3="accent3" accent4="accent4" accent5="accent5" accent6="accent6" hlink="hlink" folHlink="folHlink"/>
+  <c:chart>
+    <c:autoTitleDeleted val="1"/>
+    <c:view3D>
+      <c:rotX val="0"/>
+      <c:rotY val="10"/>
+      <c:rAngAx val="0"/>
+    </c:view3D>
+    <c:floor>
+      <c:thickness val="0"/>
+      <c:spPr>
+        <a:noFill/>
+        <a:ln>
+          <a:noFill/>
+        </a:ln>
+        <a:effectLst/>
+        <a:sp3d/>
+      </c:spPr>
+    </c:floor>
+    <c:sideWall>
+      <c:thickness val="0"/>
+      <c:spPr>
+        <a:noFill/>
+        <a:ln>
+          <a:noFill/>
+        </a:ln>
+        <a:effectLst/>
+        <a:sp3d/>
+      </c:spPr>
+    </c:sideWall>
+    <c:backWall>
+      <c:thickness val="0"/>
+      <c:spPr>
+        <a:noFill/>
+        <a:ln>
+          <a:noFill/>
+        </a:ln>
+        <a:effectLst/>
+        <a:sp3d/>
+      </c:spPr>
+    </c:backWall>
+    <c:plotArea>
+      <c:layout>
+        <c:manualLayout>
+          <c:layoutTarget val="inner"/>
+          <c:xMode val="edge"/>
+          <c:yMode val="edge"/>
+          <c:x val="0.14059804821410982"/>
+          <c:y val="0.11691543957334048"/>
+          <c:w val="0.72616275866061153"/>
+          <c:h val="0.64707239343978185"/>
+        </c:manualLayout>
+      </c:layout>
+      <c:bar3DChart>
+        <c:barDir val="col"/>
+        <c:grouping val="clustered"/>
+        <c:varyColors val="0"/>
+        <c:ser>
+          <c:idx val="0"/>
+          <c:order val="0"/>
+          <c:spPr>
+            <a:solidFill>
+              <a:srgbClr val="4472C4"/>
+            </a:solidFill>
+            <a:ln>
+              <a:noFill/>
+            </a:ln>
+            <a:effectLst/>
+            <a:sp3d/>
+          </c:spPr>
+          <c:invertIfNegative val="0"/>
+          <c:dLbls>
+            <c:spPr>
+              <a:noFill/>
+              <a:ln>
+                <a:noFill/>
+              </a:ln>
+              <a:effectLst/>
+            </c:spPr>
+            <c:txPr>
+              <a:bodyPr rot="0" spcFirstLastPara="1" vertOverflow="ellipsis" vert="horz" wrap="square" lIns="38100" tIns="19050" rIns="38100" bIns="19050" anchor="ctr" anchorCtr="1">
+                <a:spAutoFit/>
+              </a:bodyPr>
+              <a:lstStyle/>
+              <a:p>
+                <a:pPr>
+                  <a:defRPr sz="800" b="1" i="0" u="none" strike="noStrike" kern="1200" baseline="0">
+                    <a:solidFill>
+                      <a:sysClr val="windowText" lastClr="000000"/>
+                    </a:solidFill>
+                    <a:latin typeface="Arial" panose="020B0604020202020204" pitchFamily="34" charset="0"/>
+                    <a:ea typeface="+mn-ea"/>
+                    <a:cs typeface="Arial" panose="020B0604020202020204" pitchFamily="34" charset="0"/>
+                  </a:defRPr>
+                </a:pPr>
+                <a:endParaRPr lang="en-US"/>
+              </a:p>
+            </c:txPr>
+            <c:showLegendKey val="0"/>
+            <c:showVal val="1"/>
+            <c:showCatName val="0"/>
+            <c:showSerName val="0"/>
+            <c:showPercent val="0"/>
+            <c:showBubbleSize val="0"/>
+            <c:separator>
+</c:separator>
+            <c:showLeaderLines val="0"/>
+            <c:extLst>
+              <c:ext xmlns:c15="http://schemas.microsoft.com/office/drawing/2012/chart" uri="{CE6537A1-D6FC-4f65-9D91-7224C49458BB}">
+                <c15:showLeaderLines val="1"/>
+                <c15:leaderLines>
+                  <c:spPr>
+                    <a:ln w="9525" cap="flat" cmpd="sng" algn="ctr">
+                      <a:solidFill>
+                        <a:schemeClr val="tx1">
+                          <a:lumMod val="35000"/>
+                          <a:lumOff val="65000"/>
+                        </a:schemeClr>
+                      </a:solidFill>
+                      <a:round/>
+                    </a:ln>
+                    <a:effectLst/>
+                  </c:spPr>
+                </c15:leaderLines>
+              </c:ext>
+            </c:extLst>
+          </c:dLbls>
+          <c:cat>
+            <c:strRef>
+              <c:f>'Расстр-1934'!$A$7:$A$10</c:f>
+              <c:strCache>
+                <c:ptCount val="4"/>
+                <c:pt idx="0">
+                  <c:v>26 лет</c:v>
+                </c:pt>
+                <c:pt idx="1">
+                  <c:v>30 лет</c:v>
+                </c:pt>
+                <c:pt idx="2">
+                  <c:v>34 года</c:v>
+                </c:pt>
+                <c:pt idx="3">
+                  <c:v>36-40 лет</c:v>
+                </c:pt>
+              </c:strCache>
+            </c:strRef>
+          </c:cat>
+          <c:val>
+            <c:numRef>
+              <c:f>'Расстр-1934'!$B$7:$B$10</c:f>
+              <c:numCache>
+                <c:formatCode>General</c:formatCode>
+                <c:ptCount val="4"/>
+                <c:pt idx="0">
+                  <c:v>1</c:v>
+                </c:pt>
+                <c:pt idx="1">
+                  <c:v>1</c:v>
+                </c:pt>
+                <c:pt idx="2">
+                  <c:v>1</c:v>
+                </c:pt>
+                <c:pt idx="3">
+                  <c:v>6</c:v>
+                </c:pt>
+              </c:numCache>
+            </c:numRef>
+          </c:val>
+          <c:extLst>
+            <c:ext xmlns:c16="http://schemas.microsoft.com/office/drawing/2014/chart" uri="{C3380CC4-5D6E-409C-BE32-E72D297353CC}">
+              <c16:uniqueId val="{00000000-46B4-4ACE-9735-30BD3E44383B}"/>
+            </c:ext>
+          </c:extLst>
+        </c:ser>
+        <c:dLbls>
+          <c:showLegendKey val="0"/>
+          <c:showVal val="0"/>
+          <c:showCatName val="0"/>
+          <c:showSerName val="0"/>
+          <c:showPercent val="0"/>
+          <c:showBubbleSize val="0"/>
+        </c:dLbls>
+        <c:gapWidth val="83"/>
+        <c:shape val="box"/>
+        <c:axId val="904673775"/>
+        <c:axId val="904655055"/>
+        <c:axId val="0"/>
+      </c:bar3DChart>
+      <c:catAx>
+        <c:axId val="904673775"/>
+        <c:scaling>
+          <c:orientation val="minMax"/>
+        </c:scaling>
+        <c:delete val="0"/>
+        <c:axPos val="b"/>
+        <c:numFmt formatCode="General" sourceLinked="1"/>
+        <c:majorTickMark val="out"/>
+        <c:minorTickMark val="none"/>
+        <c:tickLblPos val="nextTo"/>
+        <c:spPr>
+          <a:noFill/>
+          <a:ln w="9525" cap="flat" cmpd="sng" algn="ctr">
+            <a:solidFill>
+              <a:schemeClr val="tx1">
+                <a:lumMod val="15000"/>
+                <a:lumOff val="85000"/>
+              </a:schemeClr>
+            </a:solidFill>
+            <a:round/>
+          </a:ln>
+          <a:effectLst/>
+        </c:spPr>
+        <c:txPr>
+          <a:bodyPr rot="0" spcFirstLastPara="1" vertOverflow="ellipsis" wrap="square" anchor="ctr" anchorCtr="1"/>
+          <a:lstStyle/>
+          <a:p>
+            <a:pPr>
+              <a:defRPr sz="1000" b="1" i="0" u="none" strike="noStrike" kern="1200" baseline="-10000">
+                <a:solidFill>
+                  <a:sysClr val="windowText" lastClr="000000"/>
+                </a:solidFill>
+                <a:latin typeface="Arial" panose="020B0604020202020204" pitchFamily="34" charset="0"/>
+                <a:ea typeface="+mn-ea"/>
+                <a:cs typeface="+mn-cs"/>
+              </a:defRPr>
+            </a:pPr>
+            <a:endParaRPr lang="en-US"/>
+          </a:p>
+        </c:txPr>
+        <c:crossAx val="904655055"/>
+        <c:crossesAt val="0"/>
+        <c:auto val="0"/>
+        <c:lblAlgn val="ctr"/>
+        <c:lblOffset val="100"/>
+        <c:noMultiLvlLbl val="0"/>
+      </c:catAx>
+      <c:valAx>
+        <c:axId val="904655055"/>
+        <c:scaling>
+          <c:orientation val="minMax"/>
+          <c:max val="6"/>
+          <c:min val="0"/>
+        </c:scaling>
+        <c:delete val="1"/>
+        <c:axPos val="l"/>
+        <c:numFmt formatCode="General" sourceLinked="1"/>
+        <c:majorTickMark val="out"/>
+        <c:minorTickMark val="none"/>
+        <c:tickLblPos val="nextTo"/>
+        <c:crossAx val="904673775"/>
+        <c:crosses val="autoZero"/>
+        <c:crossBetween val="between"/>
+        <c:majorUnit val="1"/>
+        <c:minorUnit val="0.5"/>
+      </c:valAx>
+      <c:spPr>
+        <a:noFill/>
+        <a:ln>
+          <a:noFill/>
+        </a:ln>
+        <a:effectLst/>
+      </c:spPr>
+    </c:plotArea>
+    <c:plotVisOnly val="1"/>
+    <c:dispBlanksAs val="gap"/>
+    <c:extLst>
+      <c:ext xmlns:c16r3="http://schemas.microsoft.com/office/drawing/2017/03/chart" uri="{56B9EC1D-385E-4148-901F-78D8002777C0}">
+        <c16r3:dataDisplayOptions16>
+          <c16r3:dispNaAsBlank val="1"/>
+        </c16r3:dataDisplayOptions16>
+      </c:ext>
+    </c:extLst>
+    <c:showDLblsOverMax val="0"/>
+  </c:chart>
+  <c:spPr>
+    <a:solidFill>
+      <a:schemeClr val="bg1"/>
+    </a:solidFill>
+    <a:ln w="9525" cap="flat" cmpd="sng" algn="ctr">
+      <a:solidFill>
+        <a:schemeClr val="tx1">
+          <a:lumMod val="15000"/>
+          <a:lumOff val="85000"/>
+        </a:schemeClr>
+      </a:solidFill>
+      <a:round/>
+    </a:ln>
+    <a:effectLst/>
+  </c:spPr>
+  <c:txPr>
+    <a:bodyPr/>
+    <a:lstStyle/>
+    <a:p>
+      <a:pPr>
+        <a:defRPr/>
+      </a:pPr>
+      <a:endParaRPr lang="en-US"/>
+    </a:p>
+  </c:txPr>
+  <c:externalData r:id="rId4">
+    <c:autoUpdate val="0"/>
+  </c:externalData>
+</c:chartSpace>
+</file>
+
+<file path=word/charts/colors1.xml><?xml version="1.0" encoding="utf-8"?>
+<cs:colorStyle xmlns:cs="http://schemas.microsoft.com/office/drawing/2012/chartStyle" xmlns:a="http://schemas.openxmlformats.org/drawingml/2006/main" meth="cycle" id="10">
+  <a:schemeClr val="accent1"/>
+  <a:schemeClr val="accent2"/>
+  <a:schemeClr val="accent3"/>
+  <a:schemeClr val="accent4"/>
+  <a:schemeClr val="accent5"/>
+  <a:schemeClr val="accent6"/>
+  <cs:variation/>
+  <cs:variation>
+    <a:lumMod val="60000"/>
+  </cs:variation>
+  <cs:variation>
+    <a:lumMod val="80000"/>
+    <a:lumOff val="20000"/>
+  </cs:variation>
+  <cs:variation>
+    <a:lumMod val="80000"/>
+  </cs:variation>
+  <cs:variation>
+    <a:lumMod val="60000"/>
+    <a:lumOff val="40000"/>
+  </cs:variation>
+  <cs:variation>
+    <a:lumMod val="50000"/>
+  </cs:variation>
+  <cs:variation>
+    <a:lumMod val="70000"/>
+    <a:lumOff val="30000"/>
+  </cs:variation>
+  <cs:variation>
+    <a:lumMod val="70000"/>
+  </cs:variation>
+  <cs:variation>
+    <a:lumMod val="50000"/>
+    <a:lumOff val="50000"/>
+  </cs:variation>
+</cs:colorStyle>
+</file>
+
+<file path=word/charts/style1.xml><?xml version="1.0" encoding="utf-8"?>
+<cs:chartStyle xmlns:cs="http://schemas.microsoft.com/office/drawing/2012/chartStyle" xmlns:a="http://schemas.openxmlformats.org/drawingml/2006/main" id="332">
+  <cs:axisTitle>
+    <cs:lnRef idx="0"/>
+    <cs:fillRef idx="0"/>
+    <cs:effectRef idx="0"/>
+    <cs:fontRef idx="minor">
+      <a:schemeClr val="tx1">
+        <a:lumMod val="65000"/>
+        <a:lumOff val="35000"/>
+      </a:schemeClr>
+    </cs:fontRef>
+    <cs:defRPr sz="1000" kern="1200"/>
+  </cs:axisTitle>
+  <cs:categoryAxis>
+    <cs:lnRef idx="0"/>
+    <cs:fillRef idx="0"/>
+    <cs:effectRef idx="0"/>
+    <cs:fontRef idx="minor">
+      <a:schemeClr val="tx1">
+        <a:lumMod val="65000"/>
+        <a:lumOff val="35000"/>
+      </a:schemeClr>
+    </cs:fontRef>
+    <cs:spPr>
+      <a:ln w="9525" cap="flat" cmpd="sng" algn="ctr">
+        <a:solidFill>
+          <a:schemeClr val="tx1">
+            <a:lumMod val="15000"/>
+            <a:lumOff val="85000"/>
+          </a:schemeClr>
+        </a:solidFill>
+        <a:round/>
+      </a:ln>
+    </cs:spPr>
+    <cs:defRPr sz="900" kern="1200"/>
+  </cs:categoryAxis>
+  <cs:chartArea mods="allowNoFillOverride allowNoLineOverride">
+    <cs:lnRef idx="0"/>
+    <cs:fillRef idx="0"/>
+    <cs:effectRef idx="0"/>
+    <cs:fontRef idx="minor">
+      <a:schemeClr val="tx1"/>
+    </cs:fontRef>
+    <cs:spPr>
+      <a:solidFill>
+        <a:schemeClr val="bg1"/>
+      </a:solidFill>
+      <a:ln w="9525" cap="flat" cmpd="sng" algn="ctr">
+        <a:solidFill>
+          <a:schemeClr val="tx1">
+            <a:lumMod val="15000"/>
+            <a:lumOff val="85000"/>
+          </a:schemeClr>
+        </a:solidFill>
+        <a:round/>
+      </a:ln>
+    </cs:spPr>
+    <cs:defRPr sz="1000" kern="1200"/>
+  </cs:chartArea>
+  <cs:dataLabel>
+    <cs:lnRef idx="0"/>
+    <cs:fillRef idx="0"/>
+    <cs:effectRef idx="0"/>
+    <cs:fontRef idx="minor">
+      <a:schemeClr val="tx1">
+        <a:lumMod val="75000"/>
+        <a:lumOff val="25000"/>
+      </a:schemeClr>
+    </cs:fontRef>
+    <cs:defRPr sz="900" kern="1200"/>
+  </cs:dataLabel>
+  <cs:dataLabelCallout>
+    <cs:lnRef idx="0"/>
+    <cs:fillRef idx="0"/>
+    <cs:effectRef idx="0"/>
+    <cs:fontRef idx="minor">
+      <a:schemeClr val="dk1">
+        <a:lumMod val="65000"/>
+        <a:lumOff val="35000"/>
+      </a:schemeClr>
+    </cs:fontRef>
+    <cs:spPr>
+      <a:solidFill>
+        <a:schemeClr val="lt1"/>
+      </a:solidFill>
+      <a:ln>
+        <a:solidFill>
+          <a:schemeClr val="dk1">
+            <a:lumMod val="25000"/>
+            <a:lumOff val="75000"/>
+          </a:schemeClr>
+        </a:solidFill>
+      </a:ln>
+    </cs:spPr>
+    <cs:defRPr sz="900" kern="1200"/>
+    <cs:bodyPr rot="0" spcFirstLastPara="1" vertOverflow="clip" horzOverflow="clip" vert="horz" wrap="square" lIns="36576" tIns="18288" rIns="36576" bIns="18288" anchor="ctr" anchorCtr="1">
+      <a:spAutoFit/>
+    </cs:bodyPr>
+  </cs:dataLabelCallout>
+  <cs:dataPoint>
+    <cs:lnRef idx="0"/>
+    <cs:fillRef idx="1">
+      <cs:styleClr val="auto"/>
+    </cs:fillRef>
+    <cs:effectRef idx="0"/>
+    <cs:fontRef idx="minor">
+      <a:schemeClr val="tx1"/>
+    </cs:fontRef>
+  </cs:dataPoint>
+  <cs:dataPoint3D>
+    <cs:lnRef idx="0"/>
+    <cs:fillRef idx="1">
+      <cs:styleClr val="auto"/>
+    </cs:fillRef>
+    <cs:effectRef idx="0"/>
+    <cs:fontRef idx="minor">
+      <a:schemeClr val="tx1"/>
+    </cs:fontRef>
+  </cs:dataPoint3D>
+  <cs:dataPointLine>
+    <cs:lnRef idx="0">
+      <cs:styleClr val="auto"/>
+    </cs:lnRef>
+    <cs:fillRef idx="1"/>
+    <cs:effectRef idx="0"/>
+    <cs:fontRef idx="minor">
+      <a:schemeClr val="tx1"/>
+    </cs:fontRef>
+    <cs:spPr>
+      <a:ln w="28575" cap="rnd">
+        <a:solidFill>
+          <a:schemeClr val="phClr"/>
+        </a:solidFill>
+        <a:round/>
+      </a:ln>
+    </cs:spPr>
+  </cs:dataPointLine>
+  <cs:dataPointMarker>
+    <cs:lnRef idx="0">
+      <cs:styleClr val="auto"/>
+    </cs:lnRef>
+    <cs:fillRef idx="1">
+      <cs:styleClr val="auto"/>
+    </cs:fillRef>
+    <cs:effectRef idx="0"/>
+    <cs:fontRef idx="minor">
+      <a:schemeClr val="tx1"/>
+    </cs:fontRef>
+    <cs:spPr>
+      <a:ln w="9525">
+        <a:solidFill>
+          <a:schemeClr val="phClr"/>
+        </a:solidFill>
+      </a:ln>
+    </cs:spPr>
+  </cs:dataPointMarker>
+  <cs:dataPointMarkerLayout symbol="circle" size="5"/>
+  <cs:dataPointWireframe>
+    <cs:lnRef idx="0">
+      <cs:styleClr val="auto"/>
+    </cs:lnRef>
+    <cs:fillRef idx="1"/>
+    <cs:effectRef idx="0"/>
+    <cs:fontRef idx="minor">
+      <a:schemeClr val="tx1"/>
+    </cs:fontRef>
+    <cs:spPr>
+      <a:ln w="9525" cap="rnd">
+        <a:solidFill>
+          <a:schemeClr val="phClr"/>
+        </a:solidFill>
+        <a:round/>
+      </a:ln>
+    </cs:spPr>
+  </cs:dataPointWireframe>
+  <cs:dataTable>
+    <cs:lnRef idx="0"/>
+    <cs:fillRef idx="0"/>
+    <cs:effectRef idx="0"/>
+    <cs:fontRef idx="minor">
+      <a:schemeClr val="tx1">
+        <a:lumMod val="65000"/>
+        <a:lumOff val="35000"/>
+      </a:schemeClr>
+    </cs:fontRef>
+    <cs:spPr>
+      <a:noFill/>
+      <a:ln w="9525" cap="flat" cmpd="sng" algn="ctr">
+        <a:solidFill>
+          <a:schemeClr val="tx1">
+            <a:lumMod val="15000"/>
+            <a:lumOff val="85000"/>
+          </a:schemeClr>
+        </a:solidFill>
+        <a:round/>
+      </a:ln>
+    </cs:spPr>
+    <cs:defRPr sz="900" kern="1200"/>
+  </cs:dataTable>
+  <cs:downBar>
+    <cs:lnRef idx="0"/>
+    <cs:fillRef idx="0"/>
+    <cs:effectRef idx="0"/>
+    <cs:fontRef idx="minor">
+      <a:schemeClr val="dk1"/>
+    </cs:fontRef>
+    <cs:spPr>
+      <a:solidFill>
+        <a:schemeClr val="dk1">
+          <a:lumMod val="65000"/>
+          <a:lumOff val="35000"/>
+        </a:schemeClr>
+      </a:solidFill>
+      <a:ln w="9525">
+        <a:solidFill>
+          <a:schemeClr val="tx1">
+            <a:lumMod val="65000"/>
+            <a:lumOff val="35000"/>
+          </a:schemeClr>
+        </a:solidFill>
+      </a:ln>
+    </cs:spPr>
+  </cs:downBar>
+  <cs:dropLine>
+    <cs:lnRef idx="0"/>
+    <cs:fillRef idx="0"/>
+    <cs:effectRef idx="0"/>
+    <cs:fontRef idx="minor">
+      <a:schemeClr val="tx1"/>
+    </cs:fontRef>
+    <cs:spPr>
+      <a:ln w="9525" cap="flat" cmpd="sng" algn="ctr">
+        <a:solidFill>
+          <a:schemeClr val="tx1">
+            <a:lumMod val="35000"/>
+            <a:lumOff val="65000"/>
+          </a:schemeClr>
+        </a:solidFill>
+        <a:round/>
+      </a:ln>
+    </cs:spPr>
+  </cs:dropLine>
+  <cs:errorBar>
+    <cs:lnRef idx="0"/>
+    <cs:fillRef idx="0"/>
+    <cs:effectRef idx="0"/>
+    <cs:fontRef idx="minor">
+      <a:schemeClr val="tx1"/>
+    </cs:fontRef>
+    <cs:spPr>
+      <a:ln w="9525" cap="flat" cmpd="sng" algn="ctr">
+        <a:solidFill>
+          <a:schemeClr val="tx1">
+            <a:lumMod val="65000"/>
+            <a:lumOff val="35000"/>
+          </a:schemeClr>
+        </a:solidFill>
+        <a:round/>
+      </a:ln>
+    </cs:spPr>
+  </cs:errorBar>
+  <cs:floor>
+    <cs:lnRef idx="0"/>
+    <cs:fillRef idx="0"/>
+    <cs:effectRef idx="0"/>
+    <cs:fontRef idx="minor">
+      <a:schemeClr val="tx1"/>
+    </cs:fontRef>
+    <cs:spPr>
+      <a:noFill/>
+      <a:ln>
+        <a:noFill/>
+      </a:ln>
+    </cs:spPr>
+  </cs:floor>
+  <cs:gridlineMajor>
+    <cs:lnRef idx="0"/>
+    <cs:fillRef idx="0"/>
+    <cs:effectRef idx="0"/>
+    <cs:fontRef idx="minor">
+      <a:schemeClr val="tx1"/>
+    </cs:fontRef>
+    <cs:spPr>
+      <a:ln w="9525" cap="flat" cmpd="sng" algn="ctr">
+        <a:solidFill>
+          <a:schemeClr val="tx1">
+            <a:lumMod val="15000"/>
+            <a:lumOff val="85000"/>
+          </a:schemeClr>
+        </a:solidFill>
+        <a:round/>
+      </a:ln>
+    </cs:spPr>
+  </cs:gridlineMajor>
+  <cs:gridlineMinor>
+    <cs:lnRef idx="0"/>
+    <cs:fillRef idx="0"/>
+    <cs:effectRef idx="0"/>
+    <cs:fontRef idx="minor">
+      <a:schemeClr val="tx1"/>
+    </cs:fontRef>
+    <cs:spPr>
+      <a:ln w="9525" cap="flat" cmpd="sng" algn="ctr">
+        <a:solidFill>
+          <a:schemeClr val="tx1">
+            <a:lumMod val="5000"/>
+            <a:lumOff val="95000"/>
+          </a:schemeClr>
+        </a:solidFill>
+        <a:round/>
+      </a:ln>
+    </cs:spPr>
+  </cs:gridlineMinor>
+  <cs:hiLoLine>
+    <cs:lnRef idx="0"/>
+    <cs:fillRef idx="0"/>
+    <cs:effectRef idx="0"/>
+    <cs:fontRef idx="minor">
+      <a:schemeClr val="tx1"/>
+    </cs:fontRef>
+    <cs:spPr>
+      <a:ln w="9525" cap="flat" cmpd="sng" algn="ctr">
+        <a:solidFill>
+          <a:schemeClr val="tx1">
+            <a:lumMod val="75000"/>
+            <a:lumOff val="25000"/>
+          </a:schemeClr>
+        </a:solidFill>
+        <a:round/>
+      </a:ln>
+    </cs:spPr>
+  </cs:hiLoLine>
+  <cs:leaderLine>
+    <cs:lnRef idx="0"/>
+    <cs:fillRef idx="0"/>
+    <cs:effectRef idx="0"/>
+    <cs:fontRef idx="minor">
+      <a:schemeClr val="tx1"/>
+    </cs:fontRef>
+    <cs:spPr>
+      <a:ln w="9525" cap="flat" cmpd="sng" algn="ctr">
+        <a:solidFill>
+          <a:schemeClr val="tx1">
+            <a:lumMod val="35000"/>
+            <a:lumOff val="65000"/>
+          </a:schemeClr>
+        </a:solidFill>
+        <a:round/>
+      </a:ln>
+    </cs:spPr>
+  </cs:leaderLine>
+  <cs:legend>
+    <cs:lnRef idx="0"/>
+    <cs:fillRef idx="0"/>
+    <cs:effectRef idx="0"/>
+    <cs:fontRef idx="minor">
+      <a:schemeClr val="tx1">
+        <a:lumMod val="65000"/>
+        <a:lumOff val="35000"/>
+      </a:schemeClr>
+    </cs:fontRef>
+    <cs:defRPr sz="900" kern="1200"/>
+  </cs:legend>
+  <cs:plotArea mods="allowNoFillOverride allowNoLineOverride">
+    <cs:lnRef idx="0"/>
+    <cs:fillRef idx="0"/>
+    <cs:effectRef idx="0"/>
+    <cs:fontRef idx="minor">
+      <a:schemeClr val="tx1"/>
+    </cs:fontRef>
+  </cs:plotArea>
+  <cs:plotArea3D mods="allowNoFillOverride allowNoLineOverride">
+    <cs:lnRef idx="0"/>
+    <cs:fillRef idx="0"/>
+    <cs:effectRef idx="0"/>
+    <cs:fontRef idx="minor">
+      <a:schemeClr val="tx1"/>
+    </cs:fontRef>
+  </cs:plotArea3D>
+  <cs:seriesAxis>
+    <cs:lnRef idx="0"/>
+    <cs:fillRef idx="0"/>
+    <cs:effectRef idx="0"/>
+    <cs:fontRef idx="minor">
+      <a:schemeClr val="tx1">
+        <a:lumMod val="65000"/>
+        <a:lumOff val="35000"/>
+      </a:schemeClr>
+    </cs:fontRef>
+    <cs:defRPr sz="900" kern="1200"/>
+  </cs:seriesAxis>
+  <cs:seriesLine>
+    <cs:lnRef idx="0"/>
+    <cs:fillRef idx="0"/>
+    <cs:effectRef idx="0"/>
+    <cs:fontRef idx="minor">
+      <a:schemeClr val="tx1"/>
+    </cs:fontRef>
+    <cs:spPr>
+      <a:ln w="9525" cap="flat" cmpd="sng" algn="ctr">
+        <a:solidFill>
+          <a:schemeClr val="tx1">
+            <a:lumMod val="35000"/>
+            <a:lumOff val="65000"/>
+          </a:schemeClr>
+        </a:solidFill>
+        <a:round/>
+      </a:ln>
+    </cs:spPr>
+  </cs:seriesLine>
+  <cs:title>
+    <cs:lnRef idx="0"/>
+    <cs:fillRef idx="0"/>
+    <cs:effectRef idx="0"/>
+    <cs:fontRef idx="minor">
+      <a:schemeClr val="tx1">
+        <a:lumMod val="65000"/>
+        <a:lumOff val="35000"/>
+      </a:schemeClr>
+    </cs:fontRef>
+    <cs:defRPr sz="1400" b="0" kern="1200" spc="0" baseline="0"/>
+  </cs:title>
+  <cs:trendline>
+    <cs:lnRef idx="0">
+      <cs:styleClr val="auto"/>
+    </cs:lnRef>
+    <cs:fillRef idx="0"/>
+    <cs:effectRef idx="0"/>
+    <cs:fontRef idx="minor">
+      <a:schemeClr val="tx1"/>
+    </cs:fontRef>
+    <cs:spPr>
+      <a:ln w="19050" cap="rnd">
+        <a:solidFill>
+          <a:schemeClr val="phClr"/>
+        </a:solidFill>
+        <a:prstDash val="sysDot"/>
+      </a:ln>
+    </cs:spPr>
+  </cs:trendline>
+  <cs:trendlineLabel>
+    <cs:lnRef idx="0"/>
+    <cs:fillRef idx="0"/>
+    <cs:effectRef idx="0"/>
+    <cs:fontRef idx="minor">
+      <a:schemeClr val="tx1">
+        <a:lumMod val="65000"/>
+        <a:lumOff val="35000"/>
+      </a:schemeClr>
+    </cs:fontRef>
+    <cs:defRPr sz="900" kern="1200"/>
+  </cs:trendlineLabel>
+  <cs:upBar>
+    <cs:lnRef idx="0"/>
+    <cs:fillRef idx="0"/>
+    <cs:effectRef idx="0"/>
+    <cs:fontRef idx="minor">
+      <a:schemeClr val="dk1"/>
+    </cs:fontRef>
+    <cs:spPr>
+      <a:solidFill>
+        <a:schemeClr val="lt1"/>
+      </a:solidFill>
+      <a:ln w="9525">
+        <a:solidFill>
+          <a:schemeClr val="tx1">
+            <a:lumMod val="15000"/>
+            <a:lumOff val="85000"/>
+          </a:schemeClr>
+        </a:solidFill>
+      </a:ln>
+    </cs:spPr>
+  </cs:upBar>
+  <cs:valueAxis>
+    <cs:lnRef idx="0"/>
+    <cs:fillRef idx="0"/>
+    <cs:effectRef idx="0"/>
+    <cs:fontRef idx="minor">
+      <a:schemeClr val="tx1">
+        <a:lumMod val="65000"/>
+        <a:lumOff val="35000"/>
+      </a:schemeClr>
+    </cs:fontRef>
+    <cs:defRPr sz="900" kern="1200"/>
+  </cs:valueAxis>
+  <cs:wall>
+    <cs:lnRef idx="0"/>
+    <cs:fillRef idx="0"/>
+    <cs:effectRef idx="0"/>
+    <cs:fontRef idx="minor">
+      <a:schemeClr val="tx1"/>
+    </cs:fontRef>
+    <cs:spPr>
+      <a:noFill/>
+      <a:ln>
+        <a:noFill/>
+      </a:ln>
+    </cs:spPr>
+  </cs:wall>
+</cs:chartStyle>
+</file>
+
 <file path=word/theme/theme1.xml><?xml version="1.0" encoding="utf-8"?>
 <a:theme xmlns:a="http://schemas.openxmlformats.org/drawingml/2006/main" name="Office Theme">
   <a:themeElements>
@@ -4142,4 +5746,290 @@
     </a:ext>
   </a:extLst>
 </a:theme>
+</file>
+
+<file path=word/theme/themeOverride1.xml><?xml version="1.0" encoding="utf-8"?>
+<a:themeOverride xmlns:a="http://schemas.openxmlformats.org/drawingml/2006/main">
+  <a:clrScheme name="Office">
+    <a:dk1>
+      <a:sysClr val="windowText" lastClr="000000"/>
+    </a:dk1>
+    <a:lt1>
+      <a:sysClr val="window" lastClr="FFFFFF"/>
+    </a:lt1>
+    <a:dk2>
+      <a:srgbClr val="44546A"/>
+    </a:dk2>
+    <a:lt2>
+      <a:srgbClr val="E7E6E6"/>
+    </a:lt2>
+    <a:accent1>
+      <a:srgbClr val="4472C4"/>
+    </a:accent1>
+    <a:accent2>
+      <a:srgbClr val="ED7D31"/>
+    </a:accent2>
+    <a:accent3>
+      <a:srgbClr val="A5A5A5"/>
+    </a:accent3>
+    <a:accent4>
+      <a:srgbClr val="FFC000"/>
+    </a:accent4>
+    <a:accent5>
+      <a:srgbClr val="5B9BD5"/>
+    </a:accent5>
+    <a:accent6>
+      <a:srgbClr val="70AD47"/>
+    </a:accent6>
+    <a:hlink>
+      <a:srgbClr val="0563C1"/>
+    </a:hlink>
+    <a:folHlink>
+      <a:srgbClr val="954F72"/>
+    </a:folHlink>
+  </a:clrScheme>
+  <a:fontScheme name="Office">
+    <a:majorFont>
+      <a:latin typeface="Calibri Light" panose="020F0302020204030204"/>
+      <a:ea typeface=""/>
+      <a:cs typeface=""/>
+      <a:font script="Jpan" typeface="游ゴシック Light"/>
+      <a:font script="Hang" typeface="맑은 고딕"/>
+      <a:font script="Hans" typeface="等线 Light"/>
+      <a:font script="Hant" typeface="新細明體"/>
+      <a:font script="Arab" typeface="Times New Roman"/>
+      <a:font script="Hebr" typeface="Times New Roman"/>
+      <a:font script="Thai" typeface="Tahoma"/>
+      <a:font script="Ethi" typeface="Nyala"/>
+      <a:font script="Beng" typeface="Vrinda"/>
+      <a:font script="Gujr" typeface="Shruti"/>
+      <a:font script="Khmr" typeface="MoolBoran"/>
+      <a:font script="Knda" typeface="Tunga"/>
+      <a:font script="Guru" typeface="Raavi"/>
+      <a:font script="Cans" typeface="Euphemia"/>
+      <a:font script="Cher" typeface="Plantagenet Cherokee"/>
+      <a:font script="Yiii" typeface="Microsoft Yi Baiti"/>
+      <a:font script="Tibt" typeface="Microsoft Himalaya"/>
+      <a:font script="Thaa" typeface="MV Boli"/>
+      <a:font script="Deva" typeface="Mangal"/>
+      <a:font script="Telu" typeface="Gautami"/>
+      <a:font script="Taml" typeface="Latha"/>
+      <a:font script="Syrc" typeface="Estrangelo Edessa"/>
+      <a:font script="Orya" typeface="Kalinga"/>
+      <a:font script="Mlym" typeface="Kartika"/>
+      <a:font script="Laoo" typeface="DokChampa"/>
+      <a:font script="Sinh" typeface="Iskoola Pota"/>
+      <a:font script="Mong" typeface="Mongolian Baiti"/>
+      <a:font script="Viet" typeface="Times New Roman"/>
+      <a:font script="Uigh" typeface="Microsoft Uighur"/>
+      <a:font script="Geor" typeface="Sylfaen"/>
+      <a:font script="Armn" typeface="Arial"/>
+      <a:font script="Bugi" typeface="Leelawadee UI"/>
+      <a:font script="Bopo" typeface="Microsoft JhengHei"/>
+      <a:font script="Java" typeface="Javanese Text"/>
+      <a:font script="Lisu" typeface="Segoe UI"/>
+      <a:font script="Mymr" typeface="Myanmar Text"/>
+      <a:font script="Nkoo" typeface="Ebrima"/>
+      <a:font script="Olck" typeface="Nirmala UI"/>
+      <a:font script="Osma" typeface="Ebrima"/>
+      <a:font script="Phag" typeface="Phagspa"/>
+      <a:font script="Syrn" typeface="Estrangelo Edessa"/>
+      <a:font script="Syrj" typeface="Estrangelo Edessa"/>
+      <a:font script="Syre" typeface="Estrangelo Edessa"/>
+      <a:font script="Sora" typeface="Nirmala UI"/>
+      <a:font script="Tale" typeface="Microsoft Tai Le"/>
+      <a:font script="Talu" typeface="Microsoft New Tai Lue"/>
+      <a:font script="Tfng" typeface="Ebrima"/>
+    </a:majorFont>
+    <a:minorFont>
+      <a:latin typeface="Calibri" panose="020F0502020204030204"/>
+      <a:ea typeface=""/>
+      <a:cs typeface=""/>
+      <a:font script="Jpan" typeface="游ゴシック"/>
+      <a:font script="Hang" typeface="맑은 고딕"/>
+      <a:font script="Hans" typeface="等线"/>
+      <a:font script="Hant" typeface="新細明體"/>
+      <a:font script="Arab" typeface="Arial"/>
+      <a:font script="Hebr" typeface="Arial"/>
+      <a:font script="Thai" typeface="Tahoma"/>
+      <a:font script="Ethi" typeface="Nyala"/>
+      <a:font script="Beng" typeface="Vrinda"/>
+      <a:font script="Gujr" typeface="Shruti"/>
+      <a:font script="Khmr" typeface="DaunPenh"/>
+      <a:font script="Knda" typeface="Tunga"/>
+      <a:font script="Guru" typeface="Raavi"/>
+      <a:font script="Cans" typeface="Euphemia"/>
+      <a:font script="Cher" typeface="Plantagenet Cherokee"/>
+      <a:font script="Yiii" typeface="Microsoft Yi Baiti"/>
+      <a:font script="Tibt" typeface="Microsoft Himalaya"/>
+      <a:font script="Thaa" typeface="MV Boli"/>
+      <a:font script="Deva" typeface="Mangal"/>
+      <a:font script="Telu" typeface="Gautami"/>
+      <a:font script="Taml" typeface="Latha"/>
+      <a:font script="Syrc" typeface="Estrangelo Edessa"/>
+      <a:font script="Orya" typeface="Kalinga"/>
+      <a:font script="Mlym" typeface="Kartika"/>
+      <a:font script="Laoo" typeface="DokChampa"/>
+      <a:font script="Sinh" typeface="Iskoola Pota"/>
+      <a:font script="Mong" typeface="Mongolian Baiti"/>
+      <a:font script="Viet" typeface="Arial"/>
+      <a:font script="Uigh" typeface="Microsoft Uighur"/>
+      <a:font script="Geor" typeface="Sylfaen"/>
+      <a:font script="Armn" typeface="Arial"/>
+      <a:font script="Bugi" typeface="Leelawadee UI"/>
+      <a:font script="Bopo" typeface="Microsoft JhengHei"/>
+      <a:font script="Java" typeface="Javanese Text"/>
+      <a:font script="Lisu" typeface="Segoe UI"/>
+      <a:font script="Mymr" typeface="Myanmar Text"/>
+      <a:font script="Nkoo" typeface="Ebrima"/>
+      <a:font script="Olck" typeface="Nirmala UI"/>
+      <a:font script="Osma" typeface="Ebrima"/>
+      <a:font script="Phag" typeface="Phagspa"/>
+      <a:font script="Syrn" typeface="Estrangelo Edessa"/>
+      <a:font script="Syrj" typeface="Estrangelo Edessa"/>
+      <a:font script="Syre" typeface="Estrangelo Edessa"/>
+      <a:font script="Sora" typeface="Nirmala UI"/>
+      <a:font script="Tale" typeface="Microsoft Tai Le"/>
+      <a:font script="Talu" typeface="Microsoft New Tai Lue"/>
+      <a:font script="Tfng" typeface="Ebrima"/>
+    </a:minorFont>
+  </a:fontScheme>
+  <a:fmtScheme name="Office">
+    <a:fillStyleLst>
+      <a:solidFill>
+        <a:schemeClr val="phClr"/>
+      </a:solidFill>
+      <a:gradFill rotWithShape="1">
+        <a:gsLst>
+          <a:gs pos="0">
+            <a:schemeClr val="phClr">
+              <a:lumMod val="110000"/>
+              <a:satMod val="105000"/>
+              <a:tint val="67000"/>
+            </a:schemeClr>
+          </a:gs>
+          <a:gs pos="50000">
+            <a:schemeClr val="phClr">
+              <a:lumMod val="105000"/>
+              <a:satMod val="103000"/>
+              <a:tint val="73000"/>
+            </a:schemeClr>
+          </a:gs>
+          <a:gs pos="100000">
+            <a:schemeClr val="phClr">
+              <a:lumMod val="105000"/>
+              <a:satMod val="109000"/>
+              <a:tint val="81000"/>
+            </a:schemeClr>
+          </a:gs>
+        </a:gsLst>
+        <a:lin ang="5400000" scaled="0"/>
+      </a:gradFill>
+      <a:gradFill rotWithShape="1">
+        <a:gsLst>
+          <a:gs pos="0">
+            <a:schemeClr val="phClr">
+              <a:satMod val="103000"/>
+              <a:lumMod val="102000"/>
+              <a:tint val="94000"/>
+            </a:schemeClr>
+          </a:gs>
+          <a:gs pos="50000">
+            <a:schemeClr val="phClr">
+              <a:satMod val="110000"/>
+              <a:lumMod val="100000"/>
+              <a:shade val="100000"/>
+            </a:schemeClr>
+          </a:gs>
+          <a:gs pos="100000">
+            <a:schemeClr val="phClr">
+              <a:lumMod val="99000"/>
+              <a:satMod val="120000"/>
+              <a:shade val="78000"/>
+            </a:schemeClr>
+          </a:gs>
+        </a:gsLst>
+        <a:lin ang="5400000" scaled="0"/>
+      </a:gradFill>
+    </a:fillStyleLst>
+    <a:lnStyleLst>
+      <a:ln w="6350" cap="flat" cmpd="sng" algn="ctr">
+        <a:solidFill>
+          <a:schemeClr val="phClr"/>
+        </a:solidFill>
+        <a:prstDash val="solid"/>
+        <a:miter lim="800000"/>
+      </a:ln>
+      <a:ln w="12700" cap="flat" cmpd="sng" algn="ctr">
+        <a:solidFill>
+          <a:schemeClr val="phClr"/>
+        </a:solidFill>
+        <a:prstDash val="solid"/>
+        <a:miter lim="800000"/>
+      </a:ln>
+      <a:ln w="19050" cap="flat" cmpd="sng" algn="ctr">
+        <a:solidFill>
+          <a:schemeClr val="phClr"/>
+        </a:solidFill>
+        <a:prstDash val="solid"/>
+        <a:miter lim="800000"/>
+      </a:ln>
+    </a:lnStyleLst>
+    <a:effectStyleLst>
+      <a:effectStyle>
+        <a:effectLst/>
+      </a:effectStyle>
+      <a:effectStyle>
+        <a:effectLst/>
+      </a:effectStyle>
+      <a:effectStyle>
+        <a:effectLst>
+          <a:outerShdw blurRad="57150" dist="19050" dir="5400000" algn="ctr" rotWithShape="0">
+            <a:srgbClr val="000000">
+              <a:alpha val="63000"/>
+            </a:srgbClr>
+          </a:outerShdw>
+        </a:effectLst>
+      </a:effectStyle>
+    </a:effectStyleLst>
+    <a:bgFillStyleLst>
+      <a:solidFill>
+        <a:schemeClr val="phClr"/>
+      </a:solidFill>
+      <a:solidFill>
+        <a:schemeClr val="phClr">
+          <a:tint val="95000"/>
+          <a:satMod val="170000"/>
+        </a:schemeClr>
+      </a:solidFill>
+      <a:gradFill rotWithShape="1">
+        <a:gsLst>
+          <a:gs pos="0">
+            <a:schemeClr val="phClr">
+              <a:tint val="93000"/>
+              <a:satMod val="150000"/>
+              <a:shade val="98000"/>
+              <a:lumMod val="102000"/>
+            </a:schemeClr>
+          </a:gs>
+          <a:gs pos="50000">
+            <a:schemeClr val="phClr">
+              <a:tint val="98000"/>
+              <a:satMod val="130000"/>
+              <a:shade val="90000"/>
+              <a:lumMod val="103000"/>
+            </a:schemeClr>
+          </a:gs>
+          <a:gs pos="100000">
+            <a:schemeClr val="phClr">
+              <a:shade val="63000"/>
+              <a:satMod val="120000"/>
+            </a:schemeClr>
+          </a:gs>
+        </a:gsLst>
+        <a:lin ang="5400000" scaled="0"/>
+      </a:gradFill>
+    </a:bgFillStyleLst>
+  </a:fmtScheme>
+</a:themeOverride>
 </file>
--- a/docs/BYYEAR/Расстреляны_1934.docx
+++ b/docs/BYYEAR/Расстреляны_1934.docx
@@ -987,24 +987,56 @@
       </w:pPr>
       <w:r>
         <w:rPr>
+          <w:rFonts w:ascii="Arial" w:hAnsi="Arial" w:cs="Arial"/>
+          <w:b/>
+          <w:bCs/>
           <w:noProof/>
-          <w14:ligatures w14:val="standardContextual"/>
+          <w:color w:val="000000"/>
+          <w:sz w:val="18"/>
+          <w:szCs w:val="18"/>
+          <w:lang w:val="ru-RU"/>
         </w:rPr>
         <w:drawing>
-          <wp:inline distT="0" distB="0" distL="0" distR="0" wp14:anchorId="04A221B5" wp14:editId="5AF3DAA5">
-            <wp:extent cx="3316013" cy="1458310"/>
-            <wp:effectExtent l="0" t="0" r="17780" b="8890"/>
-            <wp:docPr id="1213949463" name="Chart 1">
-              <a:extLst xmlns:a="http://schemas.openxmlformats.org/drawingml/2006/main">
-                <a:ext uri="{FF2B5EF4-FFF2-40B4-BE49-F238E27FC236}">
-                  <a16:creationId xmlns:a16="http://schemas.microsoft.com/office/drawing/2014/main" id="{7326B798-51FC-4CF9-89DB-74EDCEEBF38B}"/>
-                </a:ext>
-              </a:extLst>
-            </wp:docPr>
-            <wp:cNvGraphicFramePr/>
+          <wp:inline distT="0" distB="0" distL="0" distR="0" wp14:anchorId="65C551C4" wp14:editId="012CAA04">
+            <wp:extent cx="3328670" cy="1469390"/>
+            <wp:effectExtent l="0" t="0" r="5080" b="0"/>
+            <wp:docPr id="2113655832" name="Picture 1"/>
+            <wp:cNvGraphicFramePr>
+              <a:graphicFrameLocks xmlns:a="http://schemas.openxmlformats.org/drawingml/2006/main" noChangeAspect="1"/>
+            </wp:cNvGraphicFramePr>
             <a:graphic xmlns:a="http://schemas.openxmlformats.org/drawingml/2006/main">
-              <a:graphicData uri="http://schemas.openxmlformats.org/drawingml/2006/chart">
-                <c:chart xmlns:c="http://schemas.openxmlformats.org/drawingml/2006/chart" xmlns:r="http://schemas.openxmlformats.org/officeDocument/2006/relationships" r:id="rId5"/>
+              <a:graphicData uri="http://schemas.openxmlformats.org/drawingml/2006/picture">
+                <pic:pic xmlns:pic="http://schemas.openxmlformats.org/drawingml/2006/picture">
+                  <pic:nvPicPr>
+                    <pic:cNvPr id="0" name="Picture 2"/>
+                    <pic:cNvPicPr>
+                      <a:picLocks noChangeAspect="1" noChangeArrowheads="1"/>
+                    </pic:cNvPicPr>
+                  </pic:nvPicPr>
+                  <pic:blipFill>
+                    <a:blip r:embed="rId5">
+                      <a:extLst>
+                        <a:ext uri="{28A0092B-C50C-407E-A947-70E740481C1C}">
+                          <a14:useLocalDpi xmlns:a14="http://schemas.microsoft.com/office/drawing/2010/main" val="0"/>
+                        </a:ext>
+                      </a:extLst>
+                    </a:blip>
+                    <a:srcRect/>
+                    <a:stretch>
+                      <a:fillRect/>
+                    </a:stretch>
+                  </pic:blipFill>
+                  <pic:spPr bwMode="auto">
+                    <a:xfrm>
+                      <a:off x="0" y="0"/>
+                      <a:ext cx="3328670" cy="1469390"/>
+                    </a:xfrm>
+                    <a:prstGeom prst="rect">
+                      <a:avLst/>
+                    </a:prstGeom>
+                    <a:noFill/>
+                  </pic:spPr>
+                </pic:pic>
               </a:graphicData>
             </a:graphic>
           </wp:inline>
@@ -4592,867 +4624,6 @@
 </w:styles>
 </file>
 
-<file path=word/charts/chart1.xml><?xml version="1.0" encoding="utf-8"?>
-<c:chartSpace xmlns:c="http://schemas.openxmlformats.org/drawingml/2006/chart" xmlns:a="http://schemas.openxmlformats.org/drawingml/2006/main" xmlns:r="http://schemas.openxmlformats.org/officeDocument/2006/relationships" xmlns:c16r2="http://schemas.microsoft.com/office/drawing/2015/06/chart">
-  <c:date1904 val="0"/>
-  <c:lang val="en-US"/>
-  <c:roundedCorners val="0"/>
-  <mc:AlternateContent xmlns:mc="http://schemas.openxmlformats.org/markup-compatibility/2006">
-    <mc:Choice xmlns:c14="http://schemas.microsoft.com/office/drawing/2007/8/2/chart" Requires="c14">
-      <c14:style val="102"/>
-    </mc:Choice>
-    <mc:Fallback>
-      <c:style val="2"/>
-    </mc:Fallback>
-  </mc:AlternateContent>
-  <c:clrMapOvr bg1="lt1" tx1="dk1" bg2="lt2" tx2="dk2" accent1="accent1" accent2="accent2" accent3="accent3" accent4="accent4" accent5="accent5" accent6="accent6" hlink="hlink" folHlink="folHlink"/>
-  <c:chart>
-    <c:autoTitleDeleted val="1"/>
-    <c:view3D>
-      <c:rotX val="0"/>
-      <c:rotY val="10"/>
-      <c:rAngAx val="0"/>
-    </c:view3D>
-    <c:floor>
-      <c:thickness val="0"/>
-      <c:spPr>
-        <a:noFill/>
-        <a:ln>
-          <a:noFill/>
-        </a:ln>
-        <a:effectLst/>
-        <a:sp3d/>
-      </c:spPr>
-    </c:floor>
-    <c:sideWall>
-      <c:thickness val="0"/>
-      <c:spPr>
-        <a:noFill/>
-        <a:ln>
-          <a:noFill/>
-        </a:ln>
-        <a:effectLst/>
-        <a:sp3d/>
-      </c:spPr>
-    </c:sideWall>
-    <c:backWall>
-      <c:thickness val="0"/>
-      <c:spPr>
-        <a:noFill/>
-        <a:ln>
-          <a:noFill/>
-        </a:ln>
-        <a:effectLst/>
-        <a:sp3d/>
-      </c:spPr>
-    </c:backWall>
-    <c:plotArea>
-      <c:layout>
-        <c:manualLayout>
-          <c:layoutTarget val="inner"/>
-          <c:xMode val="edge"/>
-          <c:yMode val="edge"/>
-          <c:x val="0.14059804821410982"/>
-          <c:y val="0.11691543957334048"/>
-          <c:w val="0.72616275866061153"/>
-          <c:h val="0.64707239343978185"/>
-        </c:manualLayout>
-      </c:layout>
-      <c:bar3DChart>
-        <c:barDir val="col"/>
-        <c:grouping val="clustered"/>
-        <c:varyColors val="0"/>
-        <c:ser>
-          <c:idx val="0"/>
-          <c:order val="0"/>
-          <c:spPr>
-            <a:solidFill>
-              <a:srgbClr val="4472C4"/>
-            </a:solidFill>
-            <a:ln>
-              <a:noFill/>
-            </a:ln>
-            <a:effectLst/>
-            <a:sp3d/>
-          </c:spPr>
-          <c:invertIfNegative val="0"/>
-          <c:dLbls>
-            <c:spPr>
-              <a:noFill/>
-              <a:ln>
-                <a:noFill/>
-              </a:ln>
-              <a:effectLst/>
-            </c:spPr>
-            <c:txPr>
-              <a:bodyPr rot="0" spcFirstLastPara="1" vertOverflow="ellipsis" vert="horz" wrap="square" lIns="38100" tIns="19050" rIns="38100" bIns="19050" anchor="ctr" anchorCtr="1">
-                <a:spAutoFit/>
-              </a:bodyPr>
-              <a:lstStyle/>
-              <a:p>
-                <a:pPr>
-                  <a:defRPr sz="800" b="1" i="0" u="none" strike="noStrike" kern="1200" baseline="0">
-                    <a:solidFill>
-                      <a:sysClr val="windowText" lastClr="000000"/>
-                    </a:solidFill>
-                    <a:latin typeface="Arial" panose="020B0604020202020204" pitchFamily="34" charset="0"/>
-                    <a:ea typeface="+mn-ea"/>
-                    <a:cs typeface="Arial" panose="020B0604020202020204" pitchFamily="34" charset="0"/>
-                  </a:defRPr>
-                </a:pPr>
-                <a:endParaRPr lang="en-US"/>
-              </a:p>
-            </c:txPr>
-            <c:showLegendKey val="0"/>
-            <c:showVal val="1"/>
-            <c:showCatName val="0"/>
-            <c:showSerName val="0"/>
-            <c:showPercent val="0"/>
-            <c:showBubbleSize val="0"/>
-            <c:separator>
-</c:separator>
-            <c:showLeaderLines val="0"/>
-            <c:extLst>
-              <c:ext xmlns:c15="http://schemas.microsoft.com/office/drawing/2012/chart" uri="{CE6537A1-D6FC-4f65-9D91-7224C49458BB}">
-                <c15:showLeaderLines val="1"/>
-                <c15:leaderLines>
-                  <c:spPr>
-                    <a:ln w="9525" cap="flat" cmpd="sng" algn="ctr">
-                      <a:solidFill>
-                        <a:schemeClr val="tx1">
-                          <a:lumMod val="35000"/>
-                          <a:lumOff val="65000"/>
-                        </a:schemeClr>
-                      </a:solidFill>
-                      <a:round/>
-                    </a:ln>
-                    <a:effectLst/>
-                  </c:spPr>
-                </c15:leaderLines>
-              </c:ext>
-            </c:extLst>
-          </c:dLbls>
-          <c:cat>
-            <c:strRef>
-              <c:f>'Расстр-1934'!$A$7:$A$10</c:f>
-              <c:strCache>
-                <c:ptCount val="4"/>
-                <c:pt idx="0">
-                  <c:v>26 лет</c:v>
-                </c:pt>
-                <c:pt idx="1">
-                  <c:v>30 лет</c:v>
-                </c:pt>
-                <c:pt idx="2">
-                  <c:v>34 года</c:v>
-                </c:pt>
-                <c:pt idx="3">
-                  <c:v>36-40 лет</c:v>
-                </c:pt>
-              </c:strCache>
-            </c:strRef>
-          </c:cat>
-          <c:val>
-            <c:numRef>
-              <c:f>'Расстр-1934'!$B$7:$B$10</c:f>
-              <c:numCache>
-                <c:formatCode>General</c:formatCode>
-                <c:ptCount val="4"/>
-                <c:pt idx="0">
-                  <c:v>1</c:v>
-                </c:pt>
-                <c:pt idx="1">
-                  <c:v>1</c:v>
-                </c:pt>
-                <c:pt idx="2">
-                  <c:v>1</c:v>
-                </c:pt>
-                <c:pt idx="3">
-                  <c:v>6</c:v>
-                </c:pt>
-              </c:numCache>
-            </c:numRef>
-          </c:val>
-          <c:extLst>
-            <c:ext xmlns:c16="http://schemas.microsoft.com/office/drawing/2014/chart" uri="{C3380CC4-5D6E-409C-BE32-E72D297353CC}">
-              <c16:uniqueId val="{00000000-46B4-4ACE-9735-30BD3E44383B}"/>
-            </c:ext>
-          </c:extLst>
-        </c:ser>
-        <c:dLbls>
-          <c:showLegendKey val="0"/>
-          <c:showVal val="0"/>
-          <c:showCatName val="0"/>
-          <c:showSerName val="0"/>
-          <c:showPercent val="0"/>
-          <c:showBubbleSize val="0"/>
-        </c:dLbls>
-        <c:gapWidth val="83"/>
-        <c:shape val="box"/>
-        <c:axId val="904673775"/>
-        <c:axId val="904655055"/>
-        <c:axId val="0"/>
-      </c:bar3DChart>
-      <c:catAx>
-        <c:axId val="904673775"/>
-        <c:scaling>
-          <c:orientation val="minMax"/>
-        </c:scaling>
-        <c:delete val="0"/>
-        <c:axPos val="b"/>
-        <c:numFmt formatCode="General" sourceLinked="1"/>
-        <c:majorTickMark val="out"/>
-        <c:minorTickMark val="none"/>
-        <c:tickLblPos val="nextTo"/>
-        <c:spPr>
-          <a:noFill/>
-          <a:ln w="9525" cap="flat" cmpd="sng" algn="ctr">
-            <a:solidFill>
-              <a:schemeClr val="tx1">
-                <a:lumMod val="15000"/>
-                <a:lumOff val="85000"/>
-              </a:schemeClr>
-            </a:solidFill>
-            <a:round/>
-          </a:ln>
-          <a:effectLst/>
-        </c:spPr>
-        <c:txPr>
-          <a:bodyPr rot="0" spcFirstLastPara="1" vertOverflow="ellipsis" wrap="square" anchor="ctr" anchorCtr="1"/>
-          <a:lstStyle/>
-          <a:p>
-            <a:pPr>
-              <a:defRPr sz="1000" b="1" i="0" u="none" strike="noStrike" kern="1200" baseline="-10000">
-                <a:solidFill>
-                  <a:sysClr val="windowText" lastClr="000000"/>
-                </a:solidFill>
-                <a:latin typeface="Arial" panose="020B0604020202020204" pitchFamily="34" charset="0"/>
-                <a:ea typeface="+mn-ea"/>
-                <a:cs typeface="+mn-cs"/>
-              </a:defRPr>
-            </a:pPr>
-            <a:endParaRPr lang="en-US"/>
-          </a:p>
-        </c:txPr>
-        <c:crossAx val="904655055"/>
-        <c:crossesAt val="0"/>
-        <c:auto val="0"/>
-        <c:lblAlgn val="ctr"/>
-        <c:lblOffset val="100"/>
-        <c:noMultiLvlLbl val="0"/>
-      </c:catAx>
-      <c:valAx>
-        <c:axId val="904655055"/>
-        <c:scaling>
-          <c:orientation val="minMax"/>
-          <c:max val="6"/>
-          <c:min val="0"/>
-        </c:scaling>
-        <c:delete val="1"/>
-        <c:axPos val="l"/>
-        <c:numFmt formatCode="General" sourceLinked="1"/>
-        <c:majorTickMark val="out"/>
-        <c:minorTickMark val="none"/>
-        <c:tickLblPos val="nextTo"/>
-        <c:crossAx val="904673775"/>
-        <c:crosses val="autoZero"/>
-        <c:crossBetween val="between"/>
-        <c:majorUnit val="1"/>
-        <c:minorUnit val="0.5"/>
-      </c:valAx>
-      <c:spPr>
-        <a:noFill/>
-        <a:ln>
-          <a:noFill/>
-        </a:ln>
-        <a:effectLst/>
-      </c:spPr>
-    </c:plotArea>
-    <c:plotVisOnly val="1"/>
-    <c:dispBlanksAs val="gap"/>
-    <c:extLst>
-      <c:ext xmlns:c16r3="http://schemas.microsoft.com/office/drawing/2017/03/chart" uri="{56B9EC1D-385E-4148-901F-78D8002777C0}">
-        <c16r3:dataDisplayOptions16>
-          <c16r3:dispNaAsBlank val="1"/>
-        </c16r3:dataDisplayOptions16>
-      </c:ext>
-    </c:extLst>
-    <c:showDLblsOverMax val="0"/>
-  </c:chart>
-  <c:spPr>
-    <a:solidFill>
-      <a:schemeClr val="bg1"/>
-    </a:solidFill>
-    <a:ln w="9525" cap="flat" cmpd="sng" algn="ctr">
-      <a:solidFill>
-        <a:schemeClr val="tx1">
-          <a:lumMod val="15000"/>
-          <a:lumOff val="85000"/>
-        </a:schemeClr>
-      </a:solidFill>
-      <a:round/>
-    </a:ln>
-    <a:effectLst/>
-  </c:spPr>
-  <c:txPr>
-    <a:bodyPr/>
-    <a:lstStyle/>
-    <a:p>
-      <a:pPr>
-        <a:defRPr/>
-      </a:pPr>
-      <a:endParaRPr lang="en-US"/>
-    </a:p>
-  </c:txPr>
-  <c:externalData r:id="rId4">
-    <c:autoUpdate val="0"/>
-  </c:externalData>
-</c:chartSpace>
-</file>
-
-<file path=word/charts/colors1.xml><?xml version="1.0" encoding="utf-8"?>
-<cs:colorStyle xmlns:cs="http://schemas.microsoft.com/office/drawing/2012/chartStyle" xmlns:a="http://schemas.openxmlformats.org/drawingml/2006/main" meth="cycle" id="10">
-  <a:schemeClr val="accent1"/>
-  <a:schemeClr val="accent2"/>
-  <a:schemeClr val="accent3"/>
-  <a:schemeClr val="accent4"/>
-  <a:schemeClr val="accent5"/>
-  <a:schemeClr val="accent6"/>
-  <cs:variation/>
-  <cs:variation>
-    <a:lumMod val="60000"/>
-  </cs:variation>
-  <cs:variation>
-    <a:lumMod val="80000"/>
-    <a:lumOff val="20000"/>
-  </cs:variation>
-  <cs:variation>
-    <a:lumMod val="80000"/>
-  </cs:variation>
-  <cs:variation>
-    <a:lumMod val="60000"/>
-    <a:lumOff val="40000"/>
-  </cs:variation>
-  <cs:variation>
-    <a:lumMod val="50000"/>
-  </cs:variation>
-  <cs:variation>
-    <a:lumMod val="70000"/>
-    <a:lumOff val="30000"/>
-  </cs:variation>
-  <cs:variation>
-    <a:lumMod val="70000"/>
-  </cs:variation>
-  <cs:variation>
-    <a:lumMod val="50000"/>
-    <a:lumOff val="50000"/>
-  </cs:variation>
-</cs:colorStyle>
-</file>
-
-<file path=word/charts/style1.xml><?xml version="1.0" encoding="utf-8"?>
-<cs:chartStyle xmlns:cs="http://schemas.microsoft.com/office/drawing/2012/chartStyle" xmlns:a="http://schemas.openxmlformats.org/drawingml/2006/main" id="332">
-  <cs:axisTitle>
-    <cs:lnRef idx="0"/>
-    <cs:fillRef idx="0"/>
-    <cs:effectRef idx="0"/>
-    <cs:fontRef idx="minor">
-      <a:schemeClr val="tx1">
-        <a:lumMod val="65000"/>
-        <a:lumOff val="35000"/>
-      </a:schemeClr>
-    </cs:fontRef>
-    <cs:defRPr sz="1000" kern="1200"/>
-  </cs:axisTitle>
-  <cs:categoryAxis>
-    <cs:lnRef idx="0"/>
-    <cs:fillRef idx="0"/>
-    <cs:effectRef idx="0"/>
-    <cs:fontRef idx="minor">
-      <a:schemeClr val="tx1">
-        <a:lumMod val="65000"/>
-        <a:lumOff val="35000"/>
-      </a:schemeClr>
-    </cs:fontRef>
-    <cs:spPr>
-      <a:ln w="9525" cap="flat" cmpd="sng" algn="ctr">
-        <a:solidFill>
-          <a:schemeClr val="tx1">
-            <a:lumMod val="15000"/>
-            <a:lumOff val="85000"/>
-          </a:schemeClr>
-        </a:solidFill>
-        <a:round/>
-      </a:ln>
-    </cs:spPr>
-    <cs:defRPr sz="900" kern="1200"/>
-  </cs:categoryAxis>
-  <cs:chartArea mods="allowNoFillOverride allowNoLineOverride">
-    <cs:lnRef idx="0"/>
-    <cs:fillRef idx="0"/>
-    <cs:effectRef idx="0"/>
-    <cs:fontRef idx="minor">
-      <a:schemeClr val="tx1"/>
-    </cs:fontRef>
-    <cs:spPr>
-      <a:solidFill>
-        <a:schemeClr val="bg1"/>
-      </a:solidFill>
-      <a:ln w="9525" cap="flat" cmpd="sng" algn="ctr">
-        <a:solidFill>
-          <a:schemeClr val="tx1">
-            <a:lumMod val="15000"/>
-            <a:lumOff val="85000"/>
-          </a:schemeClr>
-        </a:solidFill>
-        <a:round/>
-      </a:ln>
-    </cs:spPr>
-    <cs:defRPr sz="1000" kern="1200"/>
-  </cs:chartArea>
-  <cs:dataLabel>
-    <cs:lnRef idx="0"/>
-    <cs:fillRef idx="0"/>
-    <cs:effectRef idx="0"/>
-    <cs:fontRef idx="minor">
-      <a:schemeClr val="tx1">
-        <a:lumMod val="75000"/>
-        <a:lumOff val="25000"/>
-      </a:schemeClr>
-    </cs:fontRef>
-    <cs:defRPr sz="900" kern="1200"/>
-  </cs:dataLabel>
-  <cs:dataLabelCallout>
-    <cs:lnRef idx="0"/>
-    <cs:fillRef idx="0"/>
-    <cs:effectRef idx="0"/>
-    <cs:fontRef idx="minor">
-      <a:schemeClr val="dk1">
-        <a:lumMod val="65000"/>
-        <a:lumOff val="35000"/>
-      </a:schemeClr>
-    </cs:fontRef>
-    <cs:spPr>
-      <a:solidFill>
-        <a:schemeClr val="lt1"/>
-      </a:solidFill>
-      <a:ln>
-        <a:solidFill>
-          <a:schemeClr val="dk1">
-            <a:lumMod val="25000"/>
-            <a:lumOff val="75000"/>
-          </a:schemeClr>
-        </a:solidFill>
-      </a:ln>
-    </cs:spPr>
-    <cs:defRPr sz="900" kern="1200"/>
-    <cs:bodyPr rot="0" spcFirstLastPara="1" vertOverflow="clip" horzOverflow="clip" vert="horz" wrap="square" lIns="36576" tIns="18288" rIns="36576" bIns="18288" anchor="ctr" anchorCtr="1">
-      <a:spAutoFit/>
-    </cs:bodyPr>
-  </cs:dataLabelCallout>
-  <cs:dataPoint>
-    <cs:lnRef idx="0"/>
-    <cs:fillRef idx="1">
-      <cs:styleClr val="auto"/>
-    </cs:fillRef>
-    <cs:effectRef idx="0"/>
-    <cs:fontRef idx="minor">
-      <a:schemeClr val="tx1"/>
-    </cs:fontRef>
-  </cs:dataPoint>
-  <cs:dataPoint3D>
-    <cs:lnRef idx="0"/>
-    <cs:fillRef idx="1">
-      <cs:styleClr val="auto"/>
-    </cs:fillRef>
-    <cs:effectRef idx="0"/>
-    <cs:fontRef idx="minor">
-      <a:schemeClr val="tx1"/>
-    </cs:fontRef>
-  </cs:dataPoint3D>
-  <cs:dataPointLine>
-    <cs:lnRef idx="0">
-      <cs:styleClr val="auto"/>
-    </cs:lnRef>
-    <cs:fillRef idx="1"/>
-    <cs:effectRef idx="0"/>
-    <cs:fontRef idx="minor">
-      <a:schemeClr val="tx1"/>
-    </cs:fontRef>
-    <cs:spPr>
-      <a:ln w="28575" cap="rnd">
-        <a:solidFill>
-          <a:schemeClr val="phClr"/>
-        </a:solidFill>
-        <a:round/>
-      </a:ln>
-    </cs:spPr>
-  </cs:dataPointLine>
-  <cs:dataPointMarker>
-    <cs:lnRef idx="0">
-      <cs:styleClr val="auto"/>
-    </cs:lnRef>
-    <cs:fillRef idx="1">
-      <cs:styleClr val="auto"/>
-    </cs:fillRef>
-    <cs:effectRef idx="0"/>
-    <cs:fontRef idx="minor">
-      <a:schemeClr val="tx1"/>
-    </cs:fontRef>
-    <cs:spPr>
-      <a:ln w="9525">
-        <a:solidFill>
-          <a:schemeClr val="phClr"/>
-        </a:solidFill>
-      </a:ln>
-    </cs:spPr>
-  </cs:dataPointMarker>
-  <cs:dataPointMarkerLayout symbol="circle" size="5"/>
-  <cs:dataPointWireframe>
-    <cs:lnRef idx="0">
-      <cs:styleClr val="auto"/>
-    </cs:lnRef>
-    <cs:fillRef idx="1"/>
-    <cs:effectRef idx="0"/>
-    <cs:fontRef idx="minor">
-      <a:schemeClr val="tx1"/>
-    </cs:fontRef>
-    <cs:spPr>
-      <a:ln w="9525" cap="rnd">
-        <a:solidFill>
-          <a:schemeClr val="phClr"/>
-        </a:solidFill>
-        <a:round/>
-      </a:ln>
-    </cs:spPr>
-  </cs:dataPointWireframe>
-  <cs:dataTable>
-    <cs:lnRef idx="0"/>
-    <cs:fillRef idx="0"/>
-    <cs:effectRef idx="0"/>
-    <cs:fontRef idx="minor">
-      <a:schemeClr val="tx1">
-        <a:lumMod val="65000"/>
-        <a:lumOff val="35000"/>
-      </a:schemeClr>
-    </cs:fontRef>
-    <cs:spPr>
-      <a:noFill/>
-      <a:ln w="9525" cap="flat" cmpd="sng" algn="ctr">
-        <a:solidFill>
-          <a:schemeClr val="tx1">
-            <a:lumMod val="15000"/>
-            <a:lumOff val="85000"/>
-          </a:schemeClr>
-        </a:solidFill>
-        <a:round/>
-      </a:ln>
-    </cs:spPr>
-    <cs:defRPr sz="900" kern="1200"/>
-  </cs:dataTable>
-  <cs:downBar>
-    <cs:lnRef idx="0"/>
-    <cs:fillRef idx="0"/>
-    <cs:effectRef idx="0"/>
-    <cs:fontRef idx="minor">
-      <a:schemeClr val="dk1"/>
-    </cs:fontRef>
-    <cs:spPr>
-      <a:solidFill>
-        <a:schemeClr val="dk1">
-          <a:lumMod val="65000"/>
-          <a:lumOff val="35000"/>
-        </a:schemeClr>
-      </a:solidFill>
-      <a:ln w="9525">
-        <a:solidFill>
-          <a:schemeClr val="tx1">
-            <a:lumMod val="65000"/>
-            <a:lumOff val="35000"/>
-          </a:schemeClr>
-        </a:solidFill>
-      </a:ln>
-    </cs:spPr>
-  </cs:downBar>
-  <cs:dropLine>
-    <cs:lnRef idx="0"/>
-    <cs:fillRef idx="0"/>
-    <cs:effectRef idx="0"/>
-    <cs:fontRef idx="minor">
-      <a:schemeClr val="tx1"/>
-    </cs:fontRef>
-    <cs:spPr>
-      <a:ln w="9525" cap="flat" cmpd="sng" algn="ctr">
-        <a:solidFill>
-          <a:schemeClr val="tx1">
-            <a:lumMod val="35000"/>
-            <a:lumOff val="65000"/>
-          </a:schemeClr>
-        </a:solidFill>
-        <a:round/>
-      </a:ln>
-    </cs:spPr>
-  </cs:dropLine>
-  <cs:errorBar>
-    <cs:lnRef idx="0"/>
-    <cs:fillRef idx="0"/>
-    <cs:effectRef idx="0"/>
-    <cs:fontRef idx="minor">
-      <a:schemeClr val="tx1"/>
-    </cs:fontRef>
-    <cs:spPr>
-      <a:ln w="9525" cap="flat" cmpd="sng" algn="ctr">
-        <a:solidFill>
-          <a:schemeClr val="tx1">
-            <a:lumMod val="65000"/>
-            <a:lumOff val="35000"/>
-          </a:schemeClr>
-        </a:solidFill>
-        <a:round/>
-      </a:ln>
-    </cs:spPr>
-  </cs:errorBar>
-  <cs:floor>
-    <cs:lnRef idx="0"/>
-    <cs:fillRef idx="0"/>
-    <cs:effectRef idx="0"/>
-    <cs:fontRef idx="minor">
-      <a:schemeClr val="tx1"/>
-    </cs:fontRef>
-    <cs:spPr>
-      <a:noFill/>
-      <a:ln>
-        <a:noFill/>
-      </a:ln>
-    </cs:spPr>
-  </cs:floor>
-  <cs:gridlineMajor>
-    <cs:lnRef idx="0"/>
-    <cs:fillRef idx="0"/>
-    <cs:effectRef idx="0"/>
-    <cs:fontRef idx="minor">
-      <a:schemeClr val="tx1"/>
-    </cs:fontRef>
-    <cs:spPr>
-      <a:ln w="9525" cap="flat" cmpd="sng" algn="ctr">
-        <a:solidFill>
-          <a:schemeClr val="tx1">
-            <a:lumMod val="15000"/>
-            <a:lumOff val="85000"/>
-          </a:schemeClr>
-        </a:solidFill>
-        <a:round/>
-      </a:ln>
-    </cs:spPr>
-  </cs:gridlineMajor>
-  <cs:gridlineMinor>
-    <cs:lnRef idx="0"/>
-    <cs:fillRef idx="0"/>
-    <cs:effectRef idx="0"/>
-    <cs:fontRef idx="minor">
-      <a:schemeClr val="tx1"/>
-    </cs:fontRef>
-    <cs:spPr>
-      <a:ln w="9525" cap="flat" cmpd="sng" algn="ctr">
-        <a:solidFill>
-          <a:schemeClr val="tx1">
-            <a:lumMod val="5000"/>
-            <a:lumOff val="95000"/>
-          </a:schemeClr>
-        </a:solidFill>
-        <a:round/>
-      </a:ln>
-    </cs:spPr>
-  </cs:gridlineMinor>
-  <cs:hiLoLine>
-    <cs:lnRef idx="0"/>
-    <cs:fillRef idx="0"/>
-    <cs:effectRef idx="0"/>
-    <cs:fontRef idx="minor">
-      <a:schemeClr val="tx1"/>
-    </cs:fontRef>
-    <cs:spPr>
-      <a:ln w="9525" cap="flat" cmpd="sng" algn="ctr">
-        <a:solidFill>
-          <a:schemeClr val="tx1">
-            <a:lumMod val="75000"/>
-            <a:lumOff val="25000"/>
-          </a:schemeClr>
-        </a:solidFill>
-        <a:round/>
-      </a:ln>
-    </cs:spPr>
-  </cs:hiLoLine>
-  <cs:leaderLine>
-    <cs:lnRef idx="0"/>
-    <cs:fillRef idx="0"/>
-    <cs:effectRef idx="0"/>
-    <cs:fontRef idx="minor">
-      <a:schemeClr val="tx1"/>
-    </cs:fontRef>
-    <cs:spPr>
-      <a:ln w="9525" cap="flat" cmpd="sng" algn="ctr">
-        <a:solidFill>
-          <a:schemeClr val="tx1">
-            <a:lumMod val="35000"/>
-            <a:lumOff val="65000"/>
-          </a:schemeClr>
-        </a:solidFill>
-        <a:round/>
-      </a:ln>
-    </cs:spPr>
-  </cs:leaderLine>
-  <cs:legend>
-    <cs:lnRef idx="0"/>
-    <cs:fillRef idx="0"/>
-    <cs:effectRef idx="0"/>
-    <cs:fontRef idx="minor">
-      <a:schemeClr val="tx1">
-        <a:lumMod val="65000"/>
-        <a:lumOff val="35000"/>
-      </a:schemeClr>
-    </cs:fontRef>
-    <cs:defRPr sz="900" kern="1200"/>
-  </cs:legend>
-  <cs:plotArea mods="allowNoFillOverride allowNoLineOverride">
-    <cs:lnRef idx="0"/>
-    <cs:fillRef idx="0"/>
-    <cs:effectRef idx="0"/>
-    <cs:fontRef idx="minor">
-      <a:schemeClr val="tx1"/>
-    </cs:fontRef>
-  </cs:plotArea>
-  <cs:plotArea3D mods="allowNoFillOverride allowNoLineOverride">
-    <cs:lnRef idx="0"/>
-    <cs:fillRef idx="0"/>
-    <cs:effectRef idx="0"/>
-    <cs:fontRef idx="minor">
-      <a:schemeClr val="tx1"/>
-    </cs:fontRef>
-  </cs:plotArea3D>
-  <cs:seriesAxis>
-    <cs:lnRef idx="0"/>
-    <cs:fillRef idx="0"/>
-    <cs:effectRef idx="0"/>
-    <cs:fontRef idx="minor">
-      <a:schemeClr val="tx1">
-        <a:lumMod val="65000"/>
-        <a:lumOff val="35000"/>
-      </a:schemeClr>
-    </cs:fontRef>
-    <cs:defRPr sz="900" kern="1200"/>
-  </cs:seriesAxis>
-  <cs:seriesLine>
-    <cs:lnRef idx="0"/>
-    <cs:fillRef idx="0"/>
-    <cs:effectRef idx="0"/>
-    <cs:fontRef idx="minor">
-      <a:schemeClr val="tx1"/>
-    </cs:fontRef>
-    <cs:spPr>
-      <a:ln w="9525" cap="flat" cmpd="sng" algn="ctr">
-        <a:solidFill>
-          <a:schemeClr val="tx1">
-            <a:lumMod val="35000"/>
-            <a:lumOff val="65000"/>
-          </a:schemeClr>
-        </a:solidFill>
-        <a:round/>
-      </a:ln>
-    </cs:spPr>
-  </cs:seriesLine>
-  <cs:title>
-    <cs:lnRef idx="0"/>
-    <cs:fillRef idx="0"/>
-    <cs:effectRef idx="0"/>
-    <cs:fontRef idx="minor">
-      <a:schemeClr val="tx1">
-        <a:lumMod val="65000"/>
-        <a:lumOff val="35000"/>
-      </a:schemeClr>
-    </cs:fontRef>
-    <cs:defRPr sz="1400" b="0" kern="1200" spc="0" baseline="0"/>
-  </cs:title>
-  <cs:trendline>
-    <cs:lnRef idx="0">
-      <cs:styleClr val="auto"/>
-    </cs:lnRef>
-    <cs:fillRef idx="0"/>
-    <cs:effectRef idx="0"/>
-    <cs:fontRef idx="minor">
-      <a:schemeClr val="tx1"/>
-    </cs:fontRef>
-    <cs:spPr>
-      <a:ln w="19050" cap="rnd">
-        <a:solidFill>
-          <a:schemeClr val="phClr"/>
-        </a:solidFill>
-        <a:prstDash val="sysDot"/>
-      </a:ln>
-    </cs:spPr>
-  </cs:trendline>
-  <cs:trendlineLabel>
-    <cs:lnRef idx="0"/>
-    <cs:fillRef idx="0"/>
-    <cs:effectRef idx="0"/>
-    <cs:fontRef idx="minor">
-      <a:schemeClr val="tx1">
-        <a:lumMod val="65000"/>
-        <a:lumOff val="35000"/>
-      </a:schemeClr>
-    </cs:fontRef>
-    <cs:defRPr sz="900" kern="1200"/>
-  </cs:trendlineLabel>
-  <cs:upBar>
-    <cs:lnRef idx="0"/>
-    <cs:fillRef idx="0"/>
-    <cs:effectRef idx="0"/>
-    <cs:fontRef idx="minor">
-      <a:schemeClr val="dk1"/>
-    </cs:fontRef>
-    <cs:spPr>
-      <a:solidFill>
-        <a:schemeClr val="lt1"/>
-      </a:solidFill>
-      <a:ln w="9525">
-        <a:solidFill>
-          <a:schemeClr val="tx1">
-            <a:lumMod val="15000"/>
-            <a:lumOff val="85000"/>
-          </a:schemeClr>
-        </a:solidFill>
-      </a:ln>
-    </cs:spPr>
-  </cs:upBar>
-  <cs:valueAxis>
-    <cs:lnRef idx="0"/>
-    <cs:fillRef idx="0"/>
-    <cs:effectRef idx="0"/>
-    <cs:fontRef idx="minor">
-      <a:schemeClr val="tx1">
-        <a:lumMod val="65000"/>
-        <a:lumOff val="35000"/>
-      </a:schemeClr>
-    </cs:fontRef>
-    <cs:defRPr sz="900" kern="1200"/>
-  </cs:valueAxis>
-  <cs:wall>
-    <cs:lnRef idx="0"/>
-    <cs:fillRef idx="0"/>
-    <cs:effectRef idx="0"/>
-    <cs:fontRef idx="minor">
-      <a:schemeClr val="tx1"/>
-    </cs:fontRef>
-    <cs:spPr>
-      <a:noFill/>
-      <a:ln>
-        <a:noFill/>
-      </a:ln>
-    </cs:spPr>
-  </cs:wall>
-</cs:chartStyle>
-</file>
-
 <file path=word/theme/theme1.xml><?xml version="1.0" encoding="utf-8"?>
 <a:theme xmlns:a="http://schemas.openxmlformats.org/drawingml/2006/main" name="Office Theme">
   <a:themeElements>
@@ -5746,290 +4917,4 @@
     </a:ext>
   </a:extLst>
 </a:theme>
-</file>
-
-<file path=word/theme/themeOverride1.xml><?xml version="1.0" encoding="utf-8"?>
-<a:themeOverride xmlns:a="http://schemas.openxmlformats.org/drawingml/2006/main">
-  <a:clrScheme name="Office">
-    <a:dk1>
-      <a:sysClr val="windowText" lastClr="000000"/>
-    </a:dk1>
-    <a:lt1>
-      <a:sysClr val="window" lastClr="FFFFFF"/>
-    </a:lt1>
-    <a:dk2>
-      <a:srgbClr val="44546A"/>
-    </a:dk2>
-    <a:lt2>
-      <a:srgbClr val="E7E6E6"/>
-    </a:lt2>
-    <a:accent1>
-      <a:srgbClr val="4472C4"/>
-    </a:accent1>
-    <a:accent2>
-      <a:srgbClr val="ED7D31"/>
-    </a:accent2>
-    <a:accent3>
-      <a:srgbClr val="A5A5A5"/>
-    </a:accent3>
-    <a:accent4>
-      <a:srgbClr val="FFC000"/>
-    </a:accent4>
-    <a:accent5>
-      <a:srgbClr val="5B9BD5"/>
-    </a:accent5>
-    <a:accent6>
-      <a:srgbClr val="70AD47"/>
-    </a:accent6>
-    <a:hlink>
-      <a:srgbClr val="0563C1"/>
-    </a:hlink>
-    <a:folHlink>
-      <a:srgbClr val="954F72"/>
-    </a:folHlink>
-  </a:clrScheme>
-  <a:fontScheme name="Office">
-    <a:majorFont>
-      <a:latin typeface="Calibri Light" panose="020F0302020204030204"/>
-      <a:ea typeface=""/>
-      <a:cs typeface=""/>
-      <a:font script="Jpan" typeface="游ゴシック Light"/>
-      <a:font script="Hang" typeface="맑은 고딕"/>
-      <a:font script="Hans" typeface="等线 Light"/>
-      <a:font script="Hant" typeface="新細明體"/>
-      <a:font script="Arab" typeface="Times New Roman"/>
-      <a:font script="Hebr" typeface="Times New Roman"/>
-      <a:font script="Thai" typeface="Tahoma"/>
-      <a:font script="Ethi" typeface="Nyala"/>
-      <a:font script="Beng" typeface="Vrinda"/>
-      <a:font script="Gujr" typeface="Shruti"/>
-      <a:font script="Khmr" typeface="MoolBoran"/>
-      <a:font script="Knda" typeface="Tunga"/>
-      <a:font script="Guru" typeface="Raavi"/>
-      <a:font script="Cans" typeface="Euphemia"/>
-      <a:font script="Cher" typeface="Plantagenet Cherokee"/>
-      <a:font script="Yiii" typeface="Microsoft Yi Baiti"/>
-      <a:font script="Tibt" typeface="Microsoft Himalaya"/>
-      <a:font script="Thaa" typeface="MV Boli"/>
-      <a:font script="Deva" typeface="Mangal"/>
-      <a:font script="Telu" typeface="Gautami"/>
-      <a:font script="Taml" typeface="Latha"/>
-      <a:font script="Syrc" typeface="Estrangelo Edessa"/>
-      <a:font script="Orya" typeface="Kalinga"/>
-      <a:font script="Mlym" typeface="Kartika"/>
-      <a:font script="Laoo" typeface="DokChampa"/>
-      <a:font script="Sinh" typeface="Iskoola Pota"/>
-      <a:font script="Mong" typeface="Mongolian Baiti"/>
-      <a:font script="Viet" typeface="Times New Roman"/>
-      <a:font script="Uigh" typeface="Microsoft Uighur"/>
-      <a:font script="Geor" typeface="Sylfaen"/>
-      <a:font script="Armn" typeface="Arial"/>
-      <a:font script="Bugi" typeface="Leelawadee UI"/>
-      <a:font script="Bopo" typeface="Microsoft JhengHei"/>
-      <a:font script="Java" typeface="Javanese Text"/>
-      <a:font script="Lisu" typeface="Segoe UI"/>
-      <a:font script="Mymr" typeface="Myanmar Text"/>
-      <a:font script="Nkoo" typeface="Ebrima"/>
-      <a:font script="Olck" typeface="Nirmala UI"/>
-      <a:font script="Osma" typeface="Ebrima"/>
-      <a:font script="Phag" typeface="Phagspa"/>
-      <a:font script="Syrn" typeface="Estrangelo Edessa"/>
-      <a:font script="Syrj" typeface="Estrangelo Edessa"/>
-      <a:font script="Syre" typeface="Estrangelo Edessa"/>
-      <a:font script="Sora" typeface="Nirmala UI"/>
-      <a:font script="Tale" typeface="Microsoft Tai Le"/>
-      <a:font script="Talu" typeface="Microsoft New Tai Lue"/>
-      <a:font script="Tfng" typeface="Ebrima"/>
-    </a:majorFont>
-    <a:minorFont>
-      <a:latin typeface="Calibri" panose="020F0502020204030204"/>
-      <a:ea typeface=""/>
-      <a:cs typeface=""/>
-      <a:font script="Jpan" typeface="游ゴシック"/>
-      <a:font script="Hang" typeface="맑은 고딕"/>
-      <a:font script="Hans" typeface="等线"/>
-      <a:font script="Hant" typeface="新細明體"/>
-      <a:font script="Arab" typeface="Arial"/>
-      <a:font script="Hebr" typeface="Arial"/>
-      <a:font script="Thai" typeface="Tahoma"/>
-      <a:font script="Ethi" typeface="Nyala"/>
-      <a:font script="Beng" typeface="Vrinda"/>
-      <a:font script="Gujr" typeface="Shruti"/>
-      <a:font script="Khmr" typeface="DaunPenh"/>
-      <a:font script="Knda" typeface="Tunga"/>
-      <a:font script="Guru" typeface="Raavi"/>
-      <a:font script="Cans" typeface="Euphemia"/>
-      <a:font script="Cher" typeface="Plantagenet Cherokee"/>
-      <a:font script="Yiii" typeface="Microsoft Yi Baiti"/>
-      <a:font script="Tibt" typeface="Microsoft Himalaya"/>
-      <a:font script="Thaa" typeface="MV Boli"/>
-      <a:font script="Deva" typeface="Mangal"/>
-      <a:font script="Telu" typeface="Gautami"/>
-      <a:font script="Taml" typeface="Latha"/>
-      <a:font script="Syrc" typeface="Estrangelo Edessa"/>
-      <a:font script="Orya" typeface="Kalinga"/>
-      <a:font script="Mlym" typeface="Kartika"/>
-      <a:font script="Laoo" typeface="DokChampa"/>
-      <a:font script="Sinh" typeface="Iskoola Pota"/>
-      <a:font script="Mong" typeface="Mongolian Baiti"/>
-      <a:font script="Viet" typeface="Arial"/>
-      <a:font script="Uigh" typeface="Microsoft Uighur"/>
-      <a:font script="Geor" typeface="Sylfaen"/>
-      <a:font script="Armn" typeface="Arial"/>
-      <a:font script="Bugi" typeface="Leelawadee UI"/>
-      <a:font script="Bopo" typeface="Microsoft JhengHei"/>
-      <a:font script="Java" typeface="Javanese Text"/>
-      <a:font script="Lisu" typeface="Segoe UI"/>
-      <a:font script="Mymr" typeface="Myanmar Text"/>
-      <a:font script="Nkoo" typeface="Ebrima"/>
-      <a:font script="Olck" typeface="Nirmala UI"/>
-      <a:font script="Osma" typeface="Ebrima"/>
-      <a:font script="Phag" typeface="Phagspa"/>
-      <a:font script="Syrn" typeface="Estrangelo Edessa"/>
-      <a:font script="Syrj" typeface="Estrangelo Edessa"/>
-      <a:font script="Syre" typeface="Estrangelo Edessa"/>
-      <a:font script="Sora" typeface="Nirmala UI"/>
-      <a:font script="Tale" typeface="Microsoft Tai Le"/>
-      <a:font script="Talu" typeface="Microsoft New Tai Lue"/>
-      <a:font script="Tfng" typeface="Ebrima"/>
-    </a:minorFont>
-  </a:fontScheme>
-  <a:fmtScheme name="Office">
-    <a:fillStyleLst>
-      <a:solidFill>
-        <a:schemeClr val="phClr"/>
-      </a:solidFill>
-      <a:gradFill rotWithShape="1">
-        <a:gsLst>
-          <a:gs pos="0">
-            <a:schemeClr val="phClr">
-              <a:lumMod val="110000"/>
-              <a:satMod val="105000"/>
-              <a:tint val="67000"/>
-            </a:schemeClr>
-          </a:gs>
-          <a:gs pos="50000">
-            <a:schemeClr val="phClr">
-              <a:lumMod val="105000"/>
-              <a:satMod val="103000"/>
-              <a:tint val="73000"/>
-            </a:schemeClr>
-          </a:gs>
-          <a:gs pos="100000">
-            <a:schemeClr val="phClr">
-              <a:lumMod val="105000"/>
-              <a:satMod val="109000"/>
-              <a:tint val="81000"/>
-            </a:schemeClr>
-          </a:gs>
-        </a:gsLst>
-        <a:lin ang="5400000" scaled="0"/>
-      </a:gradFill>
-      <a:gradFill rotWithShape="1">
-        <a:gsLst>
-          <a:gs pos="0">
-            <a:schemeClr val="phClr">
-              <a:satMod val="103000"/>
-              <a:lumMod val="102000"/>
-              <a:tint val="94000"/>
-            </a:schemeClr>
-          </a:gs>
-          <a:gs pos="50000">
-            <a:schemeClr val="phClr">
-              <a:satMod val="110000"/>
-              <a:lumMod val="100000"/>
-              <a:shade val="100000"/>
-            </a:schemeClr>
-          </a:gs>
-          <a:gs pos="100000">
-            <a:schemeClr val="phClr">
-              <a:lumMod val="99000"/>
-              <a:satMod val="120000"/>
-              <a:shade val="78000"/>
-            </a:schemeClr>
-          </a:gs>
-        </a:gsLst>
-        <a:lin ang="5400000" scaled="0"/>
-      </a:gradFill>
-    </a:fillStyleLst>
-    <a:lnStyleLst>
-      <a:ln w="6350" cap="flat" cmpd="sng" algn="ctr">
-        <a:solidFill>
-          <a:schemeClr val="phClr"/>
-        </a:solidFill>
-        <a:prstDash val="solid"/>
-        <a:miter lim="800000"/>
-      </a:ln>
-      <a:ln w="12700" cap="flat" cmpd="sng" algn="ctr">
-        <a:solidFill>
-          <a:schemeClr val="phClr"/>
-        </a:solidFill>
-        <a:prstDash val="solid"/>
-        <a:miter lim="800000"/>
-      </a:ln>
-      <a:ln w="19050" cap="flat" cmpd="sng" algn="ctr">
-        <a:solidFill>
-          <a:schemeClr val="phClr"/>
-        </a:solidFill>
-        <a:prstDash val="solid"/>
-        <a:miter lim="800000"/>
-      </a:ln>
-    </a:lnStyleLst>
-    <a:effectStyleLst>
-      <a:effectStyle>
-        <a:effectLst/>
-      </a:effectStyle>
-      <a:effectStyle>
-        <a:effectLst/>
-      </a:effectStyle>
-      <a:effectStyle>
-        <a:effectLst>
-          <a:outerShdw blurRad="57150" dist="19050" dir="5400000" algn="ctr" rotWithShape="0">
-            <a:srgbClr val="000000">
-              <a:alpha val="63000"/>
-            </a:srgbClr>
-          </a:outerShdw>
-        </a:effectLst>
-      </a:effectStyle>
-    </a:effectStyleLst>
-    <a:bgFillStyleLst>
-      <a:solidFill>
-        <a:schemeClr val="phClr"/>
-      </a:solidFill>
-      <a:solidFill>
-        <a:schemeClr val="phClr">
-          <a:tint val="95000"/>
-          <a:satMod val="170000"/>
-        </a:schemeClr>
-      </a:solidFill>
-      <a:gradFill rotWithShape="1">
-        <a:gsLst>
-          <a:gs pos="0">
-            <a:schemeClr val="phClr">
-              <a:tint val="93000"/>
-              <a:satMod val="150000"/>
-              <a:shade val="98000"/>
-              <a:lumMod val="102000"/>
-            </a:schemeClr>
-          </a:gs>
-          <a:gs pos="50000">
-            <a:schemeClr val="phClr">
-              <a:tint val="98000"/>
-              <a:satMod val="130000"/>
-              <a:shade val="90000"/>
-              <a:lumMod val="103000"/>
-            </a:schemeClr>
-          </a:gs>
-          <a:gs pos="100000">
-            <a:schemeClr val="phClr">
-              <a:shade val="63000"/>
-              <a:satMod val="120000"/>
-            </a:schemeClr>
-          </a:gs>
-        </a:gsLst>
-        <a:lin ang="5400000" scaled="0"/>
-      </a:gradFill>
-    </a:bgFillStyleLst>
-  </a:fmtScheme>
-</a:themeOverride>
 </file>
--- a/docs/BYYEAR/Расстреляны_1934.docx
+++ b/docs/BYYEAR/Расстреляны_1934.docx
@@ -148,6 +148,19 @@
           <w:lang w:val="ru-RU"/>
         </w:rPr>
       </w:pPr>
+    </w:p>
+    <w:p>
+      <w:pPr>
+        <w:jc w:val="center"/>
+        <w:rPr>
+          <w:rFonts w:ascii="Arial" w:hAnsi="Arial" w:cs="Arial"/>
+          <w:b/>
+          <w:bCs/>
+          <w:sz w:val="18"/>
+          <w:szCs w:val="18"/>
+          <w:lang w:val="ru-RU"/>
+        </w:rPr>
+      </w:pPr>
       <w:r>
         <w:rPr>
           <w:rFonts w:ascii="Arial" w:hAnsi="Arial" w:cs="Arial"/>
@@ -208,7 +221,6 @@
             <w:pPr>
               <w:rPr>
                 <w:rFonts w:ascii="Arial" w:hAnsi="Arial" w:cs="Arial"/>
-                <w:color w:val="FF0000"/>
                 <w:sz w:val="16"/>
                 <w:szCs w:val="16"/>
                 <w:lang w:val="ru-RU"/>
@@ -221,35 +233,7 @@
                 <w:szCs w:val="16"/>
                 <w:lang w:val="ru-RU"/>
               </w:rPr>
-              <w:t xml:space="preserve">Казни женщин в России в 1934 году начались 1 февраля, всего за 1934 год казнили 9 женщин. Данный расстрельный список составлен на основе открытых и доступных на </w:t>
-            </w:r>
-            <w:r>
-              <w:rPr>
-                <w:rFonts w:ascii="Arial" w:hAnsi="Arial" w:cs="Arial"/>
-                <w:sz w:val="16"/>
-                <w:szCs w:val="16"/>
-                <w:lang w:val="ru-RU"/>
-              </w:rPr>
-              <w:t>И</w:t>
-            </w:r>
-            <w:r>
-              <w:rPr>
-                <w:rFonts w:ascii="Arial" w:hAnsi="Arial" w:cs="Arial"/>
-                <w:sz w:val="16"/>
-                <w:szCs w:val="16"/>
-                <w:lang w:val="ru-RU"/>
-              </w:rPr>
-              <w:t>нтернете источников и не может быть ни полным, ни окончательным</w:t>
-            </w:r>
-            <w:r>
-              <w:rPr>
-                <w:rFonts w:ascii="Arial" w:hAnsi="Arial" w:cs="Arial"/>
-                <w:color w:val="FF0000"/>
-                <w:sz w:val="16"/>
-                <w:szCs w:val="16"/>
-                <w:lang w:val="ru-RU"/>
-              </w:rPr>
-              <w:t>.</w:t>
+              <w:t xml:space="preserve">Казни женщин в России в 1934 году начались 1 февраля, всего за 1934 год казнили 9 женщин. </w:t>
             </w:r>
           </w:p>
           <w:p>
@@ -265,158 +249,52 @@
             <w:r>
               <w:rPr>
                 <w:rFonts w:ascii="Arial" w:hAnsi="Arial" w:cs="Arial"/>
-                <w:b/>
-                <w:bCs/>
-                <w:sz w:val="16"/>
-                <w:szCs w:val="16"/>
-                <w:u w:val="single"/>
-                <w:lang w:val="ru-RU"/>
-              </w:rPr>
-              <w:t>Национальность</w:t>
-            </w:r>
-            <w:r>
-              <w:rPr>
-                <w:rFonts w:ascii="Arial" w:hAnsi="Arial" w:cs="Arial"/>
-                <w:b/>
-                <w:bCs/>
-                <w:sz w:val="16"/>
-                <w:szCs w:val="16"/>
-                <w:u w:val="single"/>
-                <w:lang w:val="ru-RU"/>
-              </w:rPr>
-              <w:t>:</w:t>
-            </w:r>
-            <w:r>
-              <w:rPr>
-                <w:rFonts w:ascii="Arial" w:hAnsi="Arial" w:cs="Arial"/>
-                <w:sz w:val="16"/>
-                <w:szCs w:val="16"/>
-                <w:lang w:val="ru-RU"/>
-              </w:rPr>
-              <w:t xml:space="preserve"> известна у </w:t>
-            </w:r>
-            <w:r>
-              <w:rPr>
-                <w:rFonts w:ascii="Arial" w:hAnsi="Arial" w:cs="Arial"/>
-                <w:sz w:val="16"/>
-                <w:szCs w:val="16"/>
-                <w:lang w:val="ru-RU"/>
-              </w:rPr>
-              <w:t>8</w:t>
-            </w:r>
-            <w:r>
-              <w:rPr>
-                <w:rFonts w:ascii="Arial" w:hAnsi="Arial" w:cs="Arial"/>
-                <w:sz w:val="16"/>
-                <w:szCs w:val="16"/>
-                <w:lang w:val="ru-RU"/>
-              </w:rPr>
-              <w:t xml:space="preserve"> женщин из них: русская – 6; </w:t>
-            </w:r>
-            <w:r>
-              <w:rPr>
-                <w:rFonts w:ascii="Arial" w:hAnsi="Arial" w:cs="Arial"/>
-                <w:sz w:val="16"/>
-                <w:szCs w:val="16"/>
-                <w:lang w:val="ru-RU"/>
-              </w:rPr>
-              <w:t>китаянка</w:t>
-            </w:r>
-            <w:bookmarkStart w:id="0" w:name="OLE_LINK638"/>
-            <w:r>
-              <w:rPr>
-                <w:rFonts w:ascii="Arial" w:hAnsi="Arial" w:cs="Arial"/>
-                <w:sz w:val="16"/>
-                <w:szCs w:val="16"/>
-                <w:lang w:val="ru-RU"/>
-              </w:rPr>
-              <w:t xml:space="preserve"> – </w:t>
-            </w:r>
-            <w:bookmarkEnd w:id="0"/>
-            <w:r>
-              <w:rPr>
-                <w:rFonts w:ascii="Arial" w:hAnsi="Arial" w:cs="Arial"/>
-                <w:sz w:val="16"/>
-                <w:szCs w:val="16"/>
-                <w:lang w:val="ru-RU"/>
-              </w:rPr>
-              <w:t>1</w:t>
-            </w:r>
-            <w:r>
-              <w:rPr>
-                <w:rFonts w:ascii="Arial" w:hAnsi="Arial" w:cs="Arial"/>
-                <w:sz w:val="16"/>
-                <w:szCs w:val="16"/>
-                <w:lang w:val="ru-RU"/>
-              </w:rPr>
-              <w:t xml:space="preserve">; </w:t>
-            </w:r>
-            <w:r>
-              <w:rPr>
-                <w:rFonts w:ascii="Arial" w:hAnsi="Arial" w:cs="Arial"/>
-                <w:sz w:val="16"/>
-                <w:szCs w:val="16"/>
-                <w:lang w:val="ru-RU"/>
-              </w:rPr>
-              <w:t>эвенкийка</w:t>
-            </w:r>
-            <w:r>
-              <w:rPr>
-                <w:rFonts w:ascii="Arial" w:hAnsi="Arial" w:cs="Arial"/>
-                <w:sz w:val="16"/>
-                <w:szCs w:val="16"/>
-                <w:lang w:val="ru-RU"/>
-              </w:rPr>
-              <w:t xml:space="preserve"> – </w:t>
-            </w:r>
-            <w:r>
-              <w:rPr>
-                <w:rFonts w:ascii="Arial" w:hAnsi="Arial" w:cs="Arial"/>
-                <w:sz w:val="16"/>
-                <w:szCs w:val="16"/>
-                <w:lang w:val="ru-RU"/>
-              </w:rPr>
-              <w:t>1</w:t>
-            </w:r>
-            <w:r>
-              <w:rPr>
-                <w:rFonts w:ascii="Arial" w:hAnsi="Arial" w:cs="Arial"/>
-                <w:sz w:val="16"/>
-                <w:szCs w:val="16"/>
-                <w:lang w:val="ru-RU"/>
-              </w:rPr>
-              <w:t xml:space="preserve">; национальность неизвестна у </w:t>
-            </w:r>
-            <w:r>
-              <w:rPr>
-                <w:rFonts w:ascii="Arial" w:hAnsi="Arial" w:cs="Arial"/>
-                <w:sz w:val="16"/>
-                <w:szCs w:val="16"/>
-                <w:lang w:val="ru-RU"/>
-              </w:rPr>
-              <w:t>1</w:t>
-            </w:r>
-            <w:r>
-              <w:rPr>
-                <w:rFonts w:ascii="Arial" w:hAnsi="Arial" w:cs="Arial"/>
-                <w:sz w:val="16"/>
-                <w:szCs w:val="16"/>
-                <w:lang w:val="ru-RU"/>
-              </w:rPr>
-              <w:t xml:space="preserve"> женщин</w:t>
-            </w:r>
-            <w:r>
-              <w:rPr>
-                <w:rFonts w:ascii="Arial" w:hAnsi="Arial" w:cs="Arial"/>
-                <w:sz w:val="16"/>
-                <w:szCs w:val="16"/>
-                <w:lang w:val="ru-RU"/>
-              </w:rPr>
-              <w:t>ы</w:t>
-            </w:r>
-            <w:r>
-              <w:rPr>
-                <w:rFonts w:ascii="Arial" w:hAnsi="Arial" w:cs="Arial"/>
+                <w:sz w:val="16"/>
+                <w:szCs w:val="16"/>
+                <w:lang w:val="ru-RU"/>
+              </w:rPr>
+              <w:t xml:space="preserve">Данный расстрельный список составлен на основе открытых и доступных </w:t>
+            </w:r>
+            <w:r>
+              <w:rPr>
+                <w:rFonts w:ascii="Arial" w:hAnsi="Arial" w:cs="Arial"/>
+                <w:sz w:val="16"/>
+                <w:szCs w:val="16"/>
+                <w:lang w:val="ru-RU"/>
+              </w:rPr>
+              <w:t>в</w:t>
+            </w:r>
+            <w:r>
+              <w:rPr>
+                <w:rFonts w:ascii="Arial" w:hAnsi="Arial" w:cs="Arial"/>
+                <w:sz w:val="16"/>
+                <w:szCs w:val="16"/>
+                <w:lang w:val="ru-RU"/>
+              </w:rPr>
+              <w:t xml:space="preserve"> </w:t>
+            </w:r>
+            <w:r>
+              <w:rPr>
+                <w:rFonts w:ascii="Arial" w:hAnsi="Arial" w:cs="Arial"/>
+                <w:sz w:val="16"/>
+                <w:szCs w:val="16"/>
+                <w:lang w:val="ru-RU"/>
+              </w:rPr>
+              <w:t>И</w:t>
+            </w:r>
+            <w:r>
+              <w:rPr>
+                <w:rFonts w:ascii="Arial" w:hAnsi="Arial" w:cs="Arial"/>
+                <w:sz w:val="16"/>
+                <w:szCs w:val="16"/>
+                <w:lang w:val="ru-RU"/>
+              </w:rPr>
+              <w:t>нтернете источников и не может быть ни полным, ни окончательным</w:t>
+            </w:r>
+            <w:r>
+              <w:rPr>
+                <w:rFonts w:ascii="Arial" w:hAnsi="Arial" w:cs="Arial"/>
+                <w:color w:val="FF0000"/>
                 <w:sz w:val="16"/>
                 <w:szCs w:val="16"/>
                 <w:lang w:val="ru-RU"/>
@@ -428,6 +306,7 @@
             <w:pPr>
               <w:rPr>
                 <w:rFonts w:ascii="Arial" w:hAnsi="Arial" w:cs="Arial"/>
+                <w:color w:val="FF0000"/>
                 <w:sz w:val="16"/>
                 <w:szCs w:val="16"/>
                 <w:lang w:val="ru-RU"/>
@@ -440,35 +319,9 @@
                 <w:szCs w:val="16"/>
                 <w:lang w:val="ru-RU"/>
               </w:rPr>
-              <w:t>6</w:t>
-            </w:r>
-            <w:r>
-              <w:rPr>
-                <w:rFonts w:ascii="Arial" w:hAnsi="Arial" w:cs="Arial"/>
-                <w:sz w:val="16"/>
-                <w:szCs w:val="16"/>
-                <w:lang w:val="ru-RU"/>
-              </w:rPr>
-              <w:t xml:space="preserve"> (</w:t>
-            </w:r>
-            <w:r>
-              <w:rPr>
-                <w:rFonts w:ascii="Arial" w:hAnsi="Arial" w:cs="Arial"/>
-                <w:sz w:val="16"/>
-                <w:szCs w:val="16"/>
-                <w:lang w:val="ru-RU"/>
-              </w:rPr>
-              <w:t>67</w:t>
-            </w:r>
-            <w:r>
-              <w:rPr>
-                <w:rFonts w:ascii="Arial" w:hAnsi="Arial" w:cs="Arial"/>
-                <w:sz w:val="16"/>
-                <w:szCs w:val="16"/>
-                <w:lang w:val="ru-RU"/>
-              </w:rPr>
-              <w:t>%)</w:t>
-            </w:r>
+              <w:t>Национальность: известна у 8 женщин из них: русская – 6; китаянка</w:t>
+            </w:r>
+            <w:bookmarkStart w:id="0" w:name="OLE_LINK638"/>
             <w:r>
               <w:rPr>
                 <w:rFonts w:ascii="Arial" w:hAnsi="Arial" w:cs="Arial"/>
@@ -478,43 +331,15 @@
               </w:rPr>
               <w:t xml:space="preserve"> – </w:t>
             </w:r>
-            <w:r>
-              <w:rPr>
-                <w:rFonts w:ascii="Arial" w:hAnsi="Arial" w:cs="Arial"/>
-                <w:sz w:val="16"/>
-                <w:szCs w:val="16"/>
-                <w:lang w:val="ru-RU"/>
-              </w:rPr>
-              <w:t xml:space="preserve">максимальное число расстреляно в возрастной группе </w:t>
-            </w:r>
-            <w:proofErr w:type="gramStart"/>
-            <w:r>
-              <w:rPr>
-                <w:rFonts w:ascii="Arial" w:hAnsi="Arial" w:cs="Arial"/>
-                <w:sz w:val="16"/>
-                <w:szCs w:val="16"/>
-                <w:lang w:val="ru-RU"/>
-              </w:rPr>
-              <w:t>30-39</w:t>
-            </w:r>
-            <w:proofErr w:type="gramEnd"/>
-            <w:r>
-              <w:rPr>
-                <w:rFonts w:ascii="Arial" w:hAnsi="Arial" w:cs="Arial"/>
-                <w:sz w:val="16"/>
-                <w:szCs w:val="16"/>
-                <w:lang w:val="ru-RU"/>
-              </w:rPr>
-              <w:t xml:space="preserve"> лет</w:t>
-            </w:r>
-            <w:r>
-              <w:rPr>
-                <w:rFonts w:ascii="Arial" w:hAnsi="Arial" w:cs="Arial"/>
-                <w:sz w:val="16"/>
-                <w:szCs w:val="16"/>
-                <w:lang w:val="ru-RU"/>
-              </w:rPr>
-              <w:t>.</w:t>
+            <w:bookmarkEnd w:id="0"/>
+            <w:r>
+              <w:rPr>
+                <w:rFonts w:ascii="Arial" w:hAnsi="Arial" w:cs="Arial"/>
+                <w:sz w:val="16"/>
+                <w:szCs w:val="16"/>
+                <w:lang w:val="ru-RU"/>
+              </w:rPr>
+              <w:t>1; эвенкийка – 1; национальность неизвестна у 1 женщины.</w:t>
             </w:r>
           </w:p>
           <w:p>
@@ -533,51 +358,51 @@
                 <w:szCs w:val="16"/>
                 <w:lang w:val="ru-RU"/>
               </w:rPr>
-              <w:t>7 (78%)</w:t>
-            </w:r>
-            <w:r>
-              <w:rPr>
-                <w:rFonts w:ascii="Arial" w:hAnsi="Arial" w:cs="Arial"/>
-                <w:sz w:val="16"/>
-                <w:szCs w:val="16"/>
-                <w:lang w:val="ru-RU"/>
-              </w:rPr>
-              <w:t xml:space="preserve"> – </w:t>
-            </w:r>
-            <w:r>
-              <w:rPr>
-                <w:rFonts w:ascii="Arial" w:hAnsi="Arial" w:cs="Arial"/>
-                <w:sz w:val="16"/>
-                <w:szCs w:val="16"/>
-                <w:lang w:val="ru-RU"/>
-              </w:rPr>
-              <w:t>реабилитированы</w:t>
-            </w:r>
-            <w:r>
-              <w:rPr>
-                <w:rFonts w:ascii="Arial" w:hAnsi="Arial" w:cs="Arial"/>
-                <w:sz w:val="16"/>
-                <w:szCs w:val="16"/>
-                <w:lang w:val="ru-RU"/>
-              </w:rPr>
-              <w:t>.</w:t>
-            </w:r>
-            <w:r>
-              <w:rPr>
-                <w:rFonts w:ascii="Arial" w:hAnsi="Arial" w:cs="Arial"/>
-                <w:sz w:val="16"/>
-                <w:szCs w:val="16"/>
-                <w:lang w:val="ru-RU"/>
-              </w:rPr>
-              <w:t xml:space="preserve">  </w:t>
+              <w:t>6 (67%) – максимальное число расстрелян</w:t>
+            </w:r>
+            <w:r>
+              <w:rPr>
+                <w:rFonts w:ascii="Arial" w:hAnsi="Arial" w:cs="Arial"/>
+                <w:sz w:val="16"/>
+                <w:szCs w:val="16"/>
+                <w:lang w:val="ru-RU"/>
+              </w:rPr>
+              <w:t>ы</w:t>
+            </w:r>
+            <w:r>
+              <w:rPr>
+                <w:rFonts w:ascii="Arial" w:hAnsi="Arial" w:cs="Arial"/>
+                <w:sz w:val="16"/>
+                <w:szCs w:val="16"/>
+                <w:lang w:val="ru-RU"/>
+              </w:rPr>
+              <w:t xml:space="preserve"> в возрастной группе </w:t>
+            </w:r>
+            <w:proofErr w:type="gramStart"/>
+            <w:r>
+              <w:rPr>
+                <w:rFonts w:ascii="Arial" w:hAnsi="Arial" w:cs="Arial"/>
+                <w:sz w:val="16"/>
+                <w:szCs w:val="16"/>
+                <w:lang w:val="ru-RU"/>
+              </w:rPr>
+              <w:t>30-39</w:t>
+            </w:r>
+            <w:proofErr w:type="gramEnd"/>
+            <w:r>
+              <w:rPr>
+                <w:rFonts w:ascii="Arial" w:hAnsi="Arial" w:cs="Arial"/>
+                <w:sz w:val="16"/>
+                <w:szCs w:val="16"/>
+                <w:lang w:val="ru-RU"/>
+              </w:rPr>
+              <w:t xml:space="preserve"> лет.</w:t>
             </w:r>
           </w:p>
           <w:p>
             <w:pPr>
               <w:rPr>
                 <w:rFonts w:ascii="Arial" w:hAnsi="Arial" w:cs="Arial"/>
-                <w:b/>
-                <w:bCs/>
                 <w:sz w:val="16"/>
                 <w:szCs w:val="16"/>
                 <w:lang w:val="ru-RU"/>
@@ -586,32 +411,30 @@
             <w:r>
               <w:rPr>
                 <w:rFonts w:ascii="Arial" w:hAnsi="Arial" w:cs="Arial"/>
-                <w:b/>
-                <w:bCs/>
-                <w:sz w:val="16"/>
-                <w:szCs w:val="16"/>
-                <w:u w:val="single"/>
-                <w:lang w:val="ru-RU"/>
-              </w:rPr>
-              <w:t>Партийность:</w:t>
-            </w:r>
-            <w:r>
-              <w:rPr>
-                <w:rFonts w:ascii="Arial" w:hAnsi="Arial" w:cs="Arial"/>
-                <w:sz w:val="16"/>
-                <w:szCs w:val="16"/>
-                <w:lang w:val="ru-RU"/>
-              </w:rPr>
-              <w:t xml:space="preserve"> беспартийные –</w:t>
-            </w:r>
-            <w:r>
-              <w:rPr>
-                <w:rFonts w:ascii="Arial" w:hAnsi="Arial" w:cs="Arial"/>
-                <w:sz w:val="16"/>
-                <w:szCs w:val="16"/>
-                <w:lang w:val="ru-RU"/>
-              </w:rPr>
-              <w:t xml:space="preserve"> 4.</w:t>
+                <w:sz w:val="16"/>
+                <w:szCs w:val="16"/>
+                <w:lang w:val="ru-RU"/>
+              </w:rPr>
+              <w:t xml:space="preserve">7 (78%) – реабилитированы.  </w:t>
+            </w:r>
+          </w:p>
+          <w:p>
+            <w:pPr>
+              <w:rPr>
+                <w:rFonts w:ascii="Arial" w:hAnsi="Arial" w:cs="Arial"/>
+                <w:sz w:val="16"/>
+                <w:szCs w:val="16"/>
+                <w:lang w:val="ru-RU"/>
+              </w:rPr>
+            </w:pPr>
+            <w:r>
+              <w:rPr>
+                <w:rFonts w:ascii="Arial" w:hAnsi="Arial" w:cs="Arial"/>
+                <w:sz w:val="16"/>
+                <w:szCs w:val="16"/>
+                <w:lang w:val="ru-RU"/>
+              </w:rPr>
+              <w:t>Партийность: беспартийные – 4.</w:t>
             </w:r>
           </w:p>
           <w:p>
@@ -629,52 +452,11 @@
             <w:r>
               <w:rPr>
                 <w:rFonts w:ascii="Arial" w:hAnsi="Arial" w:cs="Arial"/>
-                <w:b/>
-                <w:bCs/>
-                <w:sz w:val="16"/>
-                <w:szCs w:val="16"/>
-                <w:u w:val="single"/>
-                <w:lang w:val="ru-RU"/>
-              </w:rPr>
-              <w:t>Образование:</w:t>
-            </w:r>
-            <w:r>
-              <w:rPr>
-                <w:rFonts w:ascii="Arial" w:hAnsi="Arial" w:cs="Arial"/>
-                <w:b/>
-                <w:bCs/>
-                <w:sz w:val="16"/>
-                <w:szCs w:val="16"/>
-                <w:lang w:val="ru-RU"/>
-              </w:rPr>
-              <w:t xml:space="preserve"> </w:t>
-            </w:r>
-            <w:r>
-              <w:rPr>
-                <w:rFonts w:ascii="Arial" w:hAnsi="Arial" w:cs="Arial"/>
-                <w:sz w:val="16"/>
-                <w:szCs w:val="16"/>
-                <w:lang w:val="ru-RU"/>
-              </w:rPr>
-              <w:t xml:space="preserve">среднее – </w:t>
-            </w:r>
-            <w:r>
-              <w:rPr>
-                <w:rFonts w:ascii="Arial" w:hAnsi="Arial" w:cs="Arial"/>
-                <w:sz w:val="16"/>
-                <w:szCs w:val="16"/>
-                <w:lang w:val="ru-RU"/>
-              </w:rPr>
-              <w:t>2</w:t>
-            </w:r>
-            <w:r>
-              <w:rPr>
-                <w:rFonts w:ascii="Arial" w:hAnsi="Arial" w:cs="Arial"/>
-                <w:sz w:val="16"/>
-                <w:szCs w:val="16"/>
-                <w:lang w:val="ru-RU"/>
-              </w:rPr>
-              <w:t>, высшее</w:t>
+                <w:sz w:val="16"/>
+                <w:szCs w:val="16"/>
+                <w:lang w:val="ru-RU"/>
+              </w:rPr>
+              <w:t>Образование: среднее – 2, высшее</w:t>
             </w:r>
             <w:bookmarkStart w:id="1" w:name="OLE_LINK639"/>
             <w:r>
@@ -694,34 +476,7 @@
                 <w:szCs w:val="16"/>
                 <w:lang w:val="ru-RU"/>
               </w:rPr>
-              <w:t>1</w:t>
-            </w:r>
-            <w:r>
-              <w:rPr>
-                <w:rFonts w:ascii="Arial" w:hAnsi="Arial" w:cs="Arial"/>
-                <w:sz w:val="16"/>
-                <w:szCs w:val="16"/>
-                <w:lang w:val="ru-RU"/>
-              </w:rPr>
-              <w:t>; начальное – 1; низшее</w:t>
-            </w:r>
-            <w:r>
-              <w:rPr>
-                <w:rFonts w:ascii="Arial" w:hAnsi="Arial" w:cs="Arial"/>
-                <w:sz w:val="16"/>
-                <w:szCs w:val="16"/>
-                <w:lang w:val="ru-RU"/>
-              </w:rPr>
-              <w:t xml:space="preserve"> – </w:t>
-            </w:r>
-            <w:r>
-              <w:rPr>
-                <w:rFonts w:ascii="Arial" w:hAnsi="Arial" w:cs="Arial"/>
-                <w:sz w:val="16"/>
-                <w:szCs w:val="16"/>
-                <w:lang w:val="ru-RU"/>
-              </w:rPr>
-              <w:t>1</w:t>
+              <w:t>1; начальное – 1; низшее – 1</w:t>
             </w:r>
             <w:r>
               <w:rPr>
@@ -746,38 +501,11 @@
             <w:r>
               <w:rPr>
                 <w:rFonts w:ascii="Arial" w:hAnsi="Arial" w:cs="Arial"/>
-                <w:b/>
-                <w:bCs/>
-                <w:sz w:val="16"/>
-                <w:szCs w:val="16"/>
-                <w:u w:val="single"/>
-                <w:lang w:val="ru-RU"/>
-              </w:rPr>
-              <w:t>Социальная страта/</w:t>
-            </w:r>
-            <w:r>
-              <w:rPr>
-                <w:rFonts w:ascii="Arial" w:hAnsi="Arial" w:cs="Arial"/>
-                <w:b/>
-                <w:bCs/>
-                <w:sz w:val="16"/>
-                <w:szCs w:val="16"/>
-                <w:u w:val="single"/>
-                <w:lang w:val="ru-RU"/>
-              </w:rPr>
-              <w:t>п</w:t>
-            </w:r>
-            <w:r>
-              <w:rPr>
-                <w:rFonts w:ascii="Arial" w:hAnsi="Arial" w:cs="Arial"/>
-                <w:b/>
-                <w:bCs/>
-                <w:sz w:val="16"/>
-                <w:szCs w:val="16"/>
-                <w:u w:val="single"/>
-                <w:lang w:val="ru-RU"/>
-              </w:rPr>
-              <w:t>рофессия:</w:t>
+                <w:sz w:val="16"/>
+                <w:szCs w:val="16"/>
+                <w:lang w:val="ru-RU"/>
+              </w:rPr>
+              <w:t>Социальная страта/профессия:</w:t>
             </w:r>
             <w:r>
               <w:rPr>
@@ -836,7 +564,6 @@
           </w:p>
           <w:p>
             <w:pPr>
-              <w:jc w:val="center"/>
               <w:rPr>
                 <w:rFonts w:ascii="Arial" w:hAnsi="Arial" w:cs="Arial"/>
                 <w:sz w:val="16"/>
@@ -916,6 +643,16 @@
               </w:rPr>
               <w:t xml:space="preserve"> Хабаровск.</w:t>
             </w:r>
+          </w:p>
+          <w:p>
+            <w:pPr>
+              <w:rPr>
+                <w:rFonts w:ascii="Arial" w:hAnsi="Arial" w:cs="Arial"/>
+                <w:sz w:val="16"/>
+                <w:szCs w:val="16"/>
+                <w:lang w:val="ru-RU"/>
+              </w:rPr>
+            </w:pPr>
           </w:p>
         </w:tc>
       </w:tr>
@@ -3218,6 +2955,15 @@
                 <w:lang w:val="ru-RU"/>
               </w:rPr>
               <w:br/>
+            </w:r>
+            <w:r>
+              <w:rPr>
+                <w:rFonts w:ascii="Arial" w:hAnsi="Arial" w:cs="Arial"/>
+                <w:sz w:val="16"/>
+                <w:szCs w:val="16"/>
+                <w:lang w:val="ru-RU"/>
+              </w:rPr>
+              <w:lastRenderedPageBreak/>
               <w:t>Приговор: ВМН. Расстреляна 1 февраля 1934 г. Место захоронения</w:t>
             </w:r>
             <w:r>
@@ -3284,7 +3030,6 @@
                 <w:szCs w:val="16"/>
                 <w:lang w:val="ru-RU"/>
               </w:rPr>
-              <w:lastRenderedPageBreak/>
               <w:t>Источник: Книга памяти Хабаровского края</w:t>
             </w:r>
             <w:r>

--- a/docs/BYYEAR/Расстреляны_1934.docx
+++ b/docs/BYYEAR/Расстреляны_1934.docx
@@ -317,9 +317,19 @@
                 <w:rFonts w:ascii="Arial" w:hAnsi="Arial" w:cs="Arial"/>
                 <w:sz w:val="16"/>
                 <w:szCs w:val="16"/>
-                <w:lang w:val="ru-RU"/>
-              </w:rPr>
-              <w:t>Национальность: известна у 8 женщин из них: русская – 6; китаянка</w:t>
+                <w:u w:val="single"/>
+                <w:lang w:val="ru-RU"/>
+              </w:rPr>
+              <w:t>Национальность</w:t>
+            </w:r>
+            <w:r>
+              <w:rPr>
+                <w:rFonts w:ascii="Arial" w:hAnsi="Arial" w:cs="Arial"/>
+                <w:sz w:val="16"/>
+                <w:szCs w:val="16"/>
+                <w:lang w:val="ru-RU"/>
+              </w:rPr>
+              <w:t>: известна у 8 женщин из них: русская – 6; китаянка</w:t>
             </w:r>
             <w:bookmarkStart w:id="0" w:name="OLE_LINK638"/>
             <w:r>
@@ -432,9 +442,19 @@
                 <w:rFonts w:ascii="Arial" w:hAnsi="Arial" w:cs="Arial"/>
                 <w:sz w:val="16"/>
                 <w:szCs w:val="16"/>
-                <w:lang w:val="ru-RU"/>
-              </w:rPr>
-              <w:t>Партийность: беспартийные – 4.</w:t>
+                <w:u w:val="single"/>
+                <w:lang w:val="ru-RU"/>
+              </w:rPr>
+              <w:t>Партийность</w:t>
+            </w:r>
+            <w:r>
+              <w:rPr>
+                <w:rFonts w:ascii="Arial" w:hAnsi="Arial" w:cs="Arial"/>
+                <w:sz w:val="16"/>
+                <w:szCs w:val="16"/>
+                <w:lang w:val="ru-RU"/>
+              </w:rPr>
+              <w:t>: беспартийные – 4.</w:t>
             </w:r>
           </w:p>
           <w:p>
@@ -454,9 +474,19 @@
                 <w:rFonts w:ascii="Arial" w:hAnsi="Arial" w:cs="Arial"/>
                 <w:sz w:val="16"/>
                 <w:szCs w:val="16"/>
-                <w:lang w:val="ru-RU"/>
-              </w:rPr>
-              <w:t>Образование: среднее – 2, высшее</w:t>
+                <w:u w:val="single"/>
+                <w:lang w:val="ru-RU"/>
+              </w:rPr>
+              <w:t>Образование</w:t>
+            </w:r>
+            <w:r>
+              <w:rPr>
+                <w:rFonts w:ascii="Arial" w:hAnsi="Arial" w:cs="Arial"/>
+                <w:sz w:val="16"/>
+                <w:szCs w:val="16"/>
+                <w:lang w:val="ru-RU"/>
+              </w:rPr>
+              <w:t>: среднее – 2, высшее</w:t>
             </w:r>
             <w:bookmarkStart w:id="1" w:name="OLE_LINK639"/>
             <w:r>
@@ -503,9 +533,19 @@
                 <w:rFonts w:ascii="Arial" w:hAnsi="Arial" w:cs="Arial"/>
                 <w:sz w:val="16"/>
                 <w:szCs w:val="16"/>
-                <w:lang w:val="ru-RU"/>
-              </w:rPr>
-              <w:t>Социальная страта/профессия:</w:t>
+                <w:u w:val="single"/>
+                <w:lang w:val="ru-RU"/>
+              </w:rPr>
+              <w:t>Социальная страта/профессия</w:t>
+            </w:r>
+            <w:r>
+              <w:rPr>
+                <w:rFonts w:ascii="Arial" w:hAnsi="Arial" w:cs="Arial"/>
+                <w:sz w:val="16"/>
+                <w:szCs w:val="16"/>
+                <w:lang w:val="ru-RU"/>
+              </w:rPr>
+              <w:t>:</w:t>
             </w:r>
             <w:r>
               <w:rPr>
@@ -842,7 +882,6 @@
         <w:tc>
           <w:tcPr>
             <w:tcW w:w="10980" w:type="dxa"/>
-            <w:shd w:val="clear" w:color="auto" w:fill="auto"/>
             <w:vAlign w:val="center"/>
           </w:tcPr>
           <w:p>
@@ -1118,21 +1157,121 @@
               </w:rPr>
               <w:t xml:space="preserve"> </w:t>
             </w:r>
-            <w:hyperlink r:id="rId6" w:history="1">
-              <w:r>
-                <w:rPr>
-                  <w:rStyle w:val="Hyperlink"/>
-                  <w:rFonts w:ascii="Arial" w:hAnsi="Arial" w:cs="Arial"/>
-                  <w:b/>
-                  <w:bCs/>
-                  <w:color w:val="auto"/>
-                  <w:sz w:val="16"/>
-                  <w:szCs w:val="16"/>
-                  <w:lang w:val="ru-RU"/>
-                </w:rPr>
-                <w:t>Архивная ссылка</w:t>
-              </w:r>
-            </w:hyperlink>
+            <w:r>
+              <w:fldChar w:fldCharType="begin"/>
+            </w:r>
+            <w:r>
+              <w:instrText>HYPERLINK</w:instrText>
+            </w:r>
+            <w:r>
+              <w:rPr>
+                <w:lang w:val="ru-RU"/>
+              </w:rPr>
+              <w:instrText xml:space="preserve"> "</w:instrText>
+            </w:r>
+            <w:r>
+              <w:instrText>https</w:instrText>
+            </w:r>
+            <w:r>
+              <w:rPr>
+                <w:lang w:val="ru-RU"/>
+              </w:rPr>
+              <w:instrText>://</w:instrText>
+            </w:r>
+            <w:r>
+              <w:instrText>archives</w:instrText>
+            </w:r>
+            <w:r>
+              <w:rPr>
+                <w:lang w:val="ru-RU"/>
+              </w:rPr>
+              <w:instrText>.</w:instrText>
+            </w:r>
+            <w:r>
+              <w:instrText>gov</w:instrText>
+            </w:r>
+            <w:r>
+              <w:rPr>
+                <w:lang w:val="ru-RU"/>
+              </w:rPr>
+              <w:instrText>.</w:instrText>
+            </w:r>
+            <w:r>
+              <w:instrText>ua</w:instrText>
+            </w:r>
+            <w:r>
+              <w:rPr>
+                <w:lang w:val="ru-RU"/>
+              </w:rPr>
+              <w:instrText>/</w:instrText>
+            </w:r>
+            <w:r>
+              <w:instrText>um</w:instrText>
+            </w:r>
+            <w:r>
+              <w:rPr>
+                <w:lang w:val="ru-RU"/>
+              </w:rPr>
+              <w:instrText>.</w:instrText>
+            </w:r>
+            <w:r>
+              <w:instrText>php</w:instrText>
+            </w:r>
+            <w:r>
+              <w:rPr>
+                <w:lang w:val="ru-RU"/>
+              </w:rPr>
+              <w:instrText>?</w:instrText>
+            </w:r>
+            <w:r>
+              <w:instrText>p</w:instrText>
+            </w:r>
+            <w:r>
+              <w:rPr>
+                <w:lang w:val="ru-RU"/>
+              </w:rPr>
+              <w:instrText>=1&amp;</w:instrText>
+            </w:r>
+            <w:r>
+              <w:instrText>a</w:instrText>
+            </w:r>
+            <w:r>
+              <w:rPr>
+                <w:lang w:val="ru-RU"/>
+              </w:rPr>
+              <w:instrText>=21&amp;</w:instrText>
+            </w:r>
+            <w:r>
+              <w:instrText>id</w:instrText>
+            </w:r>
+            <w:r>
+              <w:rPr>
+                <w:lang w:val="ru-RU"/>
+              </w:rPr>
+              <w:instrText>=70971"</w:instrText>
+            </w:r>
+            <w:r>
+              <w:rPr>
+                <w:rFonts w:hint="eastAsia"/>
+              </w:rPr>
+              <w:fldChar w:fldCharType="separate"/>
+            </w:r>
+            <w:r>
+              <w:rPr>
+                <w:rStyle w:val="Hyperlink"/>
+                <w:rFonts w:ascii="Arial" w:hAnsi="Arial" w:cs="Arial"/>
+                <w:b/>
+                <w:bCs/>
+                <w:color w:val="auto"/>
+                <w:sz w:val="16"/>
+                <w:szCs w:val="16"/>
+                <w:lang w:val="ru-RU"/>
+              </w:rPr>
+              <w:t>Архивная ссылка</w:t>
+            </w:r>
+            <w:r>
+              <w:fldChar w:fldCharType="end"/>
+            </w:r>
           </w:p>
         </w:tc>
       </w:tr>
@@ -1140,7 +1279,6 @@
         <w:tc>
           <w:tcPr>
             <w:tcW w:w="10980" w:type="dxa"/>
-            <w:shd w:val="clear" w:color="auto" w:fill="auto"/>
             <w:vAlign w:val="center"/>
           </w:tcPr>
           <w:p>
@@ -1421,21 +1559,76 @@
               </w:rPr>
               <w:t xml:space="preserve">;  </w:t>
             </w:r>
-            <w:hyperlink r:id="rId7" w:history="1">
-              <w:r>
-                <w:rPr>
-                  <w:rStyle w:val="Hyperlink"/>
-                  <w:rFonts w:ascii="Arial" w:hAnsi="Arial" w:cs="Arial"/>
-                  <w:b/>
-                  <w:bCs/>
-                  <w:color w:val="auto"/>
-                  <w:sz w:val="16"/>
-                  <w:szCs w:val="16"/>
-                  <w:lang w:val="ru-RU"/>
-                </w:rPr>
-                <w:t>Архивная ссылка</w:t>
-              </w:r>
-            </w:hyperlink>
+            <w:r>
+              <w:fldChar w:fldCharType="begin"/>
+            </w:r>
+            <w:r>
+              <w:instrText>HYPERLINK</w:instrText>
+            </w:r>
+            <w:r>
+              <w:rPr>
+                <w:lang w:val="ru-RU"/>
+              </w:rPr>
+              <w:instrText xml:space="preserve"> "</w:instrText>
+            </w:r>
+            <w:r>
+              <w:instrText>https</w:instrText>
+            </w:r>
+            <w:r>
+              <w:rPr>
+                <w:lang w:val="ru-RU"/>
+              </w:rPr>
+              <w:instrText>://</w:instrText>
+            </w:r>
+            <w:r>
+              <w:instrText>ru</w:instrText>
+            </w:r>
+            <w:r>
+              <w:rPr>
+                <w:lang w:val="ru-RU"/>
+              </w:rPr>
+              <w:instrText>.</w:instrText>
+            </w:r>
+            <w:r>
+              <w:instrText>openlist</w:instrText>
+            </w:r>
+            <w:r>
+              <w:rPr>
+                <w:lang w:val="ru-RU"/>
+              </w:rPr>
+              <w:instrText>.</w:instrText>
+            </w:r>
+            <w:r>
+              <w:instrText>wiki</w:instrText>
+            </w:r>
+            <w:r>
+              <w:rPr>
+                <w:lang w:val="ru-RU"/>
+              </w:rPr>
+              <w:instrText>/Булыгина_Зинаида_Георгиевна_(1897)"</w:instrText>
+            </w:r>
+            <w:r>
+              <w:rPr>
+                <w:rFonts w:hint="eastAsia"/>
+              </w:rPr>
+              <w:fldChar w:fldCharType="separate"/>
+            </w:r>
+            <w:r>
+              <w:rPr>
+                <w:rStyle w:val="Hyperlink"/>
+                <w:rFonts w:ascii="Arial" w:hAnsi="Arial" w:cs="Arial"/>
+                <w:b/>
+                <w:bCs/>
+                <w:color w:val="auto"/>
+                <w:sz w:val="16"/>
+                <w:szCs w:val="16"/>
+                <w:lang w:val="ru-RU"/>
+              </w:rPr>
+              <w:t>Архивная ссылка</w:t>
+            </w:r>
+            <w:r>
+              <w:fldChar w:fldCharType="end"/>
+            </w:r>
           </w:p>
         </w:tc>
       </w:tr>
@@ -1443,7 +1636,6 @@
         <w:tc>
           <w:tcPr>
             <w:tcW w:w="10980" w:type="dxa"/>
-            <w:shd w:val="clear" w:color="auto" w:fill="auto"/>
             <w:vAlign w:val="center"/>
           </w:tcPr>
           <w:p>
@@ -1752,21 +1944,76 @@
               </w:rPr>
               <w:t xml:space="preserve">;  </w:t>
             </w:r>
-            <w:hyperlink r:id="rId8" w:history="1">
-              <w:r>
-                <w:rPr>
-                  <w:rStyle w:val="Hyperlink"/>
-                  <w:rFonts w:ascii="Arial" w:hAnsi="Arial" w:cs="Arial"/>
-                  <w:b/>
-                  <w:bCs/>
-                  <w:color w:val="auto"/>
-                  <w:sz w:val="16"/>
-                  <w:szCs w:val="16"/>
-                  <w:lang w:val="ru-RU"/>
-                </w:rPr>
-                <w:t>Архивная ссылка</w:t>
-              </w:r>
-            </w:hyperlink>
+            <w:r>
+              <w:fldChar w:fldCharType="begin"/>
+            </w:r>
+            <w:r>
+              <w:instrText>HYPERLINK</w:instrText>
+            </w:r>
+            <w:r>
+              <w:rPr>
+                <w:lang w:val="ru-RU"/>
+              </w:rPr>
+              <w:instrText xml:space="preserve"> "</w:instrText>
+            </w:r>
+            <w:r>
+              <w:instrText>https</w:instrText>
+            </w:r>
+            <w:r>
+              <w:rPr>
+                <w:lang w:val="ru-RU"/>
+              </w:rPr>
+              <w:instrText>://</w:instrText>
+            </w:r>
+            <w:r>
+              <w:instrText>ru</w:instrText>
+            </w:r>
+            <w:r>
+              <w:rPr>
+                <w:lang w:val="ru-RU"/>
+              </w:rPr>
+              <w:instrText>.</w:instrText>
+            </w:r>
+            <w:r>
+              <w:instrText>openlist</w:instrText>
+            </w:r>
+            <w:r>
+              <w:rPr>
+                <w:lang w:val="ru-RU"/>
+              </w:rPr>
+              <w:instrText>.</w:instrText>
+            </w:r>
+            <w:r>
+              <w:instrText>wiki</w:instrText>
+            </w:r>
+            <w:r>
+              <w:rPr>
+                <w:lang w:val="ru-RU"/>
+              </w:rPr>
+              <w:instrText>/Гао-Цин-Ю_(1907)"</w:instrText>
+            </w:r>
+            <w:r>
+              <w:rPr>
+                <w:rFonts w:hint="eastAsia"/>
+              </w:rPr>
+              <w:fldChar w:fldCharType="separate"/>
+            </w:r>
+            <w:r>
+              <w:rPr>
+                <w:rStyle w:val="Hyperlink"/>
+                <w:rFonts w:ascii="Arial" w:hAnsi="Arial" w:cs="Arial"/>
+                <w:b/>
+                <w:bCs/>
+                <w:color w:val="auto"/>
+                <w:sz w:val="16"/>
+                <w:szCs w:val="16"/>
+                <w:lang w:val="ru-RU"/>
+              </w:rPr>
+              <w:t>Архивная ссылка</w:t>
+            </w:r>
+            <w:r>
+              <w:fldChar w:fldCharType="end"/>
+            </w:r>
           </w:p>
         </w:tc>
       </w:tr>
@@ -1774,7 +2021,6 @@
         <w:tc>
           <w:tcPr>
             <w:tcW w:w="10980" w:type="dxa"/>
-            <w:shd w:val="clear" w:color="auto" w:fill="auto"/>
             <w:vAlign w:val="center"/>
           </w:tcPr>
           <w:p>
@@ -2114,21 +2360,76 @@
               </w:rPr>
               <w:t xml:space="preserve">;  </w:t>
             </w:r>
-            <w:hyperlink r:id="rId9" w:history="1">
-              <w:r>
-                <w:rPr>
-                  <w:rStyle w:val="Hyperlink"/>
-                  <w:rFonts w:ascii="Arial" w:hAnsi="Arial" w:cs="Arial"/>
-                  <w:b/>
-                  <w:bCs/>
-                  <w:color w:val="auto"/>
-                  <w:sz w:val="16"/>
-                  <w:szCs w:val="16"/>
-                  <w:lang w:val="ru-RU"/>
-                </w:rPr>
-                <w:t>Архивная ссылка</w:t>
-              </w:r>
-            </w:hyperlink>
+            <w:r>
+              <w:fldChar w:fldCharType="begin"/>
+            </w:r>
+            <w:r>
+              <w:instrText>HYPERLINK</w:instrText>
+            </w:r>
+            <w:r>
+              <w:rPr>
+                <w:lang w:val="ru-RU"/>
+              </w:rPr>
+              <w:instrText xml:space="preserve"> "</w:instrText>
+            </w:r>
+            <w:r>
+              <w:instrText>https</w:instrText>
+            </w:r>
+            <w:r>
+              <w:rPr>
+                <w:lang w:val="ru-RU"/>
+              </w:rPr>
+              <w:instrText>://</w:instrText>
+            </w:r>
+            <w:r>
+              <w:instrText>ru</w:instrText>
+            </w:r>
+            <w:r>
+              <w:rPr>
+                <w:lang w:val="ru-RU"/>
+              </w:rPr>
+              <w:instrText>.</w:instrText>
+            </w:r>
+            <w:r>
+              <w:instrText>openlist</w:instrText>
+            </w:r>
+            <w:r>
+              <w:rPr>
+                <w:lang w:val="ru-RU"/>
+              </w:rPr>
+              <w:instrText>.</w:instrText>
+            </w:r>
+            <w:r>
+              <w:instrText>wiki</w:instrText>
+            </w:r>
+            <w:r>
+              <w:rPr>
+                <w:lang w:val="ru-RU"/>
+              </w:rPr>
+              <w:instrText>/Кремберг_Мария_Эмильевна_(1897)"</w:instrText>
+            </w:r>
+            <w:r>
+              <w:rPr>
+                <w:rFonts w:hint="eastAsia"/>
+              </w:rPr>
+              <w:fldChar w:fldCharType="separate"/>
+            </w:r>
+            <w:r>
+              <w:rPr>
+                <w:rStyle w:val="Hyperlink"/>
+                <w:rFonts w:ascii="Arial" w:hAnsi="Arial" w:cs="Arial"/>
+                <w:b/>
+                <w:bCs/>
+                <w:color w:val="auto"/>
+                <w:sz w:val="16"/>
+                <w:szCs w:val="16"/>
+                <w:lang w:val="ru-RU"/>
+              </w:rPr>
+              <w:t>Архивная ссылка</w:t>
+            </w:r>
+            <w:r>
+              <w:fldChar w:fldCharType="end"/>
+            </w:r>
           </w:p>
         </w:tc>
       </w:tr>
@@ -2136,7 +2437,6 @@
         <w:tc>
           <w:tcPr>
             <w:tcW w:w="10980" w:type="dxa"/>
-            <w:shd w:val="clear" w:color="auto" w:fill="auto"/>
             <w:vAlign w:val="center"/>
           </w:tcPr>
           <w:p>
@@ -2401,21 +2701,76 @@
               </w:rPr>
               <w:t xml:space="preserve">;  </w:t>
             </w:r>
-            <w:hyperlink r:id="rId10" w:history="1">
-              <w:r>
-                <w:rPr>
-                  <w:rStyle w:val="Hyperlink"/>
-                  <w:rFonts w:ascii="Arial" w:hAnsi="Arial" w:cs="Arial"/>
-                  <w:b/>
-                  <w:bCs/>
-                  <w:color w:val="auto"/>
-                  <w:sz w:val="16"/>
-                  <w:szCs w:val="16"/>
-                  <w:lang w:val="ru-RU"/>
-                </w:rPr>
-                <w:t>Архивная ссылка</w:t>
-              </w:r>
-            </w:hyperlink>
+            <w:r>
+              <w:fldChar w:fldCharType="begin"/>
+            </w:r>
+            <w:r>
+              <w:instrText>HYPERLINK</w:instrText>
+            </w:r>
+            <w:r>
+              <w:rPr>
+                <w:lang w:val="ru-RU"/>
+              </w:rPr>
+              <w:instrText xml:space="preserve"> "</w:instrText>
+            </w:r>
+            <w:r>
+              <w:instrText>https</w:instrText>
+            </w:r>
+            <w:r>
+              <w:rPr>
+                <w:lang w:val="ru-RU"/>
+              </w:rPr>
+              <w:instrText>://</w:instrText>
+            </w:r>
+            <w:r>
+              <w:instrText>ru</w:instrText>
+            </w:r>
+            <w:r>
+              <w:rPr>
+                <w:lang w:val="ru-RU"/>
+              </w:rPr>
+              <w:instrText>.</w:instrText>
+            </w:r>
+            <w:r>
+              <w:instrText>openlist</w:instrText>
+            </w:r>
+            <w:r>
+              <w:rPr>
+                <w:lang w:val="ru-RU"/>
+              </w:rPr>
+              <w:instrText>.</w:instrText>
+            </w:r>
+            <w:r>
+              <w:instrText>wiki</w:instrText>
+            </w:r>
+            <w:r>
+              <w:rPr>
+                <w:lang w:val="ru-RU"/>
+              </w:rPr>
+              <w:instrText>/Кузьмина_Ольга_Павловна_(1900)"</w:instrText>
+            </w:r>
+            <w:r>
+              <w:rPr>
+                <w:rFonts w:hint="eastAsia"/>
+              </w:rPr>
+              <w:fldChar w:fldCharType="separate"/>
+            </w:r>
+            <w:r>
+              <w:rPr>
+                <w:rStyle w:val="Hyperlink"/>
+                <w:rFonts w:ascii="Arial" w:hAnsi="Arial" w:cs="Arial"/>
+                <w:b/>
+                <w:bCs/>
+                <w:color w:val="auto"/>
+                <w:sz w:val="16"/>
+                <w:szCs w:val="16"/>
+                <w:lang w:val="ru-RU"/>
+              </w:rPr>
+              <w:t>Архивная ссылка</w:t>
+            </w:r>
+            <w:r>
+              <w:fldChar w:fldCharType="end"/>
+            </w:r>
           </w:p>
         </w:tc>
       </w:tr>
@@ -2423,7 +2778,6 @@
         <w:tc>
           <w:tcPr>
             <w:tcW w:w="10980" w:type="dxa"/>
-            <w:shd w:val="clear" w:color="auto" w:fill="auto"/>
             <w:vAlign w:val="center"/>
           </w:tcPr>
           <w:p>
@@ -2688,21 +3042,76 @@
               </w:rPr>
               <w:t xml:space="preserve">;  </w:t>
             </w:r>
-            <w:hyperlink r:id="rId11" w:history="1">
-              <w:r>
-                <w:rPr>
-                  <w:rStyle w:val="Hyperlink"/>
-                  <w:rFonts w:ascii="Arial" w:hAnsi="Arial" w:cs="Arial"/>
-                  <w:b/>
-                  <w:bCs/>
-                  <w:color w:val="auto"/>
-                  <w:sz w:val="16"/>
-                  <w:szCs w:val="16"/>
-                  <w:lang w:val="ru-RU"/>
-                </w:rPr>
-                <w:t>Архивная ссылка</w:t>
-              </w:r>
-            </w:hyperlink>
+            <w:r>
+              <w:fldChar w:fldCharType="begin"/>
+            </w:r>
+            <w:r>
+              <w:instrText>HYPERLINK</w:instrText>
+            </w:r>
+            <w:r>
+              <w:rPr>
+                <w:lang w:val="ru-RU"/>
+              </w:rPr>
+              <w:instrText xml:space="preserve"> "</w:instrText>
+            </w:r>
+            <w:r>
+              <w:instrText>https</w:instrText>
+            </w:r>
+            <w:r>
+              <w:rPr>
+                <w:lang w:val="ru-RU"/>
+              </w:rPr>
+              <w:instrText>://</w:instrText>
+            </w:r>
+            <w:r>
+              <w:instrText>ru</w:instrText>
+            </w:r>
+            <w:r>
+              <w:rPr>
+                <w:lang w:val="ru-RU"/>
+              </w:rPr>
+              <w:instrText>.</w:instrText>
+            </w:r>
+            <w:r>
+              <w:instrText>openlist</w:instrText>
+            </w:r>
+            <w:r>
+              <w:rPr>
+                <w:lang w:val="ru-RU"/>
+              </w:rPr>
+              <w:instrText>.</w:instrText>
+            </w:r>
+            <w:r>
+              <w:instrText>wiki</w:instrText>
+            </w:r>
+            <w:r>
+              <w:rPr>
+                <w:lang w:val="ru-RU"/>
+              </w:rPr>
+              <w:instrText>/Негазова_Антонина_Владимировна_(1897)"</w:instrText>
+            </w:r>
+            <w:r>
+              <w:rPr>
+                <w:rFonts w:hint="eastAsia"/>
+              </w:rPr>
+              <w:fldChar w:fldCharType="separate"/>
+            </w:r>
+            <w:r>
+              <w:rPr>
+                <w:rStyle w:val="Hyperlink"/>
+                <w:rFonts w:ascii="Arial" w:hAnsi="Arial" w:cs="Arial"/>
+                <w:b/>
+                <w:bCs/>
+                <w:color w:val="auto"/>
+                <w:sz w:val="16"/>
+                <w:szCs w:val="16"/>
+                <w:lang w:val="ru-RU"/>
+              </w:rPr>
+              <w:t>Архивная ссылка</w:t>
+            </w:r>
+            <w:r>
+              <w:fldChar w:fldCharType="end"/>
+            </w:r>
           </w:p>
         </w:tc>
       </w:tr>
@@ -2710,7 +3119,6 @@
         <w:tc>
           <w:tcPr>
             <w:tcW w:w="10980" w:type="dxa"/>
-            <w:shd w:val="clear" w:color="auto" w:fill="auto"/>
             <w:vAlign w:val="center"/>
           </w:tcPr>
           <w:p>
@@ -3043,21 +3451,76 @@
               </w:rPr>
               <w:t xml:space="preserve">;  </w:t>
             </w:r>
-            <w:hyperlink r:id="rId12" w:history="1">
-              <w:r>
-                <w:rPr>
-                  <w:rStyle w:val="Hyperlink"/>
-                  <w:rFonts w:ascii="Arial" w:hAnsi="Arial" w:cs="Arial"/>
-                  <w:b/>
-                  <w:bCs/>
-                  <w:color w:val="auto"/>
-                  <w:sz w:val="16"/>
-                  <w:szCs w:val="16"/>
-                  <w:lang w:val="ru-RU"/>
-                </w:rPr>
-                <w:t>Архивная ссылка</w:t>
-              </w:r>
-            </w:hyperlink>
+            <w:r>
+              <w:fldChar w:fldCharType="begin"/>
+            </w:r>
+            <w:r>
+              <w:instrText>HYPERLINK</w:instrText>
+            </w:r>
+            <w:r>
+              <w:rPr>
+                <w:lang w:val="ru-RU"/>
+              </w:rPr>
+              <w:instrText xml:space="preserve"> "</w:instrText>
+            </w:r>
+            <w:r>
+              <w:instrText>https</w:instrText>
+            </w:r>
+            <w:r>
+              <w:rPr>
+                <w:lang w:val="ru-RU"/>
+              </w:rPr>
+              <w:instrText>://</w:instrText>
+            </w:r>
+            <w:r>
+              <w:instrText>ru</w:instrText>
+            </w:r>
+            <w:r>
+              <w:rPr>
+                <w:lang w:val="ru-RU"/>
+              </w:rPr>
+              <w:instrText>.</w:instrText>
+            </w:r>
+            <w:r>
+              <w:instrText>openlist</w:instrText>
+            </w:r>
+            <w:r>
+              <w:rPr>
+                <w:lang w:val="ru-RU"/>
+              </w:rPr>
+              <w:instrText>.</w:instrText>
+            </w:r>
+            <w:r>
+              <w:instrText>wiki</w:instrText>
+            </w:r>
+            <w:r>
+              <w:rPr>
+                <w:lang w:val="ru-RU"/>
+              </w:rPr>
+              <w:instrText>/Овчинникова_Елена_Степановна_(1904)"</w:instrText>
+            </w:r>
+            <w:r>
+              <w:rPr>
+                <w:rFonts w:hint="eastAsia"/>
+              </w:rPr>
+              <w:fldChar w:fldCharType="separate"/>
+            </w:r>
+            <w:r>
+              <w:rPr>
+                <w:rStyle w:val="Hyperlink"/>
+                <w:rFonts w:ascii="Arial" w:hAnsi="Arial" w:cs="Arial"/>
+                <w:b/>
+                <w:bCs/>
+                <w:color w:val="auto"/>
+                <w:sz w:val="16"/>
+                <w:szCs w:val="16"/>
+                <w:lang w:val="ru-RU"/>
+              </w:rPr>
+              <w:t>Архивная ссылка</w:t>
+            </w:r>
+            <w:r>
+              <w:fldChar w:fldCharType="end"/>
+            </w:r>
           </w:p>
         </w:tc>
       </w:tr>
@@ -3065,7 +3528,6 @@
         <w:tc>
           <w:tcPr>
             <w:tcW w:w="10980" w:type="dxa"/>
-            <w:shd w:val="clear" w:color="auto" w:fill="auto"/>
             <w:vAlign w:val="center"/>
           </w:tcPr>
           <w:p>
@@ -3258,21 +3720,76 @@
               </w:rPr>
               <w:t xml:space="preserve">;  </w:t>
             </w:r>
-            <w:hyperlink r:id="rId13" w:history="1">
-              <w:r>
-                <w:rPr>
-                  <w:rStyle w:val="Hyperlink"/>
-                  <w:rFonts w:ascii="Arial" w:hAnsi="Arial" w:cs="Arial"/>
-                  <w:b/>
-                  <w:bCs/>
-                  <w:color w:val="auto"/>
-                  <w:sz w:val="16"/>
-                  <w:szCs w:val="16"/>
-                  <w:lang w:val="ru-RU"/>
-                </w:rPr>
-                <w:t>Архивная ссылка</w:t>
-              </w:r>
-            </w:hyperlink>
+            <w:r>
+              <w:fldChar w:fldCharType="begin"/>
+            </w:r>
+            <w:r>
+              <w:instrText>HYPERLINK</w:instrText>
+            </w:r>
+            <w:r>
+              <w:rPr>
+                <w:lang w:val="ru-RU"/>
+              </w:rPr>
+              <w:instrText xml:space="preserve"> "</w:instrText>
+            </w:r>
+            <w:r>
+              <w:instrText>https</w:instrText>
+            </w:r>
+            <w:r>
+              <w:rPr>
+                <w:lang w:val="ru-RU"/>
+              </w:rPr>
+              <w:instrText>://</w:instrText>
+            </w:r>
+            <w:r>
+              <w:instrText>ru</w:instrText>
+            </w:r>
+            <w:r>
+              <w:rPr>
+                <w:lang w:val="ru-RU"/>
+              </w:rPr>
+              <w:instrText>.</w:instrText>
+            </w:r>
+            <w:r>
+              <w:instrText>openlist</w:instrText>
+            </w:r>
+            <w:r>
+              <w:rPr>
+                <w:lang w:val="ru-RU"/>
+              </w:rPr>
+              <w:instrText>.</w:instrText>
+            </w:r>
+            <w:r>
+              <w:instrText>wiki</w:instrText>
+            </w:r>
+            <w:r>
+              <w:rPr>
+                <w:lang w:val="ru-RU"/>
+              </w:rPr>
+              <w:instrText>/Пряжевская_Анна_Дорофеевна_(1893)"</w:instrText>
+            </w:r>
+            <w:r>
+              <w:rPr>
+                <w:rFonts w:hint="eastAsia"/>
+              </w:rPr>
+              <w:fldChar w:fldCharType="separate"/>
+            </w:r>
+            <w:r>
+              <w:rPr>
+                <w:rStyle w:val="Hyperlink"/>
+                <w:rFonts w:ascii="Arial" w:hAnsi="Arial" w:cs="Arial"/>
+                <w:b/>
+                <w:bCs/>
+                <w:color w:val="auto"/>
+                <w:sz w:val="16"/>
+                <w:szCs w:val="16"/>
+                <w:lang w:val="ru-RU"/>
+              </w:rPr>
+              <w:t>Архивная ссылка</w:t>
+            </w:r>
+            <w:r>
+              <w:fldChar w:fldCharType="end"/>
+            </w:r>
           </w:p>
         </w:tc>
       </w:tr>
@@ -3280,7 +3797,6 @@
         <w:tc>
           <w:tcPr>
             <w:tcW w:w="10980" w:type="dxa"/>
-            <w:shd w:val="clear" w:color="auto" w:fill="auto"/>
             <w:vAlign w:val="center"/>
           </w:tcPr>
           <w:p>
@@ -3531,7 +4047,7 @@
               </w:rPr>
               <w:t xml:space="preserve">;  </w:t>
             </w:r>
-            <w:hyperlink r:id="rId14" w:history="1">
+            <w:hyperlink r:id="rId6" w:history="1">
               <w:r>
                 <w:rPr>
                   <w:rStyle w:val="Hyperlink"/>
